--- a/3/РБП/АлбахтинИВ_ПР2.docx
+++ b/3/РБП/АлбахтинИВ_ПР2.docx
@@ -247,7 +247,7 @@
                     </wp:inline>
                   </w:drawing>
                 </mc:Choice>
-                <mc:Fallback xmlns:oel="http://schemas.microsoft.com/office/2019/extlst" xmlns:w16du="http://schemas.microsoft.com/office/word/2023/wordml/word16du" xmlns:w16sdtfl="http://schemas.microsoft.com/office/word/2024/wordml/sdtformatlock">
+                <mc:Fallback xmlns:w16sdtfl="http://schemas.microsoft.com/office/word/2024/wordml/sdtformatlock" xmlns:w16du="http://schemas.microsoft.com/office/word/2023/wordml/word16du" xmlns:oel="http://schemas.microsoft.com/office/2019/extlst">
                   <w:pict>
                     <v:line w14:anchorId="00FBA5DF" id="Прямая соединительная линия 2" o:spid="_x0000_s1026" style="flip:y;visibility:visible;mso-wrap-style:square;mso-left-percent:-10001;mso-top-percent:-10001;mso-position-horizontal:absolute;mso-position-horizontal-relative:char;mso-position-vertical:absolute;mso-position-vertical-relative:line;mso-left-percent:-10001;mso-top-percent:-10001" from="0,0" to="441pt,.1pt" o:gfxdata="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" strokeweight="3pt">
                       <v:stroke linestyle="thinThin"/>
@@ -1525,16 +1525,7 @@
           <w:sz w:val="28"/>
           <w:szCs w:val="28"/>
         </w:rPr>
-        <w:t>П</w:t>
-      </w:r>
-      <w:r>
-        <w:rPr>
-          <w:rFonts w:ascii="Times New Roman" w:hAnsi="Times New Roman" w:cs="Times New Roman"/>
-          <w:b/>
-          <w:sz w:val="28"/>
-          <w:szCs w:val="28"/>
-        </w:rPr>
-        <w:t>роцесс «Организация подготовительно-раскройного производства»</w:t>
+        <w:t>Процесс «Организация подготовительно-раскройного производства»</w:t>
       </w:r>
       <w:r>
         <w:rPr>
@@ -1578,7 +1569,6 @@
         <w:widowControl/>
         <w:suppressAutoHyphens w:val="0"/>
         <w:spacing w:line="360" w:lineRule="auto"/>
-        <w:ind w:left="709"/>
         <w:jc w:val="center"/>
         <w:rPr>
           <w:rFonts w:ascii="Times New Roman" w:hAnsi="Times New Roman" w:cs="Times New Roman"/>
@@ -1592,10 +1582,10 @@
           <w:noProof/>
         </w:rPr>
         <w:drawing>
-          <wp:inline distT="0" distB="0" distL="0" distR="0" wp14:anchorId="6F71FF58" wp14:editId="2AA370A3">
-            <wp:extent cx="2274277" cy="7337516"/>
-            <wp:effectExtent l="0" t="0" r="0" b="0"/>
-            <wp:docPr id="20" name="Рисунок 20"/>
+          <wp:inline distT="0" distB="0" distL="0" distR="0" wp14:anchorId="436F2BCE" wp14:editId="2B602D5F">
+            <wp:extent cx="5940425" cy="6945630"/>
+            <wp:effectExtent l="0" t="0" r="3175" b="7620"/>
+            <wp:docPr id="30" name="Рисунок 30"/>
             <wp:cNvGraphicFramePr>
               <a:graphicFrameLocks xmlns:a="http://schemas.openxmlformats.org/drawingml/2006/main" noChangeAspect="1"/>
             </wp:cNvGraphicFramePr>
@@ -1615,7 +1605,7 @@
                   <pic:spPr>
                     <a:xfrm>
                       <a:off x="0" y="0"/>
-                      <a:ext cx="2299219" cy="7417986"/>
+                      <a:ext cx="5940425" cy="6945630"/>
                     </a:xfrm>
                     <a:prstGeom prst="rect">
                       <a:avLst/>
@@ -1633,7 +1623,6 @@
         <w:widowControl/>
         <w:suppressAutoHyphens w:val="0"/>
         <w:spacing w:line="360" w:lineRule="auto"/>
-        <w:ind w:left="709"/>
         <w:jc w:val="center"/>
         <w:rPr>
           <w:rFonts w:ascii="Times New Roman" w:hAnsi="Times New Roman" w:cs="Times New Roman"/>
@@ -1649,25 +1638,61 @@
           <w:sz w:val="28"/>
           <w:szCs w:val="28"/>
         </w:rPr>
-        <w:t xml:space="preserve">Рисунок 1 – Общий вид </w:t>
-      </w:r>
-      <w:r>
-        <w:rPr>
-          <w:rFonts w:ascii="Times New Roman" w:hAnsi="Times New Roman" w:cs="Times New Roman"/>
-          <w:b/>
-          <w:sz w:val="28"/>
-          <w:szCs w:val="28"/>
-        </w:rPr>
-        <w:t>процессно-событийной модели</w:t>
-      </w:r>
-      <w:r>
-        <w:rPr>
-          <w:rFonts w:ascii="Times New Roman" w:hAnsi="Times New Roman" w:cs="Times New Roman"/>
-          <w:b/>
-          <w:sz w:val="28"/>
-          <w:szCs w:val="28"/>
-        </w:rPr>
-        <w:t xml:space="preserve"> по п</w:t>
+        <w:t>Рисунок 1 –</w:t>
+      </w:r>
+      <w:r>
+        <w:rPr>
+          <w:rFonts w:ascii="Times New Roman" w:hAnsi="Times New Roman" w:cs="Times New Roman"/>
+          <w:b/>
+          <w:sz w:val="28"/>
+          <w:szCs w:val="28"/>
+        </w:rPr>
+        <w:t xml:space="preserve"> П</w:t>
+      </w:r>
+      <w:r>
+        <w:rPr>
+          <w:rFonts w:ascii="Times New Roman" w:hAnsi="Times New Roman" w:cs="Times New Roman"/>
+          <w:b/>
+          <w:sz w:val="28"/>
+          <w:szCs w:val="28"/>
+        </w:rPr>
+        <w:t xml:space="preserve">роцессно-событийной </w:t>
+      </w:r>
+      <w:r>
+        <w:rPr>
+          <w:rFonts w:ascii="Times New Roman" w:hAnsi="Times New Roman" w:cs="Times New Roman"/>
+          <w:b/>
+          <w:sz w:val="28"/>
+          <w:szCs w:val="28"/>
+        </w:rPr>
+        <w:t xml:space="preserve">диаграмма </w:t>
+      </w:r>
+      <w:r>
+        <w:rPr>
+          <w:rFonts w:ascii="Times New Roman" w:hAnsi="Times New Roman" w:cs="Times New Roman"/>
+          <w:b/>
+          <w:sz w:val="28"/>
+          <w:szCs w:val="28"/>
+        </w:rPr>
+        <w:t xml:space="preserve">по </w:t>
+      </w:r>
+      <w:r>
+        <w:rPr>
+          <w:rFonts w:ascii="Times New Roman" w:hAnsi="Times New Roman" w:cs="Times New Roman"/>
+          <w:b/>
+          <w:sz w:val="28"/>
+          <w:szCs w:val="28"/>
+        </w:rPr>
+        <w:t>под</w:t>
+      </w:r>
+      <w:r>
+        <w:rPr>
+          <w:rFonts w:ascii="Times New Roman" w:hAnsi="Times New Roman" w:cs="Times New Roman"/>
+          <w:b/>
+          <w:sz w:val="28"/>
+          <w:szCs w:val="28"/>
+        </w:rPr>
+        <w:t>п</w:t>
       </w:r>
       <w:r>
         <w:rPr>
@@ -1694,7 +1719,25 @@
           <w:sz w:val="28"/>
           <w:szCs w:val="28"/>
         </w:rPr>
-        <w:t xml:space="preserve"> «Организация подготовительно-раскройного производства»</w:t>
+        <w:t xml:space="preserve"> «</w:t>
+      </w:r>
+      <w:r>
+        <w:rPr>
+          <w:rFonts w:ascii="Times New Roman" w:hAnsi="Times New Roman" w:cs="Times New Roman"/>
+          <w:b/>
+          <w:sz w:val="28"/>
+          <w:szCs w:val="28"/>
+        </w:rPr>
+        <w:t>Подготовка материалов к раскрою</w:t>
+      </w:r>
+      <w:r>
+        <w:rPr>
+          <w:rFonts w:ascii="Times New Roman" w:hAnsi="Times New Roman" w:cs="Times New Roman"/>
+          <w:b/>
+          <w:sz w:val="28"/>
+          <w:szCs w:val="28"/>
+        </w:rPr>
+        <w:t>»</w:t>
       </w:r>
     </w:p>
     <w:p>
@@ -1717,9 +1760,9 @@
         </w:rPr>
         <w:lastRenderedPageBreak/>
         <w:drawing>
-          <wp:inline distT="0" distB="0" distL="0" distR="0" wp14:anchorId="4D9ABDBC" wp14:editId="6A3CED70">
-            <wp:extent cx="4182537" cy="8628185"/>
-            <wp:effectExtent l="0" t="0" r="8890" b="1905"/>
+          <wp:inline distT="0" distB="0" distL="0" distR="0" wp14:anchorId="5139184A" wp14:editId="62AF76E1">
+            <wp:extent cx="5940425" cy="7198995"/>
+            <wp:effectExtent l="0" t="0" r="3175" b="1905"/>
             <wp:docPr id="1" name="Рисунок 1"/>
             <wp:cNvGraphicFramePr>
               <a:graphicFrameLocks xmlns:a="http://schemas.openxmlformats.org/drawingml/2006/main" noChangeAspect="1"/>
@@ -1731,27 +1774,20 @@
                     <pic:cNvPr id="1" name=""/>
                     <pic:cNvPicPr/>
                   </pic:nvPicPr>
-                  <pic:blipFill rotWithShape="1">
+                  <pic:blipFill>
                     <a:blip r:embed="rId8"/>
-                    <a:srcRect l="9786"/>
-                    <a:stretch/>
+                    <a:stretch>
+                      <a:fillRect/>
+                    </a:stretch>
                   </pic:blipFill>
-                  <pic:spPr bwMode="auto">
+                  <pic:spPr>
                     <a:xfrm>
                       <a:off x="0" y="0"/>
-                      <a:ext cx="4209569" cy="8683949"/>
+                      <a:ext cx="5940425" cy="7198995"/>
                     </a:xfrm>
                     <a:prstGeom prst="rect">
                       <a:avLst/>
                     </a:prstGeom>
-                    <a:ln>
-                      <a:noFill/>
-                    </a:ln>
-                    <a:extLst>
-                      <a:ext uri="{53640926-AAD7-44D8-BBD7-CCE9431645EC}">
-                        <a14:shadowObscured xmlns:a14="http://schemas.microsoft.com/office/drawing/2010/main"/>
-                      </a:ext>
-                    </a:extLst>
                   </pic:spPr>
                 </pic:pic>
               </a:graphicData>
@@ -1765,7 +1801,6 @@
         <w:widowControl/>
         <w:suppressAutoHyphens w:val="0"/>
         <w:spacing w:line="360" w:lineRule="auto"/>
-        <w:ind w:left="709"/>
         <w:jc w:val="center"/>
         <w:rPr>
           <w:rFonts w:ascii="Times New Roman" w:hAnsi="Times New Roman" w:cs="Times New Roman"/>
@@ -1808,16 +1843,43 @@
           <w:sz w:val="28"/>
           <w:szCs w:val="28"/>
         </w:rPr>
-        <w:t xml:space="preserve"> модели</w:t>
-      </w:r>
-      <w:r>
-        <w:rPr>
-          <w:rFonts w:ascii="Times New Roman" w:hAnsi="Times New Roman" w:cs="Times New Roman"/>
-          <w:b/>
-          <w:sz w:val="28"/>
-          <w:szCs w:val="28"/>
-        </w:rPr>
-        <w:t xml:space="preserve"> по п</w:t>
+        <w:t xml:space="preserve"> </w:t>
+      </w:r>
+      <w:r>
+        <w:rPr>
+          <w:rFonts w:ascii="Times New Roman" w:hAnsi="Times New Roman" w:cs="Times New Roman"/>
+          <w:b/>
+          <w:sz w:val="28"/>
+          <w:szCs w:val="28"/>
+        </w:rPr>
+        <w:t xml:space="preserve">диаграмма </w:t>
+      </w:r>
+      <w:r>
+        <w:rPr>
+          <w:rFonts w:ascii="Times New Roman" w:hAnsi="Times New Roman" w:cs="Times New Roman"/>
+          <w:b/>
+          <w:sz w:val="28"/>
+          <w:szCs w:val="28"/>
+        </w:rPr>
+        <w:t xml:space="preserve">по </w:t>
+      </w:r>
+      <w:r>
+        <w:rPr>
+          <w:rFonts w:ascii="Times New Roman" w:hAnsi="Times New Roman" w:cs="Times New Roman"/>
+          <w:b/>
+          <w:sz w:val="28"/>
+          <w:szCs w:val="28"/>
+        </w:rPr>
+        <w:t>под</w:t>
+      </w:r>
+      <w:r>
+        <w:rPr>
+          <w:rFonts w:ascii="Times New Roman" w:hAnsi="Times New Roman" w:cs="Times New Roman"/>
+          <w:b/>
+          <w:sz w:val="28"/>
+          <w:szCs w:val="28"/>
+        </w:rPr>
+        <w:t>п</w:t>
       </w:r>
       <w:r>
         <w:rPr>
@@ -1844,16 +1906,25 @@
           <w:sz w:val="28"/>
           <w:szCs w:val="28"/>
         </w:rPr>
-        <w:t xml:space="preserve"> «Организация подготовительно-раскройного производства»</w:t>
-      </w:r>
-      <w:r>
-        <w:rPr>
-          <w:rFonts w:ascii="Times New Roman" w:hAnsi="Times New Roman" w:cs="Times New Roman"/>
-          <w:b/>
-          <w:sz w:val="28"/>
-          <w:szCs w:val="28"/>
-        </w:rPr>
-        <w:t xml:space="preserve"> часть 1</w:t>
+        <w:t xml:space="preserve"> «</w:t>
+      </w:r>
+      <w:r>
+        <w:rPr>
+          <w:rFonts w:ascii="Times New Roman" w:hAnsi="Times New Roman" w:cs="Times New Roman"/>
+          <w:b/>
+          <w:sz w:val="28"/>
+          <w:szCs w:val="28"/>
+        </w:rPr>
+        <w:t>Формирование настила</w:t>
+      </w:r>
+      <w:r>
+        <w:rPr>
+          <w:rFonts w:ascii="Times New Roman" w:hAnsi="Times New Roman" w:cs="Times New Roman"/>
+          <w:b/>
+          <w:sz w:val="28"/>
+          <w:szCs w:val="28"/>
+        </w:rPr>
+        <w:t>»</w:t>
       </w:r>
     </w:p>
     <w:p>
@@ -1861,7 +1932,6 @@
         <w:widowControl/>
         <w:suppressAutoHyphens w:val="0"/>
         <w:spacing w:line="360" w:lineRule="auto"/>
-        <w:ind w:firstLine="709"/>
         <w:jc w:val="center"/>
         <w:rPr>
           <w:rFonts w:ascii="Times New Roman" w:hAnsi="Times New Roman" w:cs="Times New Roman"/>
@@ -1870,44 +1940,16 @@
           <w:szCs w:val="28"/>
         </w:rPr>
       </w:pPr>
-    </w:p>
-    <w:p>
-      <w:pPr>
-        <w:widowControl/>
-        <w:suppressAutoHyphens w:val="0"/>
-        <w:spacing w:line="360" w:lineRule="auto"/>
-        <w:ind w:firstLine="709"/>
-        <w:jc w:val="center"/>
-        <w:rPr>
-          <w:rFonts w:ascii="Times New Roman" w:hAnsi="Times New Roman" w:cs="Times New Roman"/>
-          <w:b/>
-          <w:sz w:val="28"/>
-          <w:szCs w:val="28"/>
-        </w:rPr>
-      </w:pPr>
-    </w:p>
-    <w:p>
-      <w:pPr>
-        <w:widowControl/>
-        <w:suppressAutoHyphens w:val="0"/>
-        <w:spacing w:line="360" w:lineRule="auto"/>
-        <w:jc w:val="center"/>
-        <w:rPr>
-          <w:rFonts w:ascii="Times New Roman" w:hAnsi="Times New Roman" w:cs="Times New Roman"/>
-          <w:b/>
-          <w:sz w:val="28"/>
-          <w:szCs w:val="28"/>
-        </w:rPr>
-      </w:pPr>
       <w:r>
         <w:rPr>
           <w:noProof/>
         </w:rPr>
+        <w:lastRenderedPageBreak/>
         <w:drawing>
-          <wp:inline distT="0" distB="0" distL="0" distR="0" wp14:anchorId="11F3D9F7" wp14:editId="6FF14744">
-            <wp:extent cx="5900577" cy="7807569"/>
-            <wp:effectExtent l="0" t="0" r="5080" b="3175"/>
-            <wp:docPr id="3" name="Рисунок 3"/>
+          <wp:inline distT="0" distB="0" distL="0" distR="0" wp14:anchorId="0D45F997" wp14:editId="225BB376">
+            <wp:extent cx="5940425" cy="7260590"/>
+            <wp:effectExtent l="0" t="0" r="3175" b="0"/>
+            <wp:docPr id="31" name="Рисунок 31"/>
             <wp:cNvGraphicFramePr>
               <a:graphicFrameLocks xmlns:a="http://schemas.openxmlformats.org/drawingml/2006/main" noChangeAspect="1"/>
             </wp:cNvGraphicFramePr>
@@ -1918,27 +1960,20 @@
                     <pic:cNvPr id="1" name=""/>
                     <pic:cNvPicPr/>
                   </pic:nvPicPr>
-                  <pic:blipFill rotWithShape="1">
+                  <pic:blipFill>
                     <a:blip r:embed="rId9"/>
-                    <a:srcRect l="4341"/>
-                    <a:stretch/>
+                    <a:stretch>
+                      <a:fillRect/>
+                    </a:stretch>
                   </pic:blipFill>
-                  <pic:spPr bwMode="auto">
+                  <pic:spPr>
                     <a:xfrm>
                       <a:off x="0" y="0"/>
-                      <a:ext cx="5922478" cy="7836548"/>
+                      <a:ext cx="5940425" cy="7260590"/>
                     </a:xfrm>
                     <a:prstGeom prst="rect">
                       <a:avLst/>
                     </a:prstGeom>
-                    <a:ln>
-                      <a:noFill/>
-                    </a:ln>
-                    <a:extLst>
-                      <a:ext uri="{53640926-AAD7-44D8-BBD7-CCE9431645EC}">
-                        <a14:shadowObscured xmlns:a14="http://schemas.microsoft.com/office/drawing/2010/main"/>
-                      </a:ext>
-                    </a:extLst>
                   </pic:spPr>
                 </pic:pic>
               </a:graphicData>
@@ -1952,10 +1987,308 @@
         <w:widowControl/>
         <w:suppressAutoHyphens w:val="0"/>
         <w:spacing w:line="360" w:lineRule="auto"/>
-        <w:ind w:left="709"/>
         <w:jc w:val="center"/>
         <w:rPr>
           <w:rFonts w:ascii="Times New Roman" w:hAnsi="Times New Roman" w:cs="Times New Roman"/>
+          <w:b/>
+          <w:sz w:val="28"/>
+          <w:szCs w:val="28"/>
+        </w:rPr>
+      </w:pPr>
+      <w:r>
+        <w:rPr>
+          <w:rFonts w:ascii="Times New Roman" w:hAnsi="Times New Roman" w:cs="Times New Roman"/>
+          <w:b/>
+          <w:sz w:val="28"/>
+          <w:szCs w:val="28"/>
+        </w:rPr>
+        <w:t>Рисунок 3 - П</w:t>
+      </w:r>
+      <w:r>
+        <w:rPr>
+          <w:rFonts w:ascii="Times New Roman" w:hAnsi="Times New Roman" w:cs="Times New Roman"/>
+          <w:b/>
+          <w:sz w:val="28"/>
+          <w:szCs w:val="28"/>
+        </w:rPr>
+        <w:t>роцессно-событийн</w:t>
+      </w:r>
+      <w:r>
+        <w:rPr>
+          <w:rFonts w:ascii="Times New Roman" w:hAnsi="Times New Roman" w:cs="Times New Roman"/>
+          <w:b/>
+          <w:sz w:val="28"/>
+          <w:szCs w:val="28"/>
+        </w:rPr>
+        <w:t>ая</w:t>
+      </w:r>
+      <w:r>
+        <w:rPr>
+          <w:rFonts w:ascii="Times New Roman" w:hAnsi="Times New Roman" w:cs="Times New Roman"/>
+          <w:b/>
+          <w:sz w:val="28"/>
+          <w:szCs w:val="28"/>
+        </w:rPr>
+        <w:t xml:space="preserve"> </w:t>
+      </w:r>
+      <w:r>
+        <w:rPr>
+          <w:rFonts w:ascii="Times New Roman" w:hAnsi="Times New Roman" w:cs="Times New Roman"/>
+          <w:b/>
+          <w:sz w:val="28"/>
+          <w:szCs w:val="28"/>
+        </w:rPr>
+        <w:t xml:space="preserve">диаграмма </w:t>
+      </w:r>
+      <w:r>
+        <w:rPr>
+          <w:rFonts w:ascii="Times New Roman" w:hAnsi="Times New Roman" w:cs="Times New Roman"/>
+          <w:b/>
+          <w:sz w:val="28"/>
+          <w:szCs w:val="28"/>
+        </w:rPr>
+        <w:t>по п</w:t>
+      </w:r>
+      <w:r>
+        <w:rPr>
+          <w:rFonts w:ascii="Times New Roman" w:hAnsi="Times New Roman" w:cs="Times New Roman"/>
+          <w:b/>
+          <w:sz w:val="28"/>
+          <w:szCs w:val="28"/>
+        </w:rPr>
+        <w:t>роцесс</w:t>
+      </w:r>
+      <w:r>
+        <w:rPr>
+          <w:rFonts w:ascii="Times New Roman" w:hAnsi="Times New Roman" w:cs="Times New Roman"/>
+          <w:b/>
+          <w:sz w:val="28"/>
+          <w:szCs w:val="28"/>
+        </w:rPr>
+        <w:t>у</w:t>
+      </w:r>
+      <w:r>
+        <w:rPr>
+          <w:rFonts w:ascii="Times New Roman" w:hAnsi="Times New Roman" w:cs="Times New Roman"/>
+          <w:b/>
+          <w:sz w:val="28"/>
+          <w:szCs w:val="28"/>
+        </w:rPr>
+        <w:t xml:space="preserve"> «</w:t>
+      </w:r>
+      <w:r>
+        <w:rPr>
+          <w:rFonts w:ascii="Times New Roman" w:hAnsi="Times New Roman" w:cs="Times New Roman"/>
+          <w:b/>
+          <w:sz w:val="28"/>
+          <w:szCs w:val="28"/>
+        </w:rPr>
+        <w:t>Раскрой материала</w:t>
+      </w:r>
+      <w:r>
+        <w:rPr>
+          <w:rFonts w:ascii="Times New Roman" w:hAnsi="Times New Roman" w:cs="Times New Roman"/>
+          <w:b/>
+          <w:sz w:val="28"/>
+          <w:szCs w:val="28"/>
+        </w:rPr>
+        <w:t>»</w:t>
+      </w:r>
+    </w:p>
+    <w:p>
+      <w:pPr>
+        <w:widowControl/>
+        <w:suppressAutoHyphens w:val="0"/>
+        <w:spacing w:line="360" w:lineRule="auto"/>
+        <w:jc w:val="center"/>
+        <w:rPr>
+          <w:rFonts w:ascii="Times New Roman" w:hAnsi="Times New Roman" w:cs="Times New Roman"/>
+          <w:b/>
+          <w:sz w:val="28"/>
+          <w:szCs w:val="28"/>
+        </w:rPr>
+      </w:pPr>
+      <w:r>
+        <w:rPr>
+          <w:noProof/>
+        </w:rPr>
+        <w:lastRenderedPageBreak/>
+        <w:drawing>
+          <wp:inline distT="0" distB="0" distL="0" distR="0" wp14:anchorId="0220BA68" wp14:editId="3593D525">
+            <wp:extent cx="5940425" cy="7091045"/>
+            <wp:effectExtent l="0" t="0" r="3175" b="0"/>
+            <wp:docPr id="32" name="Рисунок 32"/>
+            <wp:cNvGraphicFramePr>
+              <a:graphicFrameLocks xmlns:a="http://schemas.openxmlformats.org/drawingml/2006/main" noChangeAspect="1"/>
+            </wp:cNvGraphicFramePr>
+            <a:graphic xmlns:a="http://schemas.openxmlformats.org/drawingml/2006/main">
+              <a:graphicData uri="http://schemas.openxmlformats.org/drawingml/2006/picture">
+                <pic:pic xmlns:pic="http://schemas.openxmlformats.org/drawingml/2006/picture">
+                  <pic:nvPicPr>
+                    <pic:cNvPr id="1" name=""/>
+                    <pic:cNvPicPr/>
+                  </pic:nvPicPr>
+                  <pic:blipFill>
+                    <a:blip r:embed="rId10"/>
+                    <a:stretch>
+                      <a:fillRect/>
+                    </a:stretch>
+                  </pic:blipFill>
+                  <pic:spPr>
+                    <a:xfrm>
+                      <a:off x="0" y="0"/>
+                      <a:ext cx="5940425" cy="7091045"/>
+                    </a:xfrm>
+                    <a:prstGeom prst="rect">
+                      <a:avLst/>
+                    </a:prstGeom>
+                  </pic:spPr>
+                </pic:pic>
+              </a:graphicData>
+            </a:graphic>
+          </wp:inline>
+        </w:drawing>
+      </w:r>
+    </w:p>
+    <w:p>
+      <w:pPr>
+        <w:widowControl/>
+        <w:suppressAutoHyphens w:val="0"/>
+        <w:spacing w:line="360" w:lineRule="auto"/>
+        <w:jc w:val="center"/>
+        <w:rPr>
+          <w:rFonts w:ascii="Times New Roman" w:hAnsi="Times New Roman" w:cs="Times New Roman"/>
+          <w:b/>
+          <w:sz w:val="28"/>
+          <w:szCs w:val="28"/>
+        </w:rPr>
+      </w:pPr>
+      <w:r>
+        <w:rPr>
+          <w:rFonts w:ascii="Times New Roman" w:hAnsi="Times New Roman" w:cs="Times New Roman"/>
+          <w:b/>
+          <w:sz w:val="28"/>
+          <w:szCs w:val="28"/>
+        </w:rPr>
+        <w:t xml:space="preserve">Рисунок </w:t>
+      </w:r>
+      <w:r>
+        <w:rPr>
+          <w:rFonts w:ascii="Times New Roman" w:hAnsi="Times New Roman" w:cs="Times New Roman"/>
+          <w:b/>
+          <w:sz w:val="28"/>
+          <w:szCs w:val="28"/>
+        </w:rPr>
+        <w:t>4</w:t>
+      </w:r>
+      <w:r>
+        <w:rPr>
+          <w:rFonts w:ascii="Times New Roman" w:hAnsi="Times New Roman" w:cs="Times New Roman"/>
+          <w:b/>
+          <w:sz w:val="28"/>
+          <w:szCs w:val="28"/>
+        </w:rPr>
+        <w:t xml:space="preserve"> - П</w:t>
+      </w:r>
+      <w:r>
+        <w:rPr>
+          <w:rFonts w:ascii="Times New Roman" w:hAnsi="Times New Roman" w:cs="Times New Roman"/>
+          <w:b/>
+          <w:sz w:val="28"/>
+          <w:szCs w:val="28"/>
+        </w:rPr>
+        <w:t>роцессно-событийн</w:t>
+      </w:r>
+      <w:r>
+        <w:rPr>
+          <w:rFonts w:ascii="Times New Roman" w:hAnsi="Times New Roman" w:cs="Times New Roman"/>
+          <w:b/>
+          <w:sz w:val="28"/>
+          <w:szCs w:val="28"/>
+        </w:rPr>
+        <w:t>ая</w:t>
+      </w:r>
+      <w:r>
+        <w:rPr>
+          <w:rFonts w:ascii="Times New Roman" w:hAnsi="Times New Roman" w:cs="Times New Roman"/>
+          <w:b/>
+          <w:sz w:val="28"/>
+          <w:szCs w:val="28"/>
+        </w:rPr>
+        <w:t xml:space="preserve"> </w:t>
+      </w:r>
+      <w:r>
+        <w:rPr>
+          <w:rFonts w:ascii="Times New Roman" w:hAnsi="Times New Roman" w:cs="Times New Roman"/>
+          <w:b/>
+          <w:sz w:val="28"/>
+          <w:szCs w:val="28"/>
+        </w:rPr>
+        <w:t xml:space="preserve">диаграмма </w:t>
+      </w:r>
+      <w:r>
+        <w:rPr>
+          <w:rFonts w:ascii="Times New Roman" w:hAnsi="Times New Roman" w:cs="Times New Roman"/>
+          <w:b/>
+          <w:sz w:val="28"/>
+          <w:szCs w:val="28"/>
+        </w:rPr>
+        <w:t>по п</w:t>
+      </w:r>
+      <w:r>
+        <w:rPr>
+          <w:rFonts w:ascii="Times New Roman" w:hAnsi="Times New Roman" w:cs="Times New Roman"/>
+          <w:b/>
+          <w:sz w:val="28"/>
+          <w:szCs w:val="28"/>
+        </w:rPr>
+        <w:t>роцесс</w:t>
+      </w:r>
+      <w:r>
+        <w:rPr>
+          <w:rFonts w:ascii="Times New Roman" w:hAnsi="Times New Roman" w:cs="Times New Roman"/>
+          <w:b/>
+          <w:sz w:val="28"/>
+          <w:szCs w:val="28"/>
+        </w:rPr>
+        <w:t>у</w:t>
+      </w:r>
+      <w:r>
+        <w:rPr>
+          <w:rFonts w:ascii="Times New Roman" w:hAnsi="Times New Roman" w:cs="Times New Roman"/>
+          <w:b/>
+          <w:sz w:val="28"/>
+          <w:szCs w:val="28"/>
+        </w:rPr>
+        <w:t xml:space="preserve"> «</w:t>
+      </w:r>
+      <w:r>
+        <w:rPr>
+          <w:rFonts w:ascii="Times New Roman" w:hAnsi="Times New Roman" w:cs="Times New Roman"/>
+          <w:b/>
+          <w:sz w:val="28"/>
+          <w:szCs w:val="28"/>
+        </w:rPr>
+        <w:t>Проведение контроля качества</w:t>
+      </w:r>
+      <w:r>
+        <w:rPr>
+          <w:rFonts w:ascii="Times New Roman" w:hAnsi="Times New Roman" w:cs="Times New Roman"/>
+          <w:b/>
+          <w:sz w:val="28"/>
+          <w:szCs w:val="28"/>
+        </w:rPr>
+        <w:t>»</w:t>
+      </w:r>
+    </w:p>
+    <w:p>
+      <w:pPr>
+        <w:widowControl/>
+        <w:suppressAutoHyphens w:val="0"/>
+        <w:spacing w:line="360" w:lineRule="auto"/>
+        <w:jc w:val="center"/>
+        <w:rPr>
+          <w:rFonts w:ascii="Times New Roman" w:hAnsi="Times New Roman" w:cs="Times New Roman"/>
           <w:bCs/>
           <w:sz w:val="28"/>
           <w:szCs w:val="28"/>
@@ -1963,6 +2296,61 @@
       </w:pPr>
       <w:r>
         <w:rPr>
+          <w:noProof/>
+        </w:rPr>
+        <w:lastRenderedPageBreak/>
+        <w:drawing>
+          <wp:inline distT="0" distB="0" distL="0" distR="0" wp14:anchorId="4E5315DF" wp14:editId="2D8D2BB7">
+            <wp:extent cx="5940425" cy="6045835"/>
+            <wp:effectExtent l="0" t="0" r="3175" b="0"/>
+            <wp:docPr id="33" name="Рисунок 33"/>
+            <wp:cNvGraphicFramePr>
+              <a:graphicFrameLocks xmlns:a="http://schemas.openxmlformats.org/drawingml/2006/main" noChangeAspect="1"/>
+            </wp:cNvGraphicFramePr>
+            <a:graphic xmlns:a="http://schemas.openxmlformats.org/drawingml/2006/main">
+              <a:graphicData uri="http://schemas.openxmlformats.org/drawingml/2006/picture">
+                <pic:pic xmlns:pic="http://schemas.openxmlformats.org/drawingml/2006/picture">
+                  <pic:nvPicPr>
+                    <pic:cNvPr id="1" name=""/>
+                    <pic:cNvPicPr/>
+                  </pic:nvPicPr>
+                  <pic:blipFill>
+                    <a:blip r:embed="rId11"/>
+                    <a:stretch>
+                      <a:fillRect/>
+                    </a:stretch>
+                  </pic:blipFill>
+                  <pic:spPr>
+                    <a:xfrm>
+                      <a:off x="0" y="0"/>
+                      <a:ext cx="5940425" cy="6045835"/>
+                    </a:xfrm>
+                    <a:prstGeom prst="rect">
+                      <a:avLst/>
+                    </a:prstGeom>
+                  </pic:spPr>
+                </pic:pic>
+              </a:graphicData>
+            </a:graphic>
+          </wp:inline>
+        </w:drawing>
+      </w:r>
+    </w:p>
+    <w:p>
+      <w:pPr>
+        <w:widowControl/>
+        <w:suppressAutoHyphens w:val="0"/>
+        <w:spacing w:line="360" w:lineRule="auto"/>
+        <w:jc w:val="center"/>
+        <w:rPr>
+          <w:rFonts w:ascii="Times New Roman" w:hAnsi="Times New Roman" w:cs="Times New Roman"/>
+          <w:b/>
+          <w:sz w:val="28"/>
+          <w:szCs w:val="28"/>
+        </w:rPr>
+      </w:pPr>
+      <w:r>
+        <w:rPr>
           <w:rFonts w:ascii="Times New Roman" w:hAnsi="Times New Roman" w:cs="Times New Roman"/>
           <w:b/>
           <w:sz w:val="28"/>
@@ -1977,97 +2365,316 @@
           <w:sz w:val="28"/>
           <w:szCs w:val="28"/>
         </w:rPr>
-        <w:t>3</w:t>
-      </w:r>
-      <w:r>
-        <w:rPr>
-          <w:rFonts w:ascii="Times New Roman" w:hAnsi="Times New Roman" w:cs="Times New Roman"/>
-          <w:b/>
-          <w:sz w:val="28"/>
-          <w:szCs w:val="28"/>
-        </w:rPr>
-        <w:t xml:space="preserve"> - П</w:t>
-      </w:r>
-      <w:r>
-        <w:rPr>
-          <w:rFonts w:ascii="Times New Roman" w:hAnsi="Times New Roman" w:cs="Times New Roman"/>
-          <w:b/>
-          <w:sz w:val="28"/>
-          <w:szCs w:val="28"/>
-        </w:rPr>
-        <w:t>роцессно-событийн</w:t>
-      </w:r>
-      <w:r>
-        <w:rPr>
-          <w:rFonts w:ascii="Times New Roman" w:hAnsi="Times New Roman" w:cs="Times New Roman"/>
-          <w:b/>
-          <w:sz w:val="28"/>
-          <w:szCs w:val="28"/>
-        </w:rPr>
-        <w:t>ая</w:t>
-      </w:r>
-      <w:r>
-        <w:rPr>
-          <w:rFonts w:ascii="Times New Roman" w:hAnsi="Times New Roman" w:cs="Times New Roman"/>
-          <w:b/>
-          <w:sz w:val="28"/>
-          <w:szCs w:val="28"/>
-        </w:rPr>
-        <w:t xml:space="preserve"> модели</w:t>
-      </w:r>
-      <w:r>
-        <w:rPr>
-          <w:rFonts w:ascii="Times New Roman" w:hAnsi="Times New Roman" w:cs="Times New Roman"/>
-          <w:b/>
-          <w:sz w:val="28"/>
-          <w:szCs w:val="28"/>
-        </w:rPr>
-        <w:t xml:space="preserve"> по п</w:t>
-      </w:r>
-      <w:r>
-        <w:rPr>
-          <w:rFonts w:ascii="Times New Roman" w:hAnsi="Times New Roman" w:cs="Times New Roman"/>
-          <w:b/>
-          <w:sz w:val="28"/>
-          <w:szCs w:val="28"/>
-        </w:rPr>
-        <w:t>роцесс</w:t>
-      </w:r>
-      <w:r>
-        <w:rPr>
-          <w:rFonts w:ascii="Times New Roman" w:hAnsi="Times New Roman" w:cs="Times New Roman"/>
-          <w:b/>
-          <w:sz w:val="28"/>
-          <w:szCs w:val="28"/>
-        </w:rPr>
-        <w:t>у</w:t>
-      </w:r>
-      <w:r>
-        <w:rPr>
-          <w:rFonts w:ascii="Times New Roman" w:hAnsi="Times New Roman" w:cs="Times New Roman"/>
-          <w:b/>
-          <w:sz w:val="28"/>
-          <w:szCs w:val="28"/>
-        </w:rPr>
-        <w:t xml:space="preserve"> «Организация подготовительно-раскройного производства»</w:t>
-      </w:r>
-      <w:r>
-        <w:rPr>
-          <w:rFonts w:ascii="Times New Roman" w:hAnsi="Times New Roman" w:cs="Times New Roman"/>
-          <w:b/>
-          <w:sz w:val="28"/>
-          <w:szCs w:val="28"/>
-        </w:rPr>
-        <w:t xml:space="preserve"> часть </w:t>
-      </w:r>
-      <w:r>
-        <w:rPr>
-          <w:rFonts w:ascii="Times New Roman" w:hAnsi="Times New Roman" w:cs="Times New Roman"/>
-          <w:b/>
-          <w:sz w:val="28"/>
-          <w:szCs w:val="28"/>
-        </w:rPr>
-        <w:t>2</w:t>
+        <w:t>5</w:t>
+      </w:r>
+      <w:r>
+        <w:rPr>
+          <w:rFonts w:ascii="Times New Roman" w:hAnsi="Times New Roman" w:cs="Times New Roman"/>
+          <w:b/>
+          <w:sz w:val="28"/>
+          <w:szCs w:val="28"/>
+        </w:rPr>
+        <w:t xml:space="preserve"> - Процессно-событийная </w:t>
+      </w:r>
+      <w:r>
+        <w:rPr>
+          <w:rFonts w:ascii="Times New Roman" w:hAnsi="Times New Roman" w:cs="Times New Roman"/>
+          <w:b/>
+          <w:sz w:val="28"/>
+          <w:szCs w:val="28"/>
+        </w:rPr>
+        <w:t xml:space="preserve">диаграмма </w:t>
+      </w:r>
+      <w:r>
+        <w:rPr>
+          <w:rFonts w:ascii="Times New Roman" w:hAnsi="Times New Roman" w:cs="Times New Roman"/>
+          <w:b/>
+          <w:sz w:val="28"/>
+          <w:szCs w:val="28"/>
+        </w:rPr>
+        <w:t>по процессу «</w:t>
+      </w:r>
+      <w:r>
+        <w:rPr>
+          <w:rFonts w:ascii="Times New Roman" w:hAnsi="Times New Roman" w:cs="Times New Roman"/>
+          <w:b/>
+          <w:sz w:val="28"/>
+          <w:szCs w:val="28"/>
+        </w:rPr>
+        <w:t>Сортировка результатов контроля</w:t>
+      </w:r>
+      <w:r>
+        <w:rPr>
+          <w:rFonts w:ascii="Times New Roman" w:hAnsi="Times New Roman" w:cs="Times New Roman"/>
+          <w:b/>
+          <w:sz w:val="28"/>
+          <w:szCs w:val="28"/>
+        </w:rPr>
+        <w:t>»</w:t>
+      </w:r>
+    </w:p>
+    <w:p>
+      <w:pPr>
+        <w:widowControl/>
+        <w:suppressAutoHyphens w:val="0"/>
+        <w:spacing w:line="360" w:lineRule="auto"/>
+        <w:jc w:val="center"/>
+        <w:rPr>
+          <w:rFonts w:ascii="Times New Roman" w:hAnsi="Times New Roman" w:cs="Times New Roman"/>
+          <w:bCs/>
+          <w:sz w:val="28"/>
+          <w:szCs w:val="28"/>
+        </w:rPr>
+      </w:pPr>
+      <w:r>
+        <w:rPr>
+          <w:noProof/>
+        </w:rPr>
+        <w:lastRenderedPageBreak/>
+        <w:drawing>
+          <wp:inline distT="0" distB="0" distL="0" distR="0" wp14:anchorId="42CBABE3" wp14:editId="108E5BB2">
+            <wp:extent cx="5940425" cy="7197725"/>
+            <wp:effectExtent l="0" t="0" r="3175" b="3175"/>
+            <wp:docPr id="34" name="Рисунок 34"/>
+            <wp:cNvGraphicFramePr>
+              <a:graphicFrameLocks xmlns:a="http://schemas.openxmlformats.org/drawingml/2006/main" noChangeAspect="1"/>
+            </wp:cNvGraphicFramePr>
+            <a:graphic xmlns:a="http://schemas.openxmlformats.org/drawingml/2006/main">
+              <a:graphicData uri="http://schemas.openxmlformats.org/drawingml/2006/picture">
+                <pic:pic xmlns:pic="http://schemas.openxmlformats.org/drawingml/2006/picture">
+                  <pic:nvPicPr>
+                    <pic:cNvPr id="1" name=""/>
+                    <pic:cNvPicPr/>
+                  </pic:nvPicPr>
+                  <pic:blipFill>
+                    <a:blip r:embed="rId12"/>
+                    <a:stretch>
+                      <a:fillRect/>
+                    </a:stretch>
+                  </pic:blipFill>
+                  <pic:spPr>
+                    <a:xfrm>
+                      <a:off x="0" y="0"/>
+                      <a:ext cx="5940425" cy="7197725"/>
+                    </a:xfrm>
+                    <a:prstGeom prst="rect">
+                      <a:avLst/>
+                    </a:prstGeom>
+                  </pic:spPr>
+                </pic:pic>
+              </a:graphicData>
+            </a:graphic>
+          </wp:inline>
+        </w:drawing>
+      </w:r>
+    </w:p>
+    <w:p>
+      <w:pPr>
+        <w:widowControl/>
+        <w:suppressAutoHyphens w:val="0"/>
+        <w:spacing w:line="360" w:lineRule="auto"/>
+        <w:jc w:val="center"/>
+        <w:rPr>
+          <w:rFonts w:ascii="Times New Roman" w:hAnsi="Times New Roman" w:cs="Times New Roman"/>
+          <w:b/>
+          <w:sz w:val="28"/>
+          <w:szCs w:val="28"/>
+        </w:rPr>
+      </w:pPr>
+      <w:r>
+        <w:rPr>
+          <w:rFonts w:ascii="Times New Roman" w:hAnsi="Times New Roman" w:cs="Times New Roman"/>
+          <w:b/>
+          <w:sz w:val="28"/>
+          <w:szCs w:val="28"/>
+        </w:rPr>
+        <w:t xml:space="preserve">Рисунок </w:t>
+      </w:r>
+      <w:r>
+        <w:rPr>
+          <w:rFonts w:ascii="Times New Roman" w:hAnsi="Times New Roman" w:cs="Times New Roman"/>
+          <w:b/>
+          <w:sz w:val="28"/>
+          <w:szCs w:val="28"/>
+        </w:rPr>
+        <w:t>6</w:t>
+      </w:r>
+      <w:r>
+        <w:rPr>
+          <w:rFonts w:ascii="Times New Roman" w:hAnsi="Times New Roman" w:cs="Times New Roman"/>
+          <w:b/>
+          <w:sz w:val="28"/>
+          <w:szCs w:val="28"/>
+        </w:rPr>
+        <w:t xml:space="preserve"> - Процессно-событийная </w:t>
+      </w:r>
+      <w:r>
+        <w:rPr>
+          <w:rFonts w:ascii="Times New Roman" w:hAnsi="Times New Roman" w:cs="Times New Roman"/>
+          <w:b/>
+          <w:sz w:val="28"/>
+          <w:szCs w:val="28"/>
+        </w:rPr>
+        <w:t xml:space="preserve">диаграмма </w:t>
+      </w:r>
+      <w:r>
+        <w:rPr>
+          <w:rFonts w:ascii="Times New Roman" w:hAnsi="Times New Roman" w:cs="Times New Roman"/>
+          <w:b/>
+          <w:sz w:val="28"/>
+          <w:szCs w:val="28"/>
+        </w:rPr>
+        <w:t>по процессу «</w:t>
+      </w:r>
+      <w:r>
+        <w:rPr>
+          <w:rFonts w:ascii="Times New Roman" w:hAnsi="Times New Roman" w:cs="Times New Roman"/>
+          <w:b/>
+          <w:sz w:val="28"/>
+          <w:szCs w:val="28"/>
+        </w:rPr>
+        <w:t>Комплектование годных деталей</w:t>
+      </w:r>
+      <w:r>
+        <w:rPr>
+          <w:rFonts w:ascii="Times New Roman" w:hAnsi="Times New Roman" w:cs="Times New Roman"/>
+          <w:b/>
+          <w:sz w:val="28"/>
+          <w:szCs w:val="28"/>
+        </w:rPr>
+        <w:t>»</w:t>
+      </w:r>
+    </w:p>
+    <w:p>
+      <w:pPr>
+        <w:widowControl/>
+        <w:suppressAutoHyphens w:val="0"/>
+        <w:spacing w:line="360" w:lineRule="auto"/>
+        <w:jc w:val="center"/>
+        <w:rPr>
+          <w:rFonts w:ascii="Times New Roman" w:hAnsi="Times New Roman" w:cs="Times New Roman"/>
+          <w:bCs/>
+          <w:sz w:val="28"/>
+          <w:szCs w:val="28"/>
+        </w:rPr>
+      </w:pPr>
+      <w:r>
+        <w:rPr>
+          <w:noProof/>
+        </w:rPr>
+        <w:lastRenderedPageBreak/>
+        <w:drawing>
+          <wp:inline distT="0" distB="0" distL="0" distR="0" wp14:anchorId="01127490" wp14:editId="3810A437">
+            <wp:extent cx="5940425" cy="5423535"/>
+            <wp:effectExtent l="0" t="0" r="3175" b="5715"/>
+            <wp:docPr id="35" name="Рисунок 35"/>
+            <wp:cNvGraphicFramePr>
+              <a:graphicFrameLocks xmlns:a="http://schemas.openxmlformats.org/drawingml/2006/main" noChangeAspect="1"/>
+            </wp:cNvGraphicFramePr>
+            <a:graphic xmlns:a="http://schemas.openxmlformats.org/drawingml/2006/main">
+              <a:graphicData uri="http://schemas.openxmlformats.org/drawingml/2006/picture">
+                <pic:pic xmlns:pic="http://schemas.openxmlformats.org/drawingml/2006/picture">
+                  <pic:nvPicPr>
+                    <pic:cNvPr id="1" name=""/>
+                    <pic:cNvPicPr/>
+                  </pic:nvPicPr>
+                  <pic:blipFill>
+                    <a:blip r:embed="rId13"/>
+                    <a:stretch>
+                      <a:fillRect/>
+                    </a:stretch>
+                  </pic:blipFill>
+                  <pic:spPr>
+                    <a:xfrm>
+                      <a:off x="0" y="0"/>
+                      <a:ext cx="5940425" cy="5423535"/>
+                    </a:xfrm>
+                    <a:prstGeom prst="rect">
+                      <a:avLst/>
+                    </a:prstGeom>
+                  </pic:spPr>
+                </pic:pic>
+              </a:graphicData>
+            </a:graphic>
+          </wp:inline>
+        </w:drawing>
+      </w:r>
+    </w:p>
+    <w:p>
+      <w:pPr>
+        <w:widowControl/>
+        <w:suppressAutoHyphens w:val="0"/>
+        <w:spacing w:line="360" w:lineRule="auto"/>
+        <w:jc w:val="center"/>
+        <w:rPr>
+          <w:rFonts w:ascii="Times New Roman" w:hAnsi="Times New Roman" w:cs="Times New Roman"/>
+          <w:b/>
+          <w:sz w:val="28"/>
+          <w:szCs w:val="28"/>
+        </w:rPr>
+      </w:pPr>
+      <w:r>
+        <w:rPr>
+          <w:rFonts w:ascii="Times New Roman" w:hAnsi="Times New Roman" w:cs="Times New Roman"/>
+          <w:b/>
+          <w:sz w:val="28"/>
+          <w:szCs w:val="28"/>
+        </w:rPr>
+        <w:t xml:space="preserve">Рисунок </w:t>
+      </w:r>
+      <w:r>
+        <w:rPr>
+          <w:rFonts w:ascii="Times New Roman" w:hAnsi="Times New Roman" w:cs="Times New Roman"/>
+          <w:b/>
+          <w:sz w:val="28"/>
+          <w:szCs w:val="28"/>
+        </w:rPr>
+        <w:t>7</w:t>
+      </w:r>
+      <w:r>
+        <w:rPr>
+          <w:rFonts w:ascii="Times New Roman" w:hAnsi="Times New Roman" w:cs="Times New Roman"/>
+          <w:b/>
+          <w:sz w:val="28"/>
+          <w:szCs w:val="28"/>
+        </w:rPr>
+        <w:t xml:space="preserve"> - Процессно-событийная </w:t>
+      </w:r>
+      <w:r>
+        <w:rPr>
+          <w:rFonts w:ascii="Times New Roman" w:hAnsi="Times New Roman" w:cs="Times New Roman"/>
+          <w:b/>
+          <w:sz w:val="28"/>
+          <w:szCs w:val="28"/>
+        </w:rPr>
+        <w:t xml:space="preserve">диаграмма </w:t>
+      </w:r>
+      <w:r>
+        <w:rPr>
+          <w:rFonts w:ascii="Times New Roman" w:hAnsi="Times New Roman" w:cs="Times New Roman"/>
+          <w:b/>
+          <w:sz w:val="28"/>
+          <w:szCs w:val="28"/>
+        </w:rPr>
+        <w:t>по процессу «</w:t>
+      </w:r>
+      <w:r>
+        <w:rPr>
+          <w:rFonts w:ascii="Times New Roman" w:hAnsi="Times New Roman" w:cs="Times New Roman"/>
+          <w:b/>
+          <w:sz w:val="28"/>
+          <w:szCs w:val="28"/>
+        </w:rPr>
+        <w:t>Упаковка и маркировка</w:t>
+      </w:r>
+      <w:r>
+        <w:rPr>
+          <w:rFonts w:ascii="Times New Roman" w:hAnsi="Times New Roman" w:cs="Times New Roman"/>
+          <w:b/>
+          <w:sz w:val="28"/>
+          <w:szCs w:val="28"/>
+        </w:rPr>
+        <w:t>»</w:t>
       </w:r>
     </w:p>
     <w:p>
@@ -2095,17 +2702,7 @@
           <w:sz w:val="28"/>
           <w:szCs w:val="28"/>
         </w:rPr>
-        <w:lastRenderedPageBreak/>
-        <w:t xml:space="preserve">Процесс «Организация подготовительно-раскройного производства» в виде </w:t>
-      </w:r>
-      <w:r>
-        <w:rPr>
-          <w:rFonts w:ascii="Times New Roman" w:hAnsi="Times New Roman" w:cs="Times New Roman"/>
-          <w:b/>
-          <w:sz w:val="28"/>
-          <w:szCs w:val="28"/>
-        </w:rPr>
-        <w:t xml:space="preserve">модели в нотации </w:t>
+        <w:t xml:space="preserve">Процесс «Организация подготовительно-раскройного производства» в виде модели в нотации </w:t>
       </w:r>
       <w:r>
         <w:rPr>
@@ -2140,6 +2737,480 @@
           <w:szCs w:val="28"/>
         </w:rPr>
       </w:pPr>
+    </w:p>
+    <w:p>
+      <w:pPr>
+        <w:widowControl/>
+        <w:suppressAutoHyphens w:val="0"/>
+        <w:spacing w:line="360" w:lineRule="auto"/>
+        <w:ind w:left="709"/>
+        <w:jc w:val="center"/>
+        <w:rPr>
+          <w:rFonts w:ascii="Times New Roman" w:hAnsi="Times New Roman" w:cs="Times New Roman"/>
+          <w:bCs/>
+          <w:sz w:val="28"/>
+          <w:szCs w:val="28"/>
+        </w:rPr>
+      </w:pPr>
+      <w:r>
+        <w:rPr>
+          <w:rFonts w:ascii="Times New Roman" w:hAnsi="Times New Roman" w:cs="Times New Roman"/>
+          <w:b/>
+          <w:sz w:val="28"/>
+          <w:szCs w:val="28"/>
+        </w:rPr>
+        <w:t xml:space="preserve">Рисунок </w:t>
+      </w:r>
+      <w:r>
+        <w:rPr>
+          <w:rFonts w:ascii="Times New Roman" w:hAnsi="Times New Roman" w:cs="Times New Roman"/>
+          <w:b/>
+          <w:sz w:val="28"/>
+          <w:szCs w:val="28"/>
+        </w:rPr>
+        <w:t>8</w:t>
+      </w:r>
+      <w:r>
+        <w:rPr>
+          <w:rFonts w:ascii="Times New Roman" w:hAnsi="Times New Roman" w:cs="Times New Roman"/>
+          <w:b/>
+          <w:sz w:val="28"/>
+          <w:szCs w:val="28"/>
+        </w:rPr>
+        <w:t xml:space="preserve"> – Общий вид диаграммы по п</w:t>
+      </w:r>
+      <w:r>
+        <w:rPr>
+          <w:rFonts w:ascii="Times New Roman" w:hAnsi="Times New Roman" w:cs="Times New Roman"/>
+          <w:b/>
+          <w:sz w:val="28"/>
+          <w:szCs w:val="28"/>
+        </w:rPr>
+        <w:t>роцесс</w:t>
+      </w:r>
+      <w:r>
+        <w:rPr>
+          <w:rFonts w:ascii="Times New Roman" w:hAnsi="Times New Roman" w:cs="Times New Roman"/>
+          <w:b/>
+          <w:sz w:val="28"/>
+          <w:szCs w:val="28"/>
+        </w:rPr>
+        <w:t>у</w:t>
+      </w:r>
+      <w:r>
+        <w:rPr>
+          <w:rFonts w:ascii="Times New Roman" w:hAnsi="Times New Roman" w:cs="Times New Roman"/>
+          <w:b/>
+          <w:sz w:val="28"/>
+          <w:szCs w:val="28"/>
+        </w:rPr>
+        <w:t xml:space="preserve"> «Организация подготовительно-раскройного производства»</w:t>
+      </w:r>
+      <w:r>
+        <w:rPr>
+          <w:rFonts w:ascii="Times New Roman" w:hAnsi="Times New Roman" w:cs="Times New Roman"/>
+          <w:b/>
+          <w:sz w:val="28"/>
+          <w:szCs w:val="28"/>
+        </w:rPr>
+        <w:t xml:space="preserve"> в нотации </w:t>
+      </w:r>
+      <w:r>
+        <w:rPr>
+          <w:rFonts w:ascii="Times New Roman" w:hAnsi="Times New Roman" w:cs="Times New Roman"/>
+          <w:b/>
+          <w:sz w:val="28"/>
+          <w:szCs w:val="28"/>
+          <w:lang w:val="en-US"/>
+        </w:rPr>
+        <w:t>BPMN</w:t>
+      </w:r>
+      <w:r>
+        <w:rPr>
+          <w:rFonts w:ascii="Times New Roman" w:hAnsi="Times New Roman" w:cs="Times New Roman"/>
+          <w:b/>
+          <w:sz w:val="28"/>
+          <w:szCs w:val="28"/>
+        </w:rPr>
+        <w:t xml:space="preserve"> 2.0</w:t>
+      </w:r>
+      <w:r>
+        <w:rPr>
+          <w:rFonts w:ascii="Times New Roman" w:hAnsi="Times New Roman" w:cs="Times New Roman"/>
+          <w:b/>
+          <w:sz w:val="28"/>
+          <w:szCs w:val="28"/>
+        </w:rPr>
+        <w:t xml:space="preserve"> </w:t>
+      </w:r>
+    </w:p>
+    <w:p>
+      <w:pPr>
+        <w:widowControl/>
+        <w:suppressAutoHyphens w:val="0"/>
+        <w:spacing w:line="360" w:lineRule="auto"/>
+        <w:jc w:val="center"/>
+        <w:rPr>
+          <w:rFonts w:ascii="Times New Roman" w:hAnsi="Times New Roman" w:cs="Times New Roman"/>
+          <w:b/>
+          <w:sz w:val="28"/>
+          <w:szCs w:val="28"/>
+        </w:rPr>
+      </w:pPr>
+    </w:p>
+    <w:p>
+      <w:pPr>
+        <w:widowControl/>
+        <w:suppressAutoHyphens w:val="0"/>
+        <w:spacing w:line="360" w:lineRule="auto"/>
+        <w:jc w:val="center"/>
+        <w:rPr>
+          <w:rFonts w:ascii="Times New Roman" w:hAnsi="Times New Roman" w:cs="Times New Roman"/>
+          <w:b/>
+          <w:sz w:val="28"/>
+          <w:szCs w:val="28"/>
+        </w:rPr>
+      </w:pPr>
+      <w:r>
+        <w:rPr>
+          <w:rFonts w:ascii="Times New Roman" w:hAnsi="Times New Roman" w:cs="Times New Roman"/>
+          <w:b/>
+          <w:sz w:val="28"/>
+          <w:szCs w:val="28"/>
+        </w:rPr>
+        <w:t xml:space="preserve">Рисунок </w:t>
+      </w:r>
+      <w:r>
+        <w:rPr>
+          <w:rFonts w:ascii="Times New Roman" w:hAnsi="Times New Roman" w:cs="Times New Roman"/>
+          <w:b/>
+          <w:sz w:val="28"/>
+          <w:szCs w:val="28"/>
+        </w:rPr>
+        <w:t>9</w:t>
+      </w:r>
+      <w:r>
+        <w:rPr>
+          <w:rFonts w:ascii="Times New Roman" w:hAnsi="Times New Roman" w:cs="Times New Roman"/>
+          <w:b/>
+          <w:sz w:val="28"/>
+          <w:szCs w:val="28"/>
+        </w:rPr>
+        <w:t xml:space="preserve"> – Диаграмма по п</w:t>
+      </w:r>
+      <w:r>
+        <w:rPr>
+          <w:rFonts w:ascii="Times New Roman" w:hAnsi="Times New Roman" w:cs="Times New Roman"/>
+          <w:b/>
+          <w:sz w:val="28"/>
+          <w:szCs w:val="28"/>
+        </w:rPr>
+        <w:t>роцесс</w:t>
+      </w:r>
+      <w:r>
+        <w:rPr>
+          <w:rFonts w:ascii="Times New Roman" w:hAnsi="Times New Roman" w:cs="Times New Roman"/>
+          <w:b/>
+          <w:sz w:val="28"/>
+          <w:szCs w:val="28"/>
+        </w:rPr>
+        <w:t>у</w:t>
+      </w:r>
+      <w:r>
+        <w:rPr>
+          <w:rFonts w:ascii="Times New Roman" w:hAnsi="Times New Roman" w:cs="Times New Roman"/>
+          <w:b/>
+          <w:sz w:val="28"/>
+          <w:szCs w:val="28"/>
+        </w:rPr>
+        <w:t xml:space="preserve"> «Организация подготовительно-раскройного производства»</w:t>
+      </w:r>
+      <w:r>
+        <w:rPr>
+          <w:rFonts w:ascii="Times New Roman" w:hAnsi="Times New Roman" w:cs="Times New Roman"/>
+          <w:b/>
+          <w:sz w:val="28"/>
+          <w:szCs w:val="28"/>
+        </w:rPr>
+        <w:t xml:space="preserve"> в нотации </w:t>
+      </w:r>
+      <w:r>
+        <w:rPr>
+          <w:rFonts w:ascii="Times New Roman" w:hAnsi="Times New Roman" w:cs="Times New Roman"/>
+          <w:b/>
+          <w:sz w:val="28"/>
+          <w:szCs w:val="28"/>
+          <w:lang w:val="en-US"/>
+        </w:rPr>
+        <w:t>BPMN</w:t>
+      </w:r>
+      <w:r>
+        <w:rPr>
+          <w:rFonts w:ascii="Times New Roman" w:hAnsi="Times New Roman" w:cs="Times New Roman"/>
+          <w:b/>
+          <w:sz w:val="28"/>
+          <w:szCs w:val="28"/>
+        </w:rPr>
+        <w:t xml:space="preserve"> 2.0</w:t>
+      </w:r>
+      <w:r>
+        <w:rPr>
+          <w:rFonts w:ascii="Times New Roman" w:hAnsi="Times New Roman" w:cs="Times New Roman"/>
+          <w:b/>
+          <w:sz w:val="28"/>
+          <w:szCs w:val="28"/>
+        </w:rPr>
+        <w:t xml:space="preserve"> часть 1</w:t>
+      </w:r>
+    </w:p>
+    <w:p>
+      <w:pPr>
+        <w:widowControl/>
+        <w:suppressAutoHyphens w:val="0"/>
+        <w:spacing w:line="360" w:lineRule="auto"/>
+        <w:jc w:val="center"/>
+        <w:rPr>
+          <w:rFonts w:ascii="Times New Roman" w:hAnsi="Times New Roman" w:cs="Times New Roman"/>
+          <w:bCs/>
+          <w:sz w:val="28"/>
+          <w:szCs w:val="28"/>
+        </w:rPr>
+      </w:pPr>
+    </w:p>
+    <w:p>
+      <w:pPr>
+        <w:widowControl/>
+        <w:suppressAutoHyphens w:val="0"/>
+        <w:spacing w:line="360" w:lineRule="auto"/>
+        <w:jc w:val="center"/>
+        <w:rPr>
+          <w:rFonts w:ascii="Times New Roman" w:hAnsi="Times New Roman" w:cs="Times New Roman"/>
+          <w:b/>
+          <w:sz w:val="28"/>
+          <w:szCs w:val="28"/>
+        </w:rPr>
+      </w:pPr>
+      <w:r>
+        <w:rPr>
+          <w:rFonts w:ascii="Times New Roman" w:hAnsi="Times New Roman" w:cs="Times New Roman"/>
+          <w:b/>
+          <w:sz w:val="28"/>
+          <w:szCs w:val="28"/>
+        </w:rPr>
+        <w:lastRenderedPageBreak/>
+        <w:t xml:space="preserve">Рисунок </w:t>
+      </w:r>
+      <w:r>
+        <w:rPr>
+          <w:rFonts w:ascii="Times New Roman" w:hAnsi="Times New Roman" w:cs="Times New Roman"/>
+          <w:b/>
+          <w:sz w:val="28"/>
+          <w:szCs w:val="28"/>
+        </w:rPr>
+        <w:t>10</w:t>
+      </w:r>
+      <w:r>
+        <w:rPr>
+          <w:rFonts w:ascii="Times New Roman" w:hAnsi="Times New Roman" w:cs="Times New Roman"/>
+          <w:b/>
+          <w:sz w:val="28"/>
+          <w:szCs w:val="28"/>
+        </w:rPr>
+        <w:t xml:space="preserve"> – Диаграмма по п</w:t>
+      </w:r>
+      <w:r>
+        <w:rPr>
+          <w:rFonts w:ascii="Times New Roman" w:hAnsi="Times New Roman" w:cs="Times New Roman"/>
+          <w:b/>
+          <w:sz w:val="28"/>
+          <w:szCs w:val="28"/>
+        </w:rPr>
+        <w:t>роцесс</w:t>
+      </w:r>
+      <w:r>
+        <w:rPr>
+          <w:rFonts w:ascii="Times New Roman" w:hAnsi="Times New Roman" w:cs="Times New Roman"/>
+          <w:b/>
+          <w:sz w:val="28"/>
+          <w:szCs w:val="28"/>
+        </w:rPr>
+        <w:t>у</w:t>
+      </w:r>
+      <w:r>
+        <w:rPr>
+          <w:rFonts w:ascii="Times New Roman" w:hAnsi="Times New Roman" w:cs="Times New Roman"/>
+          <w:b/>
+          <w:sz w:val="28"/>
+          <w:szCs w:val="28"/>
+        </w:rPr>
+        <w:t xml:space="preserve"> «Организация подготовительно-раскройного производства»</w:t>
+      </w:r>
+      <w:r>
+        <w:rPr>
+          <w:rFonts w:ascii="Times New Roman" w:hAnsi="Times New Roman" w:cs="Times New Roman"/>
+          <w:b/>
+          <w:sz w:val="28"/>
+          <w:szCs w:val="28"/>
+        </w:rPr>
+        <w:t xml:space="preserve"> в нотации </w:t>
+      </w:r>
+      <w:r>
+        <w:rPr>
+          <w:rFonts w:ascii="Times New Roman" w:hAnsi="Times New Roman" w:cs="Times New Roman"/>
+          <w:b/>
+          <w:sz w:val="28"/>
+          <w:szCs w:val="28"/>
+          <w:lang w:val="en-US"/>
+        </w:rPr>
+        <w:t>BPMN</w:t>
+      </w:r>
+      <w:r>
+        <w:rPr>
+          <w:rFonts w:ascii="Times New Roman" w:hAnsi="Times New Roman" w:cs="Times New Roman"/>
+          <w:b/>
+          <w:sz w:val="28"/>
+          <w:szCs w:val="28"/>
+        </w:rPr>
+        <w:t xml:space="preserve"> 2.0</w:t>
+      </w:r>
+      <w:r>
+        <w:rPr>
+          <w:rFonts w:ascii="Times New Roman" w:hAnsi="Times New Roman" w:cs="Times New Roman"/>
+          <w:b/>
+          <w:sz w:val="28"/>
+          <w:szCs w:val="28"/>
+        </w:rPr>
+        <w:t xml:space="preserve"> часть 2</w:t>
+      </w:r>
+    </w:p>
+    <w:p>
+      <w:pPr>
+        <w:widowControl/>
+        <w:suppressAutoHyphens w:val="0"/>
+        <w:spacing w:after="160" w:line="259" w:lineRule="auto"/>
+        <w:rPr>
+          <w:rFonts w:ascii="Times New Roman" w:hAnsi="Times New Roman" w:cs="Times New Roman"/>
+          <w:b/>
+          <w:sz w:val="28"/>
+          <w:szCs w:val="28"/>
+        </w:rPr>
+      </w:pPr>
+      <w:r>
+        <w:rPr>
+          <w:rFonts w:ascii="Times New Roman" w:hAnsi="Times New Roman" w:cs="Times New Roman"/>
+          <w:b/>
+          <w:sz w:val="28"/>
+          <w:szCs w:val="28"/>
+        </w:rPr>
+        <w:br w:type="page"/>
+      </w:r>
+    </w:p>
+    <w:p>
+      <w:pPr>
+        <w:widowControl/>
+        <w:suppressAutoHyphens w:val="0"/>
+        <w:spacing w:line="360" w:lineRule="auto"/>
+        <w:ind w:firstLine="709"/>
+        <w:rPr>
+          <w:rFonts w:ascii="Times New Roman" w:hAnsi="Times New Roman" w:cs="Times New Roman"/>
+          <w:b/>
+          <w:sz w:val="28"/>
+          <w:szCs w:val="28"/>
+        </w:rPr>
+      </w:pPr>
+      <w:r>
+        <w:rPr>
+          <w:rFonts w:ascii="Times New Roman" w:hAnsi="Times New Roman" w:cs="Times New Roman"/>
+          <w:b/>
+          <w:sz w:val="28"/>
+          <w:szCs w:val="28"/>
+        </w:rPr>
+        <w:lastRenderedPageBreak/>
+        <w:t>Б) П</w:t>
+      </w:r>
+      <w:r>
+        <w:rPr>
+          <w:rFonts w:ascii="Times New Roman" w:hAnsi="Times New Roman" w:cs="Times New Roman"/>
+          <w:b/>
+          <w:sz w:val="28"/>
+          <w:szCs w:val="28"/>
+        </w:rPr>
+        <w:t>роцесс «Выполнение заказа клиента интернет-магазина»</w:t>
+      </w:r>
+    </w:p>
+    <w:p>
+      <w:pPr>
+        <w:widowControl/>
+        <w:suppressAutoHyphens w:val="0"/>
+        <w:spacing w:line="360" w:lineRule="auto"/>
+        <w:ind w:firstLine="709"/>
+        <w:rPr>
+          <w:rFonts w:ascii="Times New Roman" w:hAnsi="Times New Roman" w:cs="Times New Roman"/>
+          <w:b/>
+          <w:sz w:val="28"/>
+          <w:szCs w:val="28"/>
+        </w:rPr>
+      </w:pPr>
+      <w:r>
+        <w:rPr>
+          <w:rFonts w:ascii="Times New Roman" w:hAnsi="Times New Roman" w:cs="Times New Roman"/>
+          <w:b/>
+          <w:sz w:val="28"/>
+          <w:szCs w:val="28"/>
+        </w:rPr>
+        <w:t>1) В</w:t>
+      </w:r>
+      <w:r>
+        <w:rPr>
+          <w:rFonts w:ascii="Times New Roman" w:hAnsi="Times New Roman" w:cs="Times New Roman"/>
+          <w:b/>
+          <w:sz w:val="28"/>
+          <w:szCs w:val="28"/>
+        </w:rPr>
+        <w:t xml:space="preserve"> виде функциональной диаграммы</w:t>
+      </w:r>
+      <w:r>
+        <w:rPr>
+          <w:rFonts w:ascii="Times New Roman" w:hAnsi="Times New Roman" w:cs="Times New Roman"/>
+          <w:b/>
+          <w:sz w:val="28"/>
+          <w:szCs w:val="28"/>
+        </w:rPr>
+        <w:t xml:space="preserve"> в нотации </w:t>
+      </w:r>
+      <w:r>
+        <w:rPr>
+          <w:rFonts w:ascii="Times New Roman" w:hAnsi="Times New Roman" w:cs="Times New Roman"/>
+          <w:b/>
+          <w:sz w:val="28"/>
+          <w:szCs w:val="28"/>
+          <w:lang w:val="en-US"/>
+        </w:rPr>
+        <w:t>IDEF</w:t>
+      </w:r>
+      <w:r>
+        <w:rPr>
+          <w:rFonts w:ascii="Times New Roman" w:hAnsi="Times New Roman" w:cs="Times New Roman"/>
+          <w:b/>
+          <w:sz w:val="28"/>
+          <w:szCs w:val="28"/>
+        </w:rPr>
+        <w:t>0:</w:t>
+      </w:r>
+    </w:p>
+    <w:p>
+      <w:pPr>
+        <w:widowControl/>
+        <w:suppressAutoHyphens w:val="0"/>
+        <w:spacing w:line="360" w:lineRule="auto"/>
+        <w:jc w:val="center"/>
+        <w:rPr>
+          <w:rFonts w:ascii="Times New Roman" w:hAnsi="Times New Roman" w:cs="Times New Roman"/>
+          <w:b/>
+          <w:sz w:val="28"/>
+          <w:szCs w:val="28"/>
+        </w:rPr>
+      </w:pPr>
       <w:r>
         <w:rPr>
           <w:rFonts w:ascii="Times New Roman" w:hAnsi="Times New Roman" w:cs="Times New Roman"/>
@@ -2149,10 +3220,10 @@
           <w:szCs w:val="28"/>
         </w:rPr>
         <w:drawing>
-          <wp:inline distT="0" distB="0" distL="0" distR="0" wp14:anchorId="355944FF" wp14:editId="3CB8AC20">
-            <wp:extent cx="5925820" cy="1137139"/>
-            <wp:effectExtent l="0" t="0" r="0" b="6350"/>
-            <wp:docPr id="18" name="Рисунок 18"/>
+          <wp:inline distT="0" distB="0" distL="0" distR="0" wp14:anchorId="46B14A1E" wp14:editId="1229F9A4">
+            <wp:extent cx="5925820" cy="4103370"/>
+            <wp:effectExtent l="0" t="0" r="0" b="0"/>
+            <wp:docPr id="4" name="Рисунок 4"/>
             <wp:cNvGraphicFramePr>
               <a:graphicFrameLocks xmlns:a="http://schemas.openxmlformats.org/drawingml/2006/main" noChangeAspect="1"/>
             </wp:cNvGraphicFramePr>
@@ -2160,702 +3231,13 @@
               <a:graphicData uri="http://schemas.openxmlformats.org/drawingml/2006/picture">
                 <pic:pic xmlns:pic="http://schemas.openxmlformats.org/drawingml/2006/picture">
                   <pic:nvPicPr>
-                    <pic:cNvPr id="0" name="Picture 7"/>
-                    <pic:cNvPicPr>
-                      <a:picLocks noChangeAspect="1" noChangeArrowheads="1"/>
-                    </pic:cNvPicPr>
-                  </pic:nvPicPr>
-                  <pic:blipFill rotWithShape="1">
-                    <a:blip r:embed="rId10" cstate="print">
-                      <a:extLst>
-                        <a:ext uri="{28A0092B-C50C-407E-A947-70E740481C1C}">
-                          <a14:useLocalDpi xmlns:a14="http://schemas.microsoft.com/office/drawing/2010/main" val="0"/>
-                        </a:ext>
-                      </a:extLst>
-                    </a:blip>
-                    <a:srcRect b="24503"/>
-                    <a:stretch/>
-                  </pic:blipFill>
-                  <pic:spPr bwMode="auto">
-                    <a:xfrm>
-                      <a:off x="0" y="0"/>
-                      <a:ext cx="5925820" cy="1137139"/>
-                    </a:xfrm>
-                    <a:prstGeom prst="rect">
-                      <a:avLst/>
-                    </a:prstGeom>
-                    <a:noFill/>
-                    <a:ln>
-                      <a:noFill/>
-                    </a:ln>
-                    <a:extLst>
-                      <a:ext uri="{53640926-AAD7-44D8-BBD7-CCE9431645EC}">
-                        <a14:shadowObscured xmlns:a14="http://schemas.microsoft.com/office/drawing/2010/main"/>
-                      </a:ext>
-                    </a:extLst>
-                  </pic:spPr>
-                </pic:pic>
-              </a:graphicData>
-            </a:graphic>
-          </wp:inline>
-        </w:drawing>
-      </w:r>
-    </w:p>
-    <w:p>
-      <w:pPr>
-        <w:widowControl/>
-        <w:suppressAutoHyphens w:val="0"/>
-        <w:spacing w:line="360" w:lineRule="auto"/>
-        <w:ind w:left="709"/>
-        <w:jc w:val="center"/>
-        <w:rPr>
-          <w:rFonts w:ascii="Times New Roman" w:hAnsi="Times New Roman" w:cs="Times New Roman"/>
-          <w:bCs/>
-          <w:sz w:val="28"/>
-          <w:szCs w:val="28"/>
-        </w:rPr>
-      </w:pPr>
-      <w:r>
-        <w:rPr>
-          <w:rFonts w:ascii="Times New Roman" w:hAnsi="Times New Roman" w:cs="Times New Roman"/>
-          <w:b/>
-          <w:sz w:val="28"/>
-          <w:szCs w:val="28"/>
-        </w:rPr>
-        <w:t xml:space="preserve">Рисунок </w:t>
-      </w:r>
-      <w:r>
-        <w:rPr>
-          <w:rFonts w:ascii="Times New Roman" w:hAnsi="Times New Roman" w:cs="Times New Roman"/>
-          <w:b/>
-          <w:sz w:val="28"/>
-          <w:szCs w:val="28"/>
-        </w:rPr>
-        <w:t>4</w:t>
-      </w:r>
-      <w:r>
-        <w:rPr>
-          <w:rFonts w:ascii="Times New Roman" w:hAnsi="Times New Roman" w:cs="Times New Roman"/>
-          <w:b/>
-          <w:sz w:val="28"/>
-          <w:szCs w:val="28"/>
-        </w:rPr>
-        <w:t xml:space="preserve"> </w:t>
-      </w:r>
-      <w:r>
-        <w:rPr>
-          <w:rFonts w:ascii="Times New Roman" w:hAnsi="Times New Roman" w:cs="Times New Roman"/>
-          <w:b/>
-          <w:sz w:val="28"/>
-          <w:szCs w:val="28"/>
-        </w:rPr>
-        <w:t>–</w:t>
-      </w:r>
-      <w:r>
-        <w:rPr>
-          <w:rFonts w:ascii="Times New Roman" w:hAnsi="Times New Roman" w:cs="Times New Roman"/>
-          <w:b/>
-          <w:sz w:val="28"/>
-          <w:szCs w:val="28"/>
-        </w:rPr>
-        <w:t xml:space="preserve"> </w:t>
-      </w:r>
-      <w:r>
-        <w:rPr>
-          <w:rFonts w:ascii="Times New Roman" w:hAnsi="Times New Roman" w:cs="Times New Roman"/>
-          <w:b/>
-          <w:sz w:val="28"/>
-          <w:szCs w:val="28"/>
-        </w:rPr>
-        <w:t>Общий вид диаграммы</w:t>
-      </w:r>
-      <w:r>
-        <w:rPr>
-          <w:rFonts w:ascii="Times New Roman" w:hAnsi="Times New Roman" w:cs="Times New Roman"/>
-          <w:b/>
-          <w:sz w:val="28"/>
-          <w:szCs w:val="28"/>
-        </w:rPr>
-        <w:t xml:space="preserve"> по п</w:t>
-      </w:r>
-      <w:r>
-        <w:rPr>
-          <w:rFonts w:ascii="Times New Roman" w:hAnsi="Times New Roman" w:cs="Times New Roman"/>
-          <w:b/>
-          <w:sz w:val="28"/>
-          <w:szCs w:val="28"/>
-        </w:rPr>
-        <w:t>роцесс</w:t>
-      </w:r>
-      <w:r>
-        <w:rPr>
-          <w:rFonts w:ascii="Times New Roman" w:hAnsi="Times New Roman" w:cs="Times New Roman"/>
-          <w:b/>
-          <w:sz w:val="28"/>
-          <w:szCs w:val="28"/>
-        </w:rPr>
-        <w:t>у</w:t>
-      </w:r>
-      <w:r>
-        <w:rPr>
-          <w:rFonts w:ascii="Times New Roman" w:hAnsi="Times New Roman" w:cs="Times New Roman"/>
-          <w:b/>
-          <w:sz w:val="28"/>
-          <w:szCs w:val="28"/>
-        </w:rPr>
-        <w:t xml:space="preserve"> «Организация подготовительно-раскройного производства»</w:t>
-      </w:r>
-      <w:r>
-        <w:rPr>
-          <w:rFonts w:ascii="Times New Roman" w:hAnsi="Times New Roman" w:cs="Times New Roman"/>
-          <w:b/>
-          <w:sz w:val="28"/>
-          <w:szCs w:val="28"/>
-        </w:rPr>
-        <w:t xml:space="preserve"> в нотации </w:t>
-      </w:r>
-      <w:r>
-        <w:rPr>
-          <w:rFonts w:ascii="Times New Roman" w:hAnsi="Times New Roman" w:cs="Times New Roman"/>
-          <w:b/>
-          <w:sz w:val="28"/>
-          <w:szCs w:val="28"/>
-          <w:lang w:val="en-US"/>
-        </w:rPr>
-        <w:t>BPMN</w:t>
-      </w:r>
-      <w:r>
-        <w:rPr>
-          <w:rFonts w:ascii="Times New Roman" w:hAnsi="Times New Roman" w:cs="Times New Roman"/>
-          <w:b/>
-          <w:sz w:val="28"/>
-          <w:szCs w:val="28"/>
-        </w:rPr>
-        <w:t xml:space="preserve"> 2.0</w:t>
-      </w:r>
-      <w:r>
-        <w:rPr>
-          <w:rFonts w:ascii="Times New Roman" w:hAnsi="Times New Roman" w:cs="Times New Roman"/>
-          <w:b/>
-          <w:sz w:val="28"/>
-          <w:szCs w:val="28"/>
-        </w:rPr>
-        <w:t xml:space="preserve"> </w:t>
-      </w:r>
-    </w:p>
-    <w:p>
-      <w:pPr>
-        <w:widowControl/>
-        <w:suppressAutoHyphens w:val="0"/>
-        <w:spacing w:line="360" w:lineRule="auto"/>
-        <w:jc w:val="center"/>
-        <w:rPr>
-          <w:rFonts w:ascii="Times New Roman" w:hAnsi="Times New Roman" w:cs="Times New Roman"/>
-          <w:b/>
-          <w:sz w:val="28"/>
-          <w:szCs w:val="28"/>
-        </w:rPr>
-      </w:pPr>
-      <w:r>
-        <w:rPr>
-          <w:rFonts w:ascii="Times New Roman" w:hAnsi="Times New Roman" w:cs="Times New Roman"/>
-          <w:b/>
-          <w:noProof/>
-          <w:sz w:val="28"/>
-          <w:szCs w:val="28"/>
-        </w:rPr>
-        <w:drawing>
-          <wp:inline distT="0" distB="0" distL="0" distR="0" wp14:anchorId="33F8277B" wp14:editId="7D6B7C17">
-            <wp:extent cx="5767705" cy="2109897"/>
-            <wp:effectExtent l="0" t="0" r="4445" b="5080"/>
-            <wp:docPr id="17" name="Рисунок 17"/>
-            <wp:cNvGraphicFramePr>
-              <a:graphicFrameLocks xmlns:a="http://schemas.openxmlformats.org/drawingml/2006/main" noChangeAspect="1"/>
-            </wp:cNvGraphicFramePr>
-            <a:graphic xmlns:a="http://schemas.openxmlformats.org/drawingml/2006/main">
-              <a:graphicData uri="http://schemas.openxmlformats.org/drawingml/2006/picture">
-                <pic:pic xmlns:pic="http://schemas.openxmlformats.org/drawingml/2006/picture">
-                  <pic:nvPicPr>
-                    <pic:cNvPr id="0" name="Picture 7"/>
-                    <pic:cNvPicPr>
-                      <a:picLocks noChangeAspect="1" noChangeArrowheads="1"/>
-                    </pic:cNvPicPr>
-                  </pic:nvPicPr>
-                  <pic:blipFill rotWithShape="1">
-                    <a:blip r:embed="rId11" cstate="print">
-                      <a:extLst>
-                        <a:ext uri="{28A0092B-C50C-407E-A947-70E740481C1C}">
-                          <a14:useLocalDpi xmlns:a14="http://schemas.microsoft.com/office/drawing/2010/main" val="0"/>
-                        </a:ext>
-                      </a:extLst>
-                    </a:blip>
-                    <a:srcRect l="676" t="1841" r="48146" b="24504"/>
-                    <a:stretch/>
-                  </pic:blipFill>
-                  <pic:spPr bwMode="auto">
-                    <a:xfrm>
-                      <a:off x="0" y="0"/>
-                      <a:ext cx="5792875" cy="2119104"/>
-                    </a:xfrm>
-                    <a:prstGeom prst="rect">
-                      <a:avLst/>
-                    </a:prstGeom>
-                    <a:noFill/>
-                    <a:ln>
-                      <a:noFill/>
-                    </a:ln>
-                    <a:extLst>
-                      <a:ext uri="{53640926-AAD7-44D8-BBD7-CCE9431645EC}">
-                        <a14:shadowObscured xmlns:a14="http://schemas.microsoft.com/office/drawing/2010/main"/>
-                      </a:ext>
-                    </a:extLst>
-                  </pic:spPr>
-                </pic:pic>
-              </a:graphicData>
-            </a:graphic>
-          </wp:inline>
-        </w:drawing>
-      </w:r>
-    </w:p>
-    <w:p>
-      <w:pPr>
-        <w:widowControl/>
-        <w:suppressAutoHyphens w:val="0"/>
-        <w:spacing w:line="360" w:lineRule="auto"/>
-        <w:jc w:val="center"/>
-        <w:rPr>
-          <w:rFonts w:ascii="Times New Roman" w:hAnsi="Times New Roman" w:cs="Times New Roman"/>
-          <w:b/>
-          <w:sz w:val="28"/>
-          <w:szCs w:val="28"/>
-        </w:rPr>
-      </w:pPr>
-      <w:r>
-        <w:rPr>
-          <w:rFonts w:ascii="Times New Roman" w:hAnsi="Times New Roman" w:cs="Times New Roman"/>
-          <w:b/>
-          <w:sz w:val="28"/>
-          <w:szCs w:val="28"/>
-        </w:rPr>
-        <w:t xml:space="preserve">Рисунок 5 – Диаграмма </w:t>
-      </w:r>
-      <w:r>
-        <w:rPr>
-          <w:rFonts w:ascii="Times New Roman" w:hAnsi="Times New Roman" w:cs="Times New Roman"/>
-          <w:b/>
-          <w:sz w:val="28"/>
-          <w:szCs w:val="28"/>
-        </w:rPr>
-        <w:t>по п</w:t>
-      </w:r>
-      <w:r>
-        <w:rPr>
-          <w:rFonts w:ascii="Times New Roman" w:hAnsi="Times New Roman" w:cs="Times New Roman"/>
-          <w:b/>
-          <w:sz w:val="28"/>
-          <w:szCs w:val="28"/>
-        </w:rPr>
-        <w:t>роцесс</w:t>
-      </w:r>
-      <w:r>
-        <w:rPr>
-          <w:rFonts w:ascii="Times New Roman" w:hAnsi="Times New Roman" w:cs="Times New Roman"/>
-          <w:b/>
-          <w:sz w:val="28"/>
-          <w:szCs w:val="28"/>
-        </w:rPr>
-        <w:t>у</w:t>
-      </w:r>
-      <w:r>
-        <w:rPr>
-          <w:rFonts w:ascii="Times New Roman" w:hAnsi="Times New Roman" w:cs="Times New Roman"/>
-          <w:b/>
-          <w:sz w:val="28"/>
-          <w:szCs w:val="28"/>
-        </w:rPr>
-        <w:t xml:space="preserve"> «Организация подготовительно-раскройного производства»</w:t>
-      </w:r>
-      <w:r>
-        <w:rPr>
-          <w:rFonts w:ascii="Times New Roman" w:hAnsi="Times New Roman" w:cs="Times New Roman"/>
-          <w:b/>
-          <w:sz w:val="28"/>
-          <w:szCs w:val="28"/>
-        </w:rPr>
-        <w:t xml:space="preserve"> в нотации </w:t>
-      </w:r>
-      <w:r>
-        <w:rPr>
-          <w:rFonts w:ascii="Times New Roman" w:hAnsi="Times New Roman" w:cs="Times New Roman"/>
-          <w:b/>
-          <w:sz w:val="28"/>
-          <w:szCs w:val="28"/>
-          <w:lang w:val="en-US"/>
-        </w:rPr>
-        <w:t>BPMN</w:t>
-      </w:r>
-      <w:r>
-        <w:rPr>
-          <w:rFonts w:ascii="Times New Roman" w:hAnsi="Times New Roman" w:cs="Times New Roman"/>
-          <w:b/>
-          <w:sz w:val="28"/>
-          <w:szCs w:val="28"/>
-        </w:rPr>
-        <w:t xml:space="preserve"> 2.0</w:t>
-      </w:r>
-      <w:r>
-        <w:rPr>
-          <w:rFonts w:ascii="Times New Roman" w:hAnsi="Times New Roman" w:cs="Times New Roman"/>
-          <w:b/>
-          <w:sz w:val="28"/>
-          <w:szCs w:val="28"/>
-        </w:rPr>
-        <w:t xml:space="preserve"> часть 1</w:t>
-      </w:r>
-    </w:p>
-    <w:p>
-      <w:pPr>
-        <w:widowControl/>
-        <w:suppressAutoHyphens w:val="0"/>
-        <w:spacing w:line="360" w:lineRule="auto"/>
-        <w:jc w:val="center"/>
-        <w:rPr>
-          <w:rFonts w:ascii="Times New Roman" w:hAnsi="Times New Roman" w:cs="Times New Roman"/>
-          <w:bCs/>
-          <w:sz w:val="28"/>
-          <w:szCs w:val="28"/>
-        </w:rPr>
-      </w:pPr>
-      <w:r>
-        <w:rPr>
-          <w:rFonts w:ascii="Times New Roman" w:hAnsi="Times New Roman" w:cs="Times New Roman"/>
-          <w:b/>
-          <w:noProof/>
-          <w:sz w:val="28"/>
-          <w:szCs w:val="28"/>
-        </w:rPr>
-        <w:drawing>
-          <wp:inline distT="0" distB="0" distL="0" distR="0" wp14:anchorId="293643AF" wp14:editId="49CE7995">
-            <wp:extent cx="5778914" cy="2180493"/>
-            <wp:effectExtent l="0" t="0" r="0" b="0"/>
-            <wp:docPr id="19" name="Рисунок 19"/>
-            <wp:cNvGraphicFramePr>
-              <a:graphicFrameLocks xmlns:a="http://schemas.openxmlformats.org/drawingml/2006/main" noChangeAspect="1"/>
-            </wp:cNvGraphicFramePr>
-            <a:graphic xmlns:a="http://schemas.openxmlformats.org/drawingml/2006/main">
-              <a:graphicData uri="http://schemas.openxmlformats.org/drawingml/2006/picture">
-                <pic:pic xmlns:pic="http://schemas.openxmlformats.org/drawingml/2006/picture">
-                  <pic:nvPicPr>
-                    <pic:cNvPr id="0" name="Picture 7"/>
-                    <pic:cNvPicPr>
-                      <a:picLocks noChangeAspect="1" noChangeArrowheads="1"/>
-                    </pic:cNvPicPr>
-                  </pic:nvPicPr>
-                  <pic:blipFill rotWithShape="1">
-                    <a:blip r:embed="rId11" cstate="print">
-                      <a:extLst>
-                        <a:ext uri="{28A0092B-C50C-407E-A947-70E740481C1C}">
-                          <a14:useLocalDpi xmlns:a14="http://schemas.microsoft.com/office/drawing/2010/main" val="0"/>
-                        </a:ext>
-                      </a:extLst>
-                    </a:blip>
-                    <a:srcRect l="51062" t="2337" r="637" b="25960"/>
-                    <a:stretch/>
-                  </pic:blipFill>
-                  <pic:spPr bwMode="auto">
-                    <a:xfrm>
-                      <a:off x="0" y="0"/>
-                      <a:ext cx="5808565" cy="2191681"/>
-                    </a:xfrm>
-                    <a:prstGeom prst="rect">
-                      <a:avLst/>
-                    </a:prstGeom>
-                    <a:noFill/>
-                    <a:ln>
-                      <a:noFill/>
-                    </a:ln>
-                    <a:extLst>
-                      <a:ext uri="{53640926-AAD7-44D8-BBD7-CCE9431645EC}">
-                        <a14:shadowObscured xmlns:a14="http://schemas.microsoft.com/office/drawing/2010/main"/>
-                      </a:ext>
-                    </a:extLst>
-                  </pic:spPr>
-                </pic:pic>
-              </a:graphicData>
-            </a:graphic>
-          </wp:inline>
-        </w:drawing>
-      </w:r>
-    </w:p>
-    <w:p>
-      <w:pPr>
-        <w:widowControl/>
-        <w:suppressAutoHyphens w:val="0"/>
-        <w:spacing w:line="360" w:lineRule="auto"/>
-        <w:jc w:val="center"/>
-        <w:rPr>
-          <w:rFonts w:ascii="Times New Roman" w:hAnsi="Times New Roman" w:cs="Times New Roman"/>
-          <w:b/>
-          <w:sz w:val="28"/>
-          <w:szCs w:val="28"/>
-        </w:rPr>
-      </w:pPr>
-      <w:r>
-        <w:rPr>
-          <w:rFonts w:ascii="Times New Roman" w:hAnsi="Times New Roman" w:cs="Times New Roman"/>
-          <w:b/>
-          <w:sz w:val="28"/>
-          <w:szCs w:val="28"/>
-        </w:rPr>
-        <w:t xml:space="preserve">Рисунок </w:t>
-      </w:r>
-      <w:r>
-        <w:rPr>
-          <w:rFonts w:ascii="Times New Roman" w:hAnsi="Times New Roman" w:cs="Times New Roman"/>
-          <w:b/>
-          <w:sz w:val="28"/>
-          <w:szCs w:val="28"/>
-        </w:rPr>
-        <w:t>6</w:t>
-      </w:r>
-      <w:r>
-        <w:rPr>
-          <w:rFonts w:ascii="Times New Roman" w:hAnsi="Times New Roman" w:cs="Times New Roman"/>
-          <w:b/>
-          <w:sz w:val="28"/>
-          <w:szCs w:val="28"/>
-        </w:rPr>
-        <w:t xml:space="preserve"> – Диаграмма по п</w:t>
-      </w:r>
-      <w:r>
-        <w:rPr>
-          <w:rFonts w:ascii="Times New Roman" w:hAnsi="Times New Roman" w:cs="Times New Roman"/>
-          <w:b/>
-          <w:sz w:val="28"/>
-          <w:szCs w:val="28"/>
-        </w:rPr>
-        <w:t>роцесс</w:t>
-      </w:r>
-      <w:r>
-        <w:rPr>
-          <w:rFonts w:ascii="Times New Roman" w:hAnsi="Times New Roman" w:cs="Times New Roman"/>
-          <w:b/>
-          <w:sz w:val="28"/>
-          <w:szCs w:val="28"/>
-        </w:rPr>
-        <w:t>у</w:t>
-      </w:r>
-      <w:r>
-        <w:rPr>
-          <w:rFonts w:ascii="Times New Roman" w:hAnsi="Times New Roman" w:cs="Times New Roman"/>
-          <w:b/>
-          <w:sz w:val="28"/>
-          <w:szCs w:val="28"/>
-        </w:rPr>
-        <w:t xml:space="preserve"> «Организация подготовительно-раскройного производства»</w:t>
-      </w:r>
-      <w:r>
-        <w:rPr>
-          <w:rFonts w:ascii="Times New Roman" w:hAnsi="Times New Roman" w:cs="Times New Roman"/>
-          <w:b/>
-          <w:sz w:val="28"/>
-          <w:szCs w:val="28"/>
-        </w:rPr>
-        <w:t xml:space="preserve"> в нотации </w:t>
-      </w:r>
-      <w:r>
-        <w:rPr>
-          <w:rFonts w:ascii="Times New Roman" w:hAnsi="Times New Roman" w:cs="Times New Roman"/>
-          <w:b/>
-          <w:sz w:val="28"/>
-          <w:szCs w:val="28"/>
-          <w:lang w:val="en-US"/>
-        </w:rPr>
-        <w:t>BPMN</w:t>
-      </w:r>
-      <w:r>
-        <w:rPr>
-          <w:rFonts w:ascii="Times New Roman" w:hAnsi="Times New Roman" w:cs="Times New Roman"/>
-          <w:b/>
-          <w:sz w:val="28"/>
-          <w:szCs w:val="28"/>
-        </w:rPr>
-        <w:t xml:space="preserve"> 2.0</w:t>
-      </w:r>
-      <w:r>
-        <w:rPr>
-          <w:rFonts w:ascii="Times New Roman" w:hAnsi="Times New Roman" w:cs="Times New Roman"/>
-          <w:b/>
-          <w:sz w:val="28"/>
-          <w:szCs w:val="28"/>
-        </w:rPr>
-        <w:t xml:space="preserve"> часть </w:t>
-      </w:r>
-      <w:r>
-        <w:rPr>
-          <w:rFonts w:ascii="Times New Roman" w:hAnsi="Times New Roman" w:cs="Times New Roman"/>
-          <w:b/>
-          <w:sz w:val="28"/>
-          <w:szCs w:val="28"/>
-        </w:rPr>
-        <w:t>2</w:t>
-      </w:r>
-    </w:p>
-    <w:p>
-      <w:pPr>
-        <w:widowControl/>
-        <w:suppressAutoHyphens w:val="0"/>
-        <w:spacing w:after="160" w:line="259" w:lineRule="auto"/>
-        <w:rPr>
-          <w:rFonts w:ascii="Times New Roman" w:hAnsi="Times New Roman" w:cs="Times New Roman"/>
-          <w:b/>
-          <w:sz w:val="28"/>
-          <w:szCs w:val="28"/>
-        </w:rPr>
-      </w:pPr>
-      <w:r>
-        <w:rPr>
-          <w:rFonts w:ascii="Times New Roman" w:hAnsi="Times New Roman" w:cs="Times New Roman"/>
-          <w:b/>
-          <w:sz w:val="28"/>
-          <w:szCs w:val="28"/>
-        </w:rPr>
-        <w:br w:type="page"/>
-      </w:r>
-    </w:p>
-    <w:p>
-      <w:pPr>
-        <w:widowControl/>
-        <w:suppressAutoHyphens w:val="0"/>
-        <w:spacing w:line="360" w:lineRule="auto"/>
-        <w:ind w:firstLine="709"/>
-        <w:rPr>
-          <w:rFonts w:ascii="Times New Roman" w:hAnsi="Times New Roman" w:cs="Times New Roman"/>
-          <w:b/>
-          <w:sz w:val="28"/>
-          <w:szCs w:val="28"/>
-        </w:rPr>
-      </w:pPr>
-      <w:r>
-        <w:rPr>
-          <w:rFonts w:ascii="Times New Roman" w:hAnsi="Times New Roman" w:cs="Times New Roman"/>
-          <w:b/>
-          <w:sz w:val="28"/>
-          <w:szCs w:val="28"/>
-        </w:rPr>
-        <w:lastRenderedPageBreak/>
-        <w:t>Б) П</w:t>
-      </w:r>
-      <w:r>
-        <w:rPr>
-          <w:rFonts w:ascii="Times New Roman" w:hAnsi="Times New Roman" w:cs="Times New Roman"/>
-          <w:b/>
-          <w:sz w:val="28"/>
-          <w:szCs w:val="28"/>
-        </w:rPr>
-        <w:t>роцесс «Выполнение заказа клиента интернет-магазина»</w:t>
-      </w:r>
-    </w:p>
-    <w:p>
-      <w:pPr>
-        <w:widowControl/>
-        <w:suppressAutoHyphens w:val="0"/>
-        <w:spacing w:line="360" w:lineRule="auto"/>
-        <w:ind w:firstLine="709"/>
-        <w:rPr>
-          <w:rFonts w:ascii="Times New Roman" w:hAnsi="Times New Roman" w:cs="Times New Roman"/>
-          <w:b/>
-          <w:sz w:val="28"/>
-          <w:szCs w:val="28"/>
-        </w:rPr>
-      </w:pPr>
-      <w:r>
-        <w:rPr>
-          <w:rFonts w:ascii="Times New Roman" w:hAnsi="Times New Roman" w:cs="Times New Roman"/>
-          <w:b/>
-          <w:sz w:val="28"/>
-          <w:szCs w:val="28"/>
-        </w:rPr>
-        <w:t>1) В</w:t>
-      </w:r>
-      <w:r>
-        <w:rPr>
-          <w:rFonts w:ascii="Times New Roman" w:hAnsi="Times New Roman" w:cs="Times New Roman"/>
-          <w:b/>
-          <w:sz w:val="28"/>
-          <w:szCs w:val="28"/>
-        </w:rPr>
-        <w:t xml:space="preserve"> виде функциональной диаграммы</w:t>
-      </w:r>
-      <w:r>
-        <w:rPr>
-          <w:rFonts w:ascii="Times New Roman" w:hAnsi="Times New Roman" w:cs="Times New Roman"/>
-          <w:b/>
-          <w:sz w:val="28"/>
-          <w:szCs w:val="28"/>
-        </w:rPr>
-        <w:t xml:space="preserve"> в нотации </w:t>
-      </w:r>
-      <w:r>
-        <w:rPr>
-          <w:rFonts w:ascii="Times New Roman" w:hAnsi="Times New Roman" w:cs="Times New Roman"/>
-          <w:b/>
-          <w:sz w:val="28"/>
-          <w:szCs w:val="28"/>
-          <w:lang w:val="en-US"/>
-        </w:rPr>
-        <w:t>IDEF</w:t>
-      </w:r>
-      <w:r>
-        <w:rPr>
-          <w:rFonts w:ascii="Times New Roman" w:hAnsi="Times New Roman" w:cs="Times New Roman"/>
-          <w:b/>
-          <w:sz w:val="28"/>
-          <w:szCs w:val="28"/>
-        </w:rPr>
-        <w:t>0:</w:t>
-      </w:r>
-    </w:p>
-    <w:p>
-      <w:pPr>
-        <w:widowControl/>
-        <w:suppressAutoHyphens w:val="0"/>
-        <w:spacing w:line="360" w:lineRule="auto"/>
-        <w:jc w:val="center"/>
-        <w:rPr>
-          <w:rFonts w:ascii="Times New Roman" w:hAnsi="Times New Roman" w:cs="Times New Roman"/>
-          <w:b/>
-          <w:sz w:val="28"/>
-          <w:szCs w:val="28"/>
-        </w:rPr>
-      </w:pPr>
-      <w:r>
-        <w:rPr>
-          <w:rFonts w:ascii="Times New Roman" w:hAnsi="Times New Roman" w:cs="Times New Roman"/>
-          <w:b/>
-          <w:noProof/>
-          <w:sz w:val="28"/>
-          <w:szCs w:val="28"/>
-        </w:rPr>
-        <w:drawing>
-          <wp:inline distT="0" distB="0" distL="0" distR="0" wp14:anchorId="2B5E26D3" wp14:editId="160587B8">
-            <wp:extent cx="5925820" cy="4103370"/>
-            <wp:effectExtent l="0" t="0" r="0" b="0"/>
-            <wp:docPr id="7" name="Рисунок 7"/>
-            <wp:cNvGraphicFramePr>
-              <a:graphicFrameLocks xmlns:a="http://schemas.openxmlformats.org/drawingml/2006/main" noChangeAspect="1"/>
-            </wp:cNvGraphicFramePr>
-            <a:graphic xmlns:a="http://schemas.openxmlformats.org/drawingml/2006/main">
-              <a:graphicData uri="http://schemas.openxmlformats.org/drawingml/2006/picture">
-                <pic:pic xmlns:pic="http://schemas.openxmlformats.org/drawingml/2006/picture">
-                  <pic:nvPicPr>
-                    <pic:cNvPr id="0" name="Picture 2"/>
+                    <pic:cNvPr id="0" name="Picture 1"/>
                     <pic:cNvPicPr>
                       <a:picLocks noChangeAspect="1" noChangeArrowheads="1"/>
                     </pic:cNvPicPr>
                   </pic:nvPicPr>
                   <pic:blipFill>
-                    <a:blip r:embed="rId12" cstate="print">
+                    <a:blip r:embed="rId14" cstate="print">
                       <a:extLst>
                         <a:ext uri="{28A0092B-C50C-407E-A947-70E740481C1C}">
                           <a14:useLocalDpi xmlns:a14="http://schemas.microsoft.com/office/drawing/2010/main" val="0"/>
@@ -2925,25 +3307,7 @@
           <w:sz w:val="28"/>
           <w:szCs w:val="28"/>
         </w:rPr>
-        <w:t xml:space="preserve"> –</w:t>
-      </w:r>
-      <w:r>
-        <w:rPr>
-          <w:rFonts w:ascii="Times New Roman" w:hAnsi="Times New Roman" w:cs="Times New Roman"/>
-          <w:b/>
-          <w:sz w:val="28"/>
-          <w:szCs w:val="28"/>
-        </w:rPr>
-        <w:t>Контекстная д</w:t>
-      </w:r>
-      <w:r>
-        <w:rPr>
-          <w:rFonts w:ascii="Times New Roman" w:hAnsi="Times New Roman" w:cs="Times New Roman"/>
-          <w:b/>
-          <w:sz w:val="28"/>
-          <w:szCs w:val="28"/>
-        </w:rPr>
-        <w:t>иаграмма по процессу «</w:t>
+        <w:t xml:space="preserve"> –Контекстная диаграмма по процессу «</w:t>
       </w:r>
       <w:r>
         <w:rPr>
@@ -3020,10 +3384,10 @@
         </w:rPr>
         <w:lastRenderedPageBreak/>
         <w:drawing>
-          <wp:inline distT="0" distB="0" distL="0" distR="0" wp14:anchorId="11ABE852" wp14:editId="7BD46CE3">
-            <wp:extent cx="5925820" cy="4103370"/>
-            <wp:effectExtent l="0" t="0" r="0" b="0"/>
-            <wp:docPr id="8" name="Рисунок 8"/>
+          <wp:inline distT="0" distB="0" distL="0" distR="0" wp14:anchorId="67C247C0" wp14:editId="75BBF11B">
+            <wp:extent cx="5720862" cy="3961446"/>
+            <wp:effectExtent l="0" t="0" r="0" b="1270"/>
+            <wp:docPr id="5" name="Рисунок 5"/>
             <wp:cNvGraphicFramePr>
               <a:graphicFrameLocks xmlns:a="http://schemas.openxmlformats.org/drawingml/2006/main" noChangeAspect="1"/>
             </wp:cNvGraphicFramePr>
@@ -3031,13 +3395,13 @@
               <a:graphicData uri="http://schemas.openxmlformats.org/drawingml/2006/picture">
                 <pic:pic xmlns:pic="http://schemas.openxmlformats.org/drawingml/2006/picture">
                   <pic:nvPicPr>
-                    <pic:cNvPr id="0" name="Picture 3"/>
+                    <pic:cNvPr id="0" name="Picture 2"/>
                     <pic:cNvPicPr>
                       <a:picLocks noChangeAspect="1" noChangeArrowheads="1"/>
                     </pic:cNvPicPr>
                   </pic:nvPicPr>
                   <pic:blipFill>
-                    <a:blip r:embed="rId13" cstate="print">
+                    <a:blip r:embed="rId15" cstate="print">
                       <a:extLst>
                         <a:ext uri="{28A0092B-C50C-407E-A947-70E740481C1C}">
                           <a14:useLocalDpi xmlns:a14="http://schemas.microsoft.com/office/drawing/2010/main" val="0"/>
@@ -3052,7 +3416,7 @@
                   <pic:spPr bwMode="auto">
                     <a:xfrm>
                       <a:off x="0" y="0"/>
-                      <a:ext cx="5925820" cy="4103370"/>
+                      <a:ext cx="5728102" cy="3966459"/>
                     </a:xfrm>
                     <a:prstGeom prst="rect">
                       <a:avLst/>
@@ -3089,61 +3453,7 @@
           <w:sz w:val="28"/>
           <w:szCs w:val="28"/>
         </w:rPr>
-        <w:t xml:space="preserve">Рисунок </w:t>
-      </w:r>
-      <w:r>
-        <w:rPr>
-          <w:rFonts w:ascii="Times New Roman" w:hAnsi="Times New Roman" w:cs="Times New Roman"/>
-          <w:b/>
-          <w:sz w:val="28"/>
-          <w:szCs w:val="28"/>
-        </w:rPr>
-        <w:t>8</w:t>
-      </w:r>
-      <w:r>
-        <w:rPr>
-          <w:rFonts w:ascii="Times New Roman" w:hAnsi="Times New Roman" w:cs="Times New Roman"/>
-          <w:b/>
-          <w:sz w:val="28"/>
-          <w:szCs w:val="28"/>
-        </w:rPr>
-        <w:t xml:space="preserve"> –</w:t>
-      </w:r>
-      <w:r>
-        <w:rPr>
-          <w:rFonts w:ascii="Times New Roman" w:hAnsi="Times New Roman" w:cs="Times New Roman"/>
-          <w:b/>
-          <w:sz w:val="28"/>
-          <w:szCs w:val="28"/>
-        </w:rPr>
-        <w:t>Декомпозиция</w:t>
-      </w:r>
-      <w:r>
-        <w:rPr>
-          <w:rFonts w:ascii="Times New Roman" w:hAnsi="Times New Roman" w:cs="Times New Roman"/>
-          <w:b/>
-          <w:sz w:val="28"/>
-          <w:szCs w:val="28"/>
-        </w:rPr>
-        <w:t xml:space="preserve"> процесс</w:t>
-      </w:r>
-      <w:r>
-        <w:rPr>
-          <w:rFonts w:ascii="Times New Roman" w:hAnsi="Times New Roman" w:cs="Times New Roman"/>
-          <w:b/>
-          <w:sz w:val="28"/>
-          <w:szCs w:val="28"/>
-        </w:rPr>
-        <w:t xml:space="preserve">а </w:t>
-      </w:r>
-      <w:r>
-        <w:rPr>
-          <w:rFonts w:ascii="Times New Roman" w:hAnsi="Times New Roman" w:cs="Times New Roman"/>
-          <w:b/>
-          <w:sz w:val="28"/>
-          <w:szCs w:val="28"/>
-        </w:rPr>
-        <w:t>«</w:t>
+        <w:t>Рисунок 8 –Декомпозиция процесса «</w:t>
       </w:r>
       <w:r>
         <w:rPr>
@@ -3187,61 +3497,6 @@
       <w:pPr>
         <w:widowControl/>
         <w:suppressAutoHyphens w:val="0"/>
-        <w:spacing w:after="160" w:line="259" w:lineRule="auto"/>
-        <w:rPr>
-          <w:rFonts w:ascii="Times New Roman" w:hAnsi="Times New Roman" w:cs="Times New Roman"/>
-          <w:b/>
-          <w:sz w:val="28"/>
-          <w:szCs w:val="28"/>
-        </w:rPr>
-      </w:pPr>
-      <w:r>
-        <w:rPr>
-          <w:rFonts w:ascii="Times New Roman" w:hAnsi="Times New Roman" w:cs="Times New Roman"/>
-          <w:b/>
-          <w:sz w:val="28"/>
-          <w:szCs w:val="28"/>
-        </w:rPr>
-        <w:br w:type="page"/>
-      </w:r>
-    </w:p>
-    <w:p>
-      <w:pPr>
-        <w:widowControl/>
-        <w:suppressAutoHyphens w:val="0"/>
-        <w:spacing w:line="360" w:lineRule="auto"/>
-        <w:ind w:firstLine="709"/>
-        <w:rPr>
-          <w:rFonts w:ascii="Times New Roman" w:hAnsi="Times New Roman" w:cs="Times New Roman"/>
-          <w:b/>
-          <w:sz w:val="28"/>
-          <w:szCs w:val="28"/>
-        </w:rPr>
-      </w:pPr>
-      <w:r>
-        <w:rPr>
-          <w:rFonts w:ascii="Times New Roman" w:hAnsi="Times New Roman" w:cs="Times New Roman"/>
-          <w:b/>
-          <w:sz w:val="28"/>
-          <w:szCs w:val="28"/>
-        </w:rPr>
-        <w:lastRenderedPageBreak/>
-        <w:t>2) В виде процессно-событийной диаграммы</w:t>
-      </w:r>
-      <w:r>
-        <w:rPr>
-          <w:rFonts w:ascii="Times New Roman" w:hAnsi="Times New Roman" w:cs="Times New Roman"/>
-          <w:b/>
-          <w:sz w:val="28"/>
-          <w:szCs w:val="28"/>
-        </w:rPr>
-        <w:t>:</w:t>
-      </w:r>
-    </w:p>
-    <w:p>
-      <w:pPr>
-        <w:widowControl/>
-        <w:suppressAutoHyphens w:val="0"/>
         <w:spacing w:line="360" w:lineRule="auto"/>
         <w:jc w:val="center"/>
         <w:rPr>
@@ -3253,664 +3508,17 @@
       </w:pPr>
       <w:r>
         <w:rPr>
+          <w:rFonts w:ascii="Times New Roman" w:hAnsi="Times New Roman" w:cs="Times New Roman"/>
+          <w:b/>
           <w:noProof/>
+          <w:sz w:val="28"/>
+          <w:szCs w:val="28"/>
         </w:rPr>
         <w:drawing>
-          <wp:inline distT="0" distB="0" distL="0" distR="0" wp14:anchorId="07005D3D" wp14:editId="6D0462C0">
-            <wp:extent cx="5044614" cy="8311662"/>
-            <wp:effectExtent l="0" t="0" r="3810" b="0"/>
-            <wp:docPr id="11" name="Рисунок 11"/>
-            <wp:cNvGraphicFramePr>
-              <a:graphicFrameLocks xmlns:a="http://schemas.openxmlformats.org/drawingml/2006/main" noChangeAspect="1"/>
-            </wp:cNvGraphicFramePr>
-            <a:graphic xmlns:a="http://schemas.openxmlformats.org/drawingml/2006/main">
-              <a:graphicData uri="http://schemas.openxmlformats.org/drawingml/2006/picture">
-                <pic:pic xmlns:pic="http://schemas.openxmlformats.org/drawingml/2006/picture">
-                  <pic:nvPicPr>
-                    <pic:cNvPr id="1" name=""/>
-                    <pic:cNvPicPr/>
-                  </pic:nvPicPr>
-                  <pic:blipFill>
-                    <a:blip r:embed="rId14"/>
-                    <a:stretch>
-                      <a:fillRect/>
-                    </a:stretch>
-                  </pic:blipFill>
-                  <pic:spPr>
-                    <a:xfrm>
-                      <a:off x="0" y="0"/>
-                      <a:ext cx="5064626" cy="8344634"/>
-                    </a:xfrm>
-                    <a:prstGeom prst="rect">
-                      <a:avLst/>
-                    </a:prstGeom>
-                  </pic:spPr>
-                </pic:pic>
-              </a:graphicData>
-            </a:graphic>
-          </wp:inline>
-        </w:drawing>
-      </w:r>
-    </w:p>
-    <w:p>
-      <w:pPr>
-        <w:widowControl/>
-        <w:suppressAutoHyphens w:val="0"/>
-        <w:spacing w:line="360" w:lineRule="auto"/>
-        <w:jc w:val="center"/>
-        <w:rPr>
-          <w:rFonts w:ascii="Times New Roman" w:hAnsi="Times New Roman" w:cs="Times New Roman"/>
-          <w:b/>
-          <w:sz w:val="28"/>
-          <w:szCs w:val="28"/>
-        </w:rPr>
-      </w:pPr>
-      <w:r>
-        <w:rPr>
-          <w:rFonts w:ascii="Times New Roman" w:hAnsi="Times New Roman" w:cs="Times New Roman"/>
-          <w:b/>
-          <w:sz w:val="28"/>
-          <w:szCs w:val="28"/>
-        </w:rPr>
-        <w:t xml:space="preserve">Рисунок </w:t>
-      </w:r>
-      <w:r>
-        <w:rPr>
-          <w:rFonts w:ascii="Times New Roman" w:hAnsi="Times New Roman" w:cs="Times New Roman"/>
-          <w:b/>
-          <w:sz w:val="28"/>
-          <w:szCs w:val="28"/>
-        </w:rPr>
-        <w:t>9</w:t>
-      </w:r>
-      <w:r>
-        <w:rPr>
-          <w:rFonts w:ascii="Times New Roman" w:hAnsi="Times New Roman" w:cs="Times New Roman"/>
-          <w:b/>
-          <w:sz w:val="28"/>
-          <w:szCs w:val="28"/>
-        </w:rPr>
-        <w:t xml:space="preserve"> –</w:t>
-      </w:r>
-      <w:r>
-        <w:rPr>
-          <w:rFonts w:ascii="Times New Roman" w:hAnsi="Times New Roman" w:cs="Times New Roman"/>
-          <w:b/>
-          <w:sz w:val="28"/>
-          <w:szCs w:val="28"/>
-        </w:rPr>
-        <w:t xml:space="preserve"> </w:t>
-      </w:r>
-      <w:r>
-        <w:rPr>
-          <w:rFonts w:ascii="Times New Roman" w:hAnsi="Times New Roman" w:cs="Times New Roman"/>
-          <w:b/>
-          <w:sz w:val="28"/>
-          <w:szCs w:val="28"/>
-        </w:rPr>
-        <w:t xml:space="preserve">Общий вид процессно-событийной диаграммы </w:t>
-      </w:r>
-      <w:r>
-        <w:rPr>
-          <w:rFonts w:ascii="Times New Roman" w:hAnsi="Times New Roman" w:cs="Times New Roman"/>
-          <w:b/>
-          <w:sz w:val="28"/>
-          <w:szCs w:val="28"/>
-        </w:rPr>
-        <w:t>процесса «</w:t>
-      </w:r>
-      <w:r>
-        <w:rPr>
-          <w:rFonts w:ascii="Times New Roman" w:hAnsi="Times New Roman" w:cs="Times New Roman"/>
-          <w:b/>
-          <w:sz w:val="28"/>
-          <w:szCs w:val="28"/>
-        </w:rPr>
-        <w:t>Выполнение заказа клиента интернет-магазина</w:t>
-      </w:r>
-      <w:r>
-        <w:rPr>
-          <w:rFonts w:ascii="Times New Roman" w:hAnsi="Times New Roman" w:cs="Times New Roman"/>
-          <w:b/>
-          <w:sz w:val="28"/>
-          <w:szCs w:val="28"/>
-        </w:rPr>
-        <w:t>»</w:t>
-      </w:r>
-    </w:p>
-    <w:p>
-      <w:pPr>
-        <w:widowControl/>
-        <w:suppressAutoHyphens w:val="0"/>
-        <w:spacing w:line="360" w:lineRule="auto"/>
-        <w:jc w:val="center"/>
-        <w:rPr>
-          <w:rFonts w:ascii="Times New Roman" w:hAnsi="Times New Roman" w:cs="Times New Roman"/>
-          <w:b/>
-          <w:sz w:val="28"/>
-          <w:szCs w:val="28"/>
-        </w:rPr>
-      </w:pPr>
-    </w:p>
-    <w:p>
-      <w:pPr>
-        <w:widowControl/>
-        <w:suppressAutoHyphens w:val="0"/>
-        <w:spacing w:line="360" w:lineRule="auto"/>
-        <w:jc w:val="center"/>
-        <w:rPr>
-          <w:rFonts w:ascii="Times New Roman" w:hAnsi="Times New Roman" w:cs="Times New Roman"/>
-          <w:b/>
-          <w:sz w:val="28"/>
-          <w:szCs w:val="28"/>
-        </w:rPr>
-      </w:pPr>
-    </w:p>
-    <w:p>
-      <w:pPr>
-        <w:widowControl/>
-        <w:suppressAutoHyphens w:val="0"/>
-        <w:spacing w:line="360" w:lineRule="auto"/>
-        <w:jc w:val="center"/>
-        <w:rPr>
-          <w:rFonts w:ascii="Times New Roman" w:hAnsi="Times New Roman" w:cs="Times New Roman"/>
-          <w:b/>
-          <w:sz w:val="28"/>
-          <w:szCs w:val="28"/>
-        </w:rPr>
-      </w:pPr>
-      <w:r>
-        <w:rPr>
-          <w:noProof/>
-        </w:rPr>
-        <w:drawing>
-          <wp:inline distT="0" distB="0" distL="0" distR="0" wp14:anchorId="67BB81D0" wp14:editId="5F610012">
-            <wp:extent cx="5940425" cy="7017385"/>
+          <wp:inline distT="0" distB="0" distL="0" distR="0" wp14:anchorId="5F0D4E95" wp14:editId="2F986F70">
+            <wp:extent cx="5673969" cy="3928974"/>
             <wp:effectExtent l="0" t="0" r="3175" b="0"/>
-            <wp:docPr id="9" name="Рисунок 9"/>
-            <wp:cNvGraphicFramePr>
-              <a:graphicFrameLocks xmlns:a="http://schemas.openxmlformats.org/drawingml/2006/main" noChangeAspect="1"/>
-            </wp:cNvGraphicFramePr>
-            <a:graphic xmlns:a="http://schemas.openxmlformats.org/drawingml/2006/main">
-              <a:graphicData uri="http://schemas.openxmlformats.org/drawingml/2006/picture">
-                <pic:pic xmlns:pic="http://schemas.openxmlformats.org/drawingml/2006/picture">
-                  <pic:nvPicPr>
-                    <pic:cNvPr id="1" name=""/>
-                    <pic:cNvPicPr/>
-                  </pic:nvPicPr>
-                  <pic:blipFill>
-                    <a:blip r:embed="rId15"/>
-                    <a:stretch>
-                      <a:fillRect/>
-                    </a:stretch>
-                  </pic:blipFill>
-                  <pic:spPr>
-                    <a:xfrm>
-                      <a:off x="0" y="0"/>
-                      <a:ext cx="5940425" cy="7017385"/>
-                    </a:xfrm>
-                    <a:prstGeom prst="rect">
-                      <a:avLst/>
-                    </a:prstGeom>
-                  </pic:spPr>
-                </pic:pic>
-              </a:graphicData>
-            </a:graphic>
-          </wp:inline>
-        </w:drawing>
-      </w:r>
-    </w:p>
-    <w:p>
-      <w:pPr>
-        <w:widowControl/>
-        <w:suppressAutoHyphens w:val="0"/>
-        <w:spacing w:line="360" w:lineRule="auto"/>
-        <w:jc w:val="center"/>
-        <w:rPr>
-          <w:rFonts w:ascii="Times New Roman" w:hAnsi="Times New Roman" w:cs="Times New Roman"/>
-          <w:b/>
-          <w:sz w:val="28"/>
-          <w:szCs w:val="28"/>
-        </w:rPr>
-      </w:pPr>
-    </w:p>
-    <w:p>
-      <w:pPr>
-        <w:widowControl/>
-        <w:suppressAutoHyphens w:val="0"/>
-        <w:spacing w:line="360" w:lineRule="auto"/>
-        <w:jc w:val="center"/>
-        <w:rPr>
-          <w:rFonts w:ascii="Times New Roman" w:hAnsi="Times New Roman" w:cs="Times New Roman"/>
-          <w:b/>
-          <w:sz w:val="28"/>
-          <w:szCs w:val="28"/>
-        </w:rPr>
-      </w:pPr>
-      <w:r>
-        <w:rPr>
-          <w:rFonts w:ascii="Times New Roman" w:hAnsi="Times New Roman" w:cs="Times New Roman"/>
-          <w:b/>
-          <w:sz w:val="28"/>
-          <w:szCs w:val="28"/>
-        </w:rPr>
-        <w:t xml:space="preserve">Рисунок </w:t>
-      </w:r>
-      <w:r>
-        <w:rPr>
-          <w:rFonts w:ascii="Times New Roman" w:hAnsi="Times New Roman" w:cs="Times New Roman"/>
-          <w:b/>
-          <w:sz w:val="28"/>
-          <w:szCs w:val="28"/>
-        </w:rPr>
-        <w:t>10</w:t>
-      </w:r>
-      <w:r>
-        <w:rPr>
-          <w:rFonts w:ascii="Times New Roman" w:hAnsi="Times New Roman" w:cs="Times New Roman"/>
-          <w:b/>
-          <w:sz w:val="28"/>
-          <w:szCs w:val="28"/>
-        </w:rPr>
-        <w:t xml:space="preserve"> –</w:t>
-      </w:r>
-      <w:r>
-        <w:rPr>
-          <w:rFonts w:ascii="Times New Roman" w:hAnsi="Times New Roman" w:cs="Times New Roman"/>
-          <w:b/>
-          <w:sz w:val="28"/>
-          <w:szCs w:val="28"/>
-        </w:rPr>
-        <w:t xml:space="preserve"> П</w:t>
-      </w:r>
-      <w:r>
-        <w:rPr>
-          <w:rFonts w:ascii="Times New Roman" w:hAnsi="Times New Roman" w:cs="Times New Roman"/>
-          <w:b/>
-          <w:sz w:val="28"/>
-          <w:szCs w:val="28"/>
-        </w:rPr>
-        <w:t>роцессно-событийн</w:t>
-      </w:r>
-      <w:r>
-        <w:rPr>
-          <w:rFonts w:ascii="Times New Roman" w:hAnsi="Times New Roman" w:cs="Times New Roman"/>
-          <w:b/>
-          <w:sz w:val="28"/>
-          <w:szCs w:val="28"/>
-        </w:rPr>
-        <w:t>ая</w:t>
-      </w:r>
-      <w:r>
-        <w:rPr>
-          <w:rFonts w:ascii="Times New Roman" w:hAnsi="Times New Roman" w:cs="Times New Roman"/>
-          <w:b/>
-          <w:sz w:val="28"/>
-          <w:szCs w:val="28"/>
-        </w:rPr>
-        <w:t xml:space="preserve"> диаграмм</w:t>
-      </w:r>
-      <w:r>
-        <w:rPr>
-          <w:rFonts w:ascii="Times New Roman" w:hAnsi="Times New Roman" w:cs="Times New Roman"/>
-          <w:b/>
-          <w:sz w:val="28"/>
-          <w:szCs w:val="28"/>
-        </w:rPr>
-        <w:t>а</w:t>
-      </w:r>
-      <w:r>
-        <w:rPr>
-          <w:rFonts w:ascii="Times New Roman" w:hAnsi="Times New Roman" w:cs="Times New Roman"/>
-          <w:b/>
-          <w:sz w:val="28"/>
-          <w:szCs w:val="28"/>
-        </w:rPr>
-        <w:t xml:space="preserve"> процесса «</w:t>
-      </w:r>
-      <w:r>
-        <w:rPr>
-          <w:rFonts w:ascii="Times New Roman" w:hAnsi="Times New Roman" w:cs="Times New Roman"/>
-          <w:b/>
-          <w:sz w:val="28"/>
-          <w:szCs w:val="28"/>
-        </w:rPr>
-        <w:t>Выполнение заказа клиента интернет-магазина</w:t>
-      </w:r>
-      <w:r>
-        <w:rPr>
-          <w:rFonts w:ascii="Times New Roman" w:hAnsi="Times New Roman" w:cs="Times New Roman"/>
-          <w:b/>
-          <w:sz w:val="28"/>
-          <w:szCs w:val="28"/>
-        </w:rPr>
-        <w:t>»</w:t>
-      </w:r>
-      <w:r>
-        <w:rPr>
-          <w:rFonts w:ascii="Times New Roman" w:hAnsi="Times New Roman" w:cs="Times New Roman"/>
-          <w:b/>
-          <w:sz w:val="28"/>
-          <w:szCs w:val="28"/>
-        </w:rPr>
-        <w:t xml:space="preserve"> часть 1</w:t>
-      </w:r>
-    </w:p>
-    <w:p>
-      <w:pPr>
-        <w:widowControl/>
-        <w:suppressAutoHyphens w:val="0"/>
-        <w:spacing w:line="360" w:lineRule="auto"/>
-        <w:jc w:val="center"/>
-        <w:rPr>
-          <w:rFonts w:ascii="Times New Roman" w:hAnsi="Times New Roman" w:cs="Times New Roman"/>
-          <w:b/>
-          <w:sz w:val="28"/>
-          <w:szCs w:val="28"/>
-        </w:rPr>
-      </w:pPr>
-    </w:p>
-    <w:p>
-      <w:pPr>
-        <w:widowControl/>
-        <w:suppressAutoHyphens w:val="0"/>
-        <w:spacing w:line="360" w:lineRule="auto"/>
-        <w:jc w:val="center"/>
-        <w:rPr>
-          <w:rFonts w:ascii="Times New Roman" w:hAnsi="Times New Roman" w:cs="Times New Roman"/>
-          <w:b/>
-          <w:sz w:val="28"/>
-          <w:szCs w:val="28"/>
-        </w:rPr>
-      </w:pPr>
-      <w:r>
-        <w:rPr>
-          <w:noProof/>
-        </w:rPr>
-        <w:lastRenderedPageBreak/>
-        <w:drawing>
-          <wp:inline distT="0" distB="0" distL="0" distR="0" wp14:anchorId="424EB38B" wp14:editId="764C9506">
-            <wp:extent cx="5940425" cy="4891405"/>
-            <wp:effectExtent l="0" t="0" r="3175" b="4445"/>
-            <wp:docPr id="10" name="Рисунок 10"/>
-            <wp:cNvGraphicFramePr>
-              <a:graphicFrameLocks xmlns:a="http://schemas.openxmlformats.org/drawingml/2006/main" noChangeAspect="1"/>
-            </wp:cNvGraphicFramePr>
-            <a:graphic xmlns:a="http://schemas.openxmlformats.org/drawingml/2006/main">
-              <a:graphicData uri="http://schemas.openxmlformats.org/drawingml/2006/picture">
-                <pic:pic xmlns:pic="http://schemas.openxmlformats.org/drawingml/2006/picture">
-                  <pic:nvPicPr>
-                    <pic:cNvPr id="1" name=""/>
-                    <pic:cNvPicPr/>
-                  </pic:nvPicPr>
-                  <pic:blipFill>
-                    <a:blip r:embed="rId16"/>
-                    <a:stretch>
-                      <a:fillRect/>
-                    </a:stretch>
-                  </pic:blipFill>
-                  <pic:spPr>
-                    <a:xfrm>
-                      <a:off x="0" y="0"/>
-                      <a:ext cx="5940425" cy="4891405"/>
-                    </a:xfrm>
-                    <a:prstGeom prst="rect">
-                      <a:avLst/>
-                    </a:prstGeom>
-                  </pic:spPr>
-                </pic:pic>
-              </a:graphicData>
-            </a:graphic>
-          </wp:inline>
-        </w:drawing>
-      </w:r>
-    </w:p>
-    <w:p>
-      <w:pPr>
-        <w:widowControl/>
-        <w:suppressAutoHyphens w:val="0"/>
-        <w:spacing w:line="360" w:lineRule="auto"/>
-        <w:jc w:val="center"/>
-        <w:rPr>
-          <w:rFonts w:ascii="Times New Roman" w:hAnsi="Times New Roman" w:cs="Times New Roman"/>
-          <w:b/>
-          <w:sz w:val="28"/>
-          <w:szCs w:val="28"/>
-        </w:rPr>
-      </w:pPr>
-      <w:r>
-        <w:rPr>
-          <w:rFonts w:ascii="Times New Roman" w:hAnsi="Times New Roman" w:cs="Times New Roman"/>
-          <w:b/>
-          <w:sz w:val="28"/>
-          <w:szCs w:val="28"/>
-        </w:rPr>
-        <w:t xml:space="preserve">Рисунок </w:t>
-      </w:r>
-      <w:r>
-        <w:rPr>
-          <w:rFonts w:ascii="Times New Roman" w:hAnsi="Times New Roman" w:cs="Times New Roman"/>
-          <w:b/>
-          <w:sz w:val="28"/>
-          <w:szCs w:val="28"/>
-        </w:rPr>
-        <w:t>11</w:t>
-      </w:r>
-      <w:r>
-        <w:rPr>
-          <w:rFonts w:ascii="Times New Roman" w:hAnsi="Times New Roman" w:cs="Times New Roman"/>
-          <w:b/>
-          <w:sz w:val="28"/>
-          <w:szCs w:val="28"/>
-        </w:rPr>
-        <w:t xml:space="preserve"> – Процессно-событийная диаграмма процесса «</w:t>
-      </w:r>
-      <w:r>
-        <w:rPr>
-          <w:rFonts w:ascii="Times New Roman" w:hAnsi="Times New Roman" w:cs="Times New Roman"/>
-          <w:b/>
-          <w:sz w:val="28"/>
-          <w:szCs w:val="28"/>
-        </w:rPr>
-        <w:t>Выполнение заказа клиента интернет-магазина</w:t>
-      </w:r>
-      <w:r>
-        <w:rPr>
-          <w:rFonts w:ascii="Times New Roman" w:hAnsi="Times New Roman" w:cs="Times New Roman"/>
-          <w:b/>
-          <w:sz w:val="28"/>
-          <w:szCs w:val="28"/>
-        </w:rPr>
-        <w:t xml:space="preserve">» часть </w:t>
-      </w:r>
-      <w:r>
-        <w:rPr>
-          <w:rFonts w:ascii="Times New Roman" w:hAnsi="Times New Roman" w:cs="Times New Roman"/>
-          <w:b/>
-          <w:sz w:val="28"/>
-          <w:szCs w:val="28"/>
-        </w:rPr>
-        <w:t>2</w:t>
-      </w:r>
-    </w:p>
-    <w:p>
-      <w:pPr>
-        <w:widowControl/>
-        <w:suppressAutoHyphens w:val="0"/>
-        <w:spacing w:after="160" w:line="259" w:lineRule="auto"/>
-        <w:rPr>
-          <w:rFonts w:ascii="Times New Roman" w:hAnsi="Times New Roman" w:cs="Times New Roman"/>
-          <w:b/>
-          <w:sz w:val="28"/>
-          <w:szCs w:val="28"/>
-        </w:rPr>
-      </w:pPr>
-      <w:r>
-        <w:rPr>
-          <w:rFonts w:ascii="Times New Roman" w:hAnsi="Times New Roman" w:cs="Times New Roman"/>
-          <w:b/>
-          <w:sz w:val="28"/>
-          <w:szCs w:val="28"/>
-        </w:rPr>
-        <w:br w:type="page"/>
-      </w:r>
-    </w:p>
-    <w:p>
-      <w:pPr>
-        <w:widowControl/>
-        <w:suppressAutoHyphens w:val="0"/>
-        <w:spacing w:line="360" w:lineRule="auto"/>
-        <w:ind w:firstLine="709"/>
-        <w:jc w:val="both"/>
-        <w:rPr>
-          <w:rFonts w:ascii="Times New Roman" w:hAnsi="Times New Roman" w:cs="Times New Roman"/>
-          <w:b/>
-          <w:sz w:val="28"/>
-          <w:szCs w:val="28"/>
-        </w:rPr>
-      </w:pPr>
-      <w:r>
-        <w:rPr>
-          <w:rFonts w:ascii="Times New Roman" w:hAnsi="Times New Roman" w:cs="Times New Roman"/>
-          <w:b/>
-          <w:sz w:val="28"/>
-          <w:szCs w:val="28"/>
-        </w:rPr>
-        <w:lastRenderedPageBreak/>
-        <w:t>В) П</w:t>
-      </w:r>
-      <w:r>
-        <w:rPr>
-          <w:rFonts w:ascii="Times New Roman" w:hAnsi="Times New Roman" w:cs="Times New Roman"/>
-          <w:b/>
-          <w:sz w:val="28"/>
-          <w:szCs w:val="28"/>
-        </w:rPr>
-        <w:t>роцесс «Прием на работу сотрудника»</w:t>
-      </w:r>
-    </w:p>
-    <w:p>
-      <w:pPr>
-        <w:widowControl/>
-        <w:suppressAutoHyphens w:val="0"/>
-        <w:spacing w:line="360" w:lineRule="auto"/>
-        <w:ind w:firstLine="709"/>
-        <w:rPr>
-          <w:rFonts w:ascii="Times New Roman" w:hAnsi="Times New Roman" w:cs="Times New Roman"/>
-          <w:b/>
-          <w:sz w:val="28"/>
-          <w:szCs w:val="28"/>
-        </w:rPr>
-      </w:pPr>
-      <w:r>
-        <w:rPr>
-          <w:rFonts w:ascii="Times New Roman" w:hAnsi="Times New Roman" w:cs="Times New Roman"/>
-          <w:b/>
-          <w:sz w:val="28"/>
-          <w:szCs w:val="28"/>
-        </w:rPr>
-        <w:t xml:space="preserve">1) В </w:t>
-      </w:r>
-      <w:r>
-        <w:rPr>
-          <w:rFonts w:ascii="Times New Roman" w:hAnsi="Times New Roman" w:cs="Times New Roman"/>
-          <w:b/>
-          <w:sz w:val="28"/>
-          <w:szCs w:val="28"/>
-        </w:rPr>
-        <w:t>виде</w:t>
-      </w:r>
-      <w:r>
-        <w:rPr>
-          <w:rFonts w:ascii="Times New Roman" w:hAnsi="Times New Roman" w:cs="Times New Roman"/>
-          <w:b/>
-          <w:sz w:val="28"/>
-          <w:szCs w:val="28"/>
-        </w:rPr>
-        <w:t xml:space="preserve"> ф</w:t>
-      </w:r>
-      <w:r>
-        <w:rPr>
-          <w:rFonts w:ascii="Times New Roman" w:hAnsi="Times New Roman" w:cs="Times New Roman"/>
-          <w:b/>
-          <w:sz w:val="28"/>
-          <w:szCs w:val="28"/>
-        </w:rPr>
-        <w:t>ункциональной</w:t>
-      </w:r>
-      <w:r>
-        <w:rPr>
-          <w:rFonts w:ascii="Times New Roman" w:hAnsi="Times New Roman" w:cs="Times New Roman"/>
-          <w:b/>
-          <w:sz w:val="28"/>
-          <w:szCs w:val="28"/>
-        </w:rPr>
-        <w:t xml:space="preserve"> </w:t>
-      </w:r>
-      <w:r>
-        <w:rPr>
-          <w:rFonts w:ascii="Times New Roman" w:hAnsi="Times New Roman" w:cs="Times New Roman"/>
-          <w:b/>
-          <w:sz w:val="28"/>
-          <w:szCs w:val="28"/>
-        </w:rPr>
-        <w:t>диаграммы</w:t>
-      </w:r>
-      <w:r>
-        <w:rPr>
-          <w:rFonts w:ascii="Times New Roman" w:hAnsi="Times New Roman" w:cs="Times New Roman"/>
-          <w:b/>
-          <w:sz w:val="28"/>
-          <w:szCs w:val="28"/>
-        </w:rPr>
-        <w:t xml:space="preserve"> в нотации </w:t>
-      </w:r>
-      <w:r>
-        <w:rPr>
-          <w:rFonts w:ascii="Times New Roman" w:hAnsi="Times New Roman" w:cs="Times New Roman"/>
-          <w:b/>
-          <w:sz w:val="28"/>
-          <w:szCs w:val="28"/>
-          <w:lang w:val="en-US"/>
-        </w:rPr>
-        <w:t>IDEF</w:t>
-      </w:r>
-      <w:r>
-        <w:rPr>
-          <w:rFonts w:ascii="Times New Roman" w:hAnsi="Times New Roman" w:cs="Times New Roman"/>
-          <w:b/>
-          <w:sz w:val="28"/>
-          <w:szCs w:val="28"/>
-        </w:rPr>
-        <w:t>0:</w:t>
-      </w:r>
-    </w:p>
-    <w:p>
-      <w:pPr>
-        <w:widowControl/>
-        <w:suppressAutoHyphens w:val="0"/>
-        <w:spacing w:line="360" w:lineRule="auto"/>
-        <w:jc w:val="center"/>
-        <w:rPr>
-          <w:rFonts w:ascii="Times New Roman" w:hAnsi="Times New Roman" w:cs="Times New Roman"/>
-          <w:b/>
-          <w:sz w:val="28"/>
-          <w:szCs w:val="28"/>
-        </w:rPr>
-      </w:pPr>
-      <w:r>
-        <w:rPr>
-          <w:rFonts w:ascii="Times New Roman" w:hAnsi="Times New Roman" w:cs="Times New Roman"/>
-          <w:b/>
-          <w:noProof/>
-          <w:sz w:val="28"/>
-          <w:szCs w:val="28"/>
-        </w:rPr>
-        <w:drawing>
-          <wp:inline distT="0" distB="0" distL="0" distR="0" wp14:anchorId="355DD180" wp14:editId="4FBF7668">
-            <wp:extent cx="5925820" cy="4103370"/>
-            <wp:effectExtent l="0" t="0" r="0" b="0"/>
-            <wp:docPr id="12" name="Рисунок 12"/>
+            <wp:docPr id="21" name="Рисунок 21"/>
             <wp:cNvGraphicFramePr>
               <a:graphicFrameLocks xmlns:a="http://schemas.openxmlformats.org/drawingml/2006/main" noChangeAspect="1"/>
             </wp:cNvGraphicFramePr>
@@ -3924,7 +3532,7 @@
                     </pic:cNvPicPr>
                   </pic:nvPicPr>
                   <pic:blipFill>
-                    <a:blip r:embed="rId17" cstate="print">
+                    <a:blip r:embed="rId16" cstate="print">
                       <a:extLst>
                         <a:ext uri="{28A0092B-C50C-407E-A947-70E740481C1C}">
                           <a14:useLocalDpi xmlns:a14="http://schemas.microsoft.com/office/drawing/2010/main" val="0"/>
@@ -3939,7 +3547,7 @@
                   <pic:spPr bwMode="auto">
                     <a:xfrm>
                       <a:off x="0" y="0"/>
-                      <a:ext cx="5925820" cy="4103370"/>
+                      <a:ext cx="5679487" cy="3932795"/>
                     </a:xfrm>
                     <a:prstGeom prst="rect">
                       <a:avLst/>
@@ -3976,7 +3584,34 @@
           <w:sz w:val="28"/>
           <w:szCs w:val="28"/>
         </w:rPr>
-        <w:t xml:space="preserve">Рисунок 12 – Контекстная диаграмма процесса «Прием на работу сотрудника» в нотации </w:t>
+        <w:t>Рисунок 9 – Декомпозиция подпроцесса «</w:t>
+      </w:r>
+      <w:r>
+        <w:rPr>
+          <w:rFonts w:ascii="Times New Roman" w:hAnsi="Times New Roman" w:cs="Times New Roman"/>
+          <w:b/>
+          <w:sz w:val="28"/>
+          <w:szCs w:val="28"/>
+        </w:rPr>
+        <w:t>Проверка и подтверждение заказа</w:t>
+      </w:r>
+      <w:r>
+        <w:rPr>
+          <w:rFonts w:ascii="Times New Roman" w:hAnsi="Times New Roman" w:cs="Times New Roman"/>
+          <w:b/>
+          <w:sz w:val="28"/>
+          <w:szCs w:val="28"/>
+        </w:rPr>
+        <w:t xml:space="preserve">» </w:t>
+      </w:r>
+      <w:r>
+        <w:rPr>
+          <w:rFonts w:ascii="Times New Roman" w:hAnsi="Times New Roman" w:cs="Times New Roman"/>
+          <w:b/>
+          <w:sz w:val="28"/>
+          <w:szCs w:val="28"/>
+        </w:rPr>
+        <w:t xml:space="preserve">в нотации </w:t>
       </w:r>
       <w:r>
         <w:rPr>
@@ -4003,6 +3638,39 @@
         <w:widowControl/>
         <w:suppressAutoHyphens w:val="0"/>
         <w:spacing w:line="360" w:lineRule="auto"/>
+        <w:ind w:firstLine="709"/>
+        <w:rPr>
+          <w:rFonts w:ascii="Times New Roman" w:hAnsi="Times New Roman" w:cs="Times New Roman"/>
+          <w:b/>
+          <w:sz w:val="28"/>
+          <w:szCs w:val="28"/>
+        </w:rPr>
+      </w:pPr>
+      <w:r>
+        <w:rPr>
+          <w:rFonts w:ascii="Times New Roman" w:hAnsi="Times New Roman" w:cs="Times New Roman"/>
+          <w:b/>
+          <w:sz w:val="28"/>
+          <w:szCs w:val="28"/>
+        </w:rPr>
+        <w:lastRenderedPageBreak/>
+        <w:t>2) В виде процессно-событийной диаграммы</w:t>
+      </w:r>
+      <w:r>
+        <w:rPr>
+          <w:rFonts w:ascii="Times New Roman" w:hAnsi="Times New Roman" w:cs="Times New Roman"/>
+          <w:b/>
+          <w:sz w:val="28"/>
+          <w:szCs w:val="28"/>
+        </w:rPr>
+        <w:t>:</w:t>
+      </w:r>
+    </w:p>
+    <w:p>
+      <w:pPr>
+        <w:widowControl/>
+        <w:suppressAutoHyphens w:val="0"/>
+        <w:spacing w:line="360" w:lineRule="auto"/>
         <w:jc w:val="center"/>
         <w:rPr>
           <w:rFonts w:ascii="Times New Roman" w:hAnsi="Times New Roman" w:cs="Times New Roman"/>
@@ -4013,18 +3681,13 @@
       </w:pPr>
       <w:r>
         <w:rPr>
-          <w:rFonts w:ascii="Times New Roman" w:hAnsi="Times New Roman" w:cs="Times New Roman"/>
-          <w:b/>
           <w:noProof/>
-          <w:sz w:val="28"/>
-          <w:szCs w:val="28"/>
-        </w:rPr>
-        <w:lastRenderedPageBreak/>
+        </w:rPr>
         <w:drawing>
-          <wp:inline distT="0" distB="0" distL="0" distR="0" wp14:anchorId="1791E423" wp14:editId="5FD562A8">
-            <wp:extent cx="5925820" cy="4103370"/>
-            <wp:effectExtent l="0" t="0" r="0" b="0"/>
-            <wp:docPr id="13" name="Рисунок 13"/>
+          <wp:inline distT="0" distB="0" distL="0" distR="0" wp14:anchorId="2DCDD375" wp14:editId="59836A4D">
+            <wp:extent cx="5940425" cy="5152390"/>
+            <wp:effectExtent l="0" t="0" r="3175" b="0"/>
+            <wp:docPr id="22" name="Рисунок 22"/>
             <wp:cNvGraphicFramePr>
               <a:graphicFrameLocks xmlns:a="http://schemas.openxmlformats.org/drawingml/2006/main" noChangeAspect="1"/>
             </wp:cNvGraphicFramePr>
@@ -4032,13 +3695,1004 @@
               <a:graphicData uri="http://schemas.openxmlformats.org/drawingml/2006/picture">
                 <pic:pic xmlns:pic="http://schemas.openxmlformats.org/drawingml/2006/picture">
                   <pic:nvPicPr>
-                    <pic:cNvPr id="0" name="Picture 5"/>
+                    <pic:cNvPr id="1" name=""/>
+                    <pic:cNvPicPr/>
+                  </pic:nvPicPr>
+                  <pic:blipFill>
+                    <a:blip r:embed="rId17"/>
+                    <a:stretch>
+                      <a:fillRect/>
+                    </a:stretch>
+                  </pic:blipFill>
+                  <pic:spPr>
+                    <a:xfrm>
+                      <a:off x="0" y="0"/>
+                      <a:ext cx="5940425" cy="5152390"/>
+                    </a:xfrm>
+                    <a:prstGeom prst="rect">
+                      <a:avLst/>
+                    </a:prstGeom>
+                  </pic:spPr>
+                </pic:pic>
+              </a:graphicData>
+            </a:graphic>
+          </wp:inline>
+        </w:drawing>
+      </w:r>
+    </w:p>
+    <w:p>
+      <w:pPr>
+        <w:widowControl/>
+        <w:suppressAutoHyphens w:val="0"/>
+        <w:spacing w:line="360" w:lineRule="auto"/>
+        <w:jc w:val="center"/>
+        <w:rPr>
+          <w:rFonts w:ascii="Times New Roman" w:hAnsi="Times New Roman" w:cs="Times New Roman"/>
+          <w:b/>
+          <w:sz w:val="28"/>
+          <w:szCs w:val="28"/>
+        </w:rPr>
+      </w:pPr>
+    </w:p>
+    <w:p>
+      <w:pPr>
+        <w:widowControl/>
+        <w:suppressAutoHyphens w:val="0"/>
+        <w:spacing w:line="360" w:lineRule="auto"/>
+        <w:jc w:val="center"/>
+        <w:rPr>
+          <w:rFonts w:ascii="Times New Roman" w:hAnsi="Times New Roman" w:cs="Times New Roman"/>
+          <w:b/>
+          <w:sz w:val="28"/>
+          <w:szCs w:val="28"/>
+        </w:rPr>
+      </w:pPr>
+      <w:r>
+        <w:rPr>
+          <w:rFonts w:ascii="Times New Roman" w:hAnsi="Times New Roman" w:cs="Times New Roman"/>
+          <w:b/>
+          <w:sz w:val="28"/>
+          <w:szCs w:val="28"/>
+        </w:rPr>
+        <w:t xml:space="preserve">Рисунок 10 – Процессно-событийная диаграмма </w:t>
+      </w:r>
+      <w:r>
+        <w:rPr>
+          <w:rFonts w:ascii="Times New Roman" w:hAnsi="Times New Roman" w:cs="Times New Roman"/>
+          <w:b/>
+          <w:sz w:val="28"/>
+          <w:szCs w:val="28"/>
+        </w:rPr>
+        <w:t>под</w:t>
+      </w:r>
+      <w:r>
+        <w:rPr>
+          <w:rFonts w:ascii="Times New Roman" w:hAnsi="Times New Roman" w:cs="Times New Roman"/>
+          <w:b/>
+          <w:sz w:val="28"/>
+          <w:szCs w:val="28"/>
+        </w:rPr>
+        <w:t>процесса «</w:t>
+      </w:r>
+      <w:r>
+        <w:rPr>
+          <w:rFonts w:ascii="Times New Roman" w:hAnsi="Times New Roman" w:cs="Times New Roman"/>
+          <w:b/>
+          <w:sz w:val="28"/>
+          <w:szCs w:val="28"/>
+        </w:rPr>
+        <w:t>Проверка корректности заказа</w:t>
+      </w:r>
+      <w:r>
+        <w:rPr>
+          <w:rFonts w:ascii="Times New Roman" w:hAnsi="Times New Roman" w:cs="Times New Roman"/>
+          <w:b/>
+          <w:sz w:val="28"/>
+          <w:szCs w:val="28"/>
+        </w:rPr>
+        <w:t>»</w:t>
+      </w:r>
+    </w:p>
+    <w:p>
+      <w:pPr>
+        <w:widowControl/>
+        <w:suppressAutoHyphens w:val="0"/>
+        <w:spacing w:line="360" w:lineRule="auto"/>
+        <w:jc w:val="center"/>
+        <w:rPr>
+          <w:rFonts w:ascii="Times New Roman" w:hAnsi="Times New Roman" w:cs="Times New Roman"/>
+          <w:b/>
+          <w:sz w:val="28"/>
+          <w:szCs w:val="28"/>
+        </w:rPr>
+      </w:pPr>
+    </w:p>
+    <w:p>
+      <w:pPr>
+        <w:widowControl/>
+        <w:suppressAutoHyphens w:val="0"/>
+        <w:spacing w:line="360" w:lineRule="auto"/>
+        <w:jc w:val="center"/>
+        <w:rPr>
+          <w:rFonts w:ascii="Times New Roman" w:hAnsi="Times New Roman" w:cs="Times New Roman"/>
+          <w:b/>
+          <w:sz w:val="28"/>
+          <w:szCs w:val="28"/>
+        </w:rPr>
+      </w:pPr>
+      <w:r>
+        <w:rPr>
+          <w:noProof/>
+        </w:rPr>
+        <w:lastRenderedPageBreak/>
+        <w:drawing>
+          <wp:inline distT="0" distB="0" distL="0" distR="0" wp14:anchorId="51F3A841" wp14:editId="17EA9E2D">
+            <wp:extent cx="5940425" cy="6240780"/>
+            <wp:effectExtent l="0" t="0" r="3175" b="7620"/>
+            <wp:docPr id="23" name="Рисунок 23"/>
+            <wp:cNvGraphicFramePr>
+              <a:graphicFrameLocks xmlns:a="http://schemas.openxmlformats.org/drawingml/2006/main" noChangeAspect="1"/>
+            </wp:cNvGraphicFramePr>
+            <a:graphic xmlns:a="http://schemas.openxmlformats.org/drawingml/2006/main">
+              <a:graphicData uri="http://schemas.openxmlformats.org/drawingml/2006/picture">
+                <pic:pic xmlns:pic="http://schemas.openxmlformats.org/drawingml/2006/picture">
+                  <pic:nvPicPr>
+                    <pic:cNvPr id="1" name=""/>
+                    <pic:cNvPicPr/>
+                  </pic:nvPicPr>
+                  <pic:blipFill>
+                    <a:blip r:embed="rId18"/>
+                    <a:stretch>
+                      <a:fillRect/>
+                    </a:stretch>
+                  </pic:blipFill>
+                  <pic:spPr>
+                    <a:xfrm>
+                      <a:off x="0" y="0"/>
+                      <a:ext cx="5940425" cy="6240780"/>
+                    </a:xfrm>
+                    <a:prstGeom prst="rect">
+                      <a:avLst/>
+                    </a:prstGeom>
+                  </pic:spPr>
+                </pic:pic>
+              </a:graphicData>
+            </a:graphic>
+          </wp:inline>
+        </w:drawing>
+      </w:r>
+    </w:p>
+    <w:p>
+      <w:pPr>
+        <w:widowControl/>
+        <w:suppressAutoHyphens w:val="0"/>
+        <w:spacing w:line="360" w:lineRule="auto"/>
+        <w:jc w:val="center"/>
+        <w:rPr>
+          <w:rFonts w:ascii="Times New Roman" w:hAnsi="Times New Roman" w:cs="Times New Roman"/>
+          <w:b/>
+          <w:sz w:val="28"/>
+          <w:szCs w:val="28"/>
+        </w:rPr>
+      </w:pPr>
+      <w:r>
+        <w:rPr>
+          <w:rFonts w:ascii="Times New Roman" w:hAnsi="Times New Roman" w:cs="Times New Roman"/>
+          <w:b/>
+          <w:sz w:val="28"/>
+          <w:szCs w:val="28"/>
+        </w:rPr>
+        <w:t xml:space="preserve">Рисунок 11 – Процессно-событийная диаграмма </w:t>
+      </w:r>
+      <w:r>
+        <w:rPr>
+          <w:rFonts w:ascii="Times New Roman" w:hAnsi="Times New Roman" w:cs="Times New Roman"/>
+          <w:b/>
+          <w:sz w:val="28"/>
+          <w:szCs w:val="28"/>
+        </w:rPr>
+        <w:t>под</w:t>
+      </w:r>
+      <w:r>
+        <w:rPr>
+          <w:rFonts w:ascii="Times New Roman" w:hAnsi="Times New Roman" w:cs="Times New Roman"/>
+          <w:b/>
+          <w:sz w:val="28"/>
+          <w:szCs w:val="28"/>
+        </w:rPr>
+        <w:t>процесса «</w:t>
+      </w:r>
+      <w:r>
+        <w:rPr>
+          <w:rFonts w:ascii="Times New Roman" w:hAnsi="Times New Roman" w:cs="Times New Roman"/>
+          <w:b/>
+          <w:sz w:val="28"/>
+          <w:szCs w:val="28"/>
+        </w:rPr>
+        <w:t>Проверка наличия товара</w:t>
+      </w:r>
+      <w:r>
+        <w:rPr>
+          <w:rFonts w:ascii="Times New Roman" w:hAnsi="Times New Roman" w:cs="Times New Roman"/>
+          <w:b/>
+          <w:sz w:val="28"/>
+          <w:szCs w:val="28"/>
+        </w:rPr>
+        <w:t>»</w:t>
+      </w:r>
+    </w:p>
+    <w:p>
+      <w:pPr>
+        <w:widowControl/>
+        <w:suppressAutoHyphens w:val="0"/>
+        <w:spacing w:line="360" w:lineRule="auto"/>
+        <w:jc w:val="center"/>
+        <w:rPr>
+          <w:rFonts w:ascii="Times New Roman" w:hAnsi="Times New Roman" w:cs="Times New Roman"/>
+          <w:b/>
+          <w:sz w:val="28"/>
+          <w:szCs w:val="28"/>
+        </w:rPr>
+      </w:pPr>
+      <w:r>
+        <w:rPr>
+          <w:noProof/>
+        </w:rPr>
+        <w:lastRenderedPageBreak/>
+        <w:drawing>
+          <wp:inline distT="0" distB="0" distL="0" distR="0" wp14:anchorId="7EAAA422" wp14:editId="7367AE6D">
+            <wp:extent cx="5819048" cy="7314286"/>
+            <wp:effectExtent l="0" t="0" r="0" b="1270"/>
+            <wp:docPr id="24" name="Рисунок 24"/>
+            <wp:cNvGraphicFramePr>
+              <a:graphicFrameLocks xmlns:a="http://schemas.openxmlformats.org/drawingml/2006/main" noChangeAspect="1"/>
+            </wp:cNvGraphicFramePr>
+            <a:graphic xmlns:a="http://schemas.openxmlformats.org/drawingml/2006/main">
+              <a:graphicData uri="http://schemas.openxmlformats.org/drawingml/2006/picture">
+                <pic:pic xmlns:pic="http://schemas.openxmlformats.org/drawingml/2006/picture">
+                  <pic:nvPicPr>
+                    <pic:cNvPr id="1" name=""/>
+                    <pic:cNvPicPr/>
+                  </pic:nvPicPr>
+                  <pic:blipFill>
+                    <a:blip r:embed="rId19"/>
+                    <a:stretch>
+                      <a:fillRect/>
+                    </a:stretch>
+                  </pic:blipFill>
+                  <pic:spPr>
+                    <a:xfrm>
+                      <a:off x="0" y="0"/>
+                      <a:ext cx="5819048" cy="7314286"/>
+                    </a:xfrm>
+                    <a:prstGeom prst="rect">
+                      <a:avLst/>
+                    </a:prstGeom>
+                  </pic:spPr>
+                </pic:pic>
+              </a:graphicData>
+            </a:graphic>
+          </wp:inline>
+        </w:drawing>
+      </w:r>
+    </w:p>
+    <w:p>
+      <w:pPr>
+        <w:widowControl/>
+        <w:suppressAutoHyphens w:val="0"/>
+        <w:spacing w:line="360" w:lineRule="auto"/>
+        <w:jc w:val="center"/>
+        <w:rPr>
+          <w:rFonts w:ascii="Times New Roman" w:hAnsi="Times New Roman" w:cs="Times New Roman"/>
+          <w:b/>
+          <w:sz w:val="28"/>
+          <w:szCs w:val="28"/>
+        </w:rPr>
+      </w:pPr>
+      <w:r>
+        <w:rPr>
+          <w:rFonts w:ascii="Times New Roman" w:hAnsi="Times New Roman" w:cs="Times New Roman"/>
+          <w:b/>
+          <w:sz w:val="28"/>
+          <w:szCs w:val="28"/>
+        </w:rPr>
+        <w:t xml:space="preserve">Рисунок 12 - </w:t>
+      </w:r>
+      <w:r>
+        <w:rPr>
+          <w:rFonts w:ascii="Times New Roman" w:hAnsi="Times New Roman" w:cs="Times New Roman"/>
+          <w:b/>
+          <w:sz w:val="28"/>
+          <w:szCs w:val="28"/>
+        </w:rPr>
+        <w:t>Процессно-событийная диаграмма подпроцесса «</w:t>
+      </w:r>
+      <w:r>
+        <w:rPr>
+          <w:rFonts w:ascii="Times New Roman" w:hAnsi="Times New Roman" w:cs="Times New Roman"/>
+          <w:b/>
+          <w:sz w:val="28"/>
+          <w:szCs w:val="28"/>
+        </w:rPr>
+        <w:t>Подтверждение заказа»</w:t>
+      </w:r>
+    </w:p>
+    <w:p>
+      <w:pPr>
+        <w:widowControl/>
+        <w:suppressAutoHyphens w:val="0"/>
+        <w:spacing w:line="360" w:lineRule="auto"/>
+        <w:jc w:val="center"/>
+        <w:rPr>
+          <w:rFonts w:ascii="Times New Roman" w:hAnsi="Times New Roman" w:cs="Times New Roman"/>
+          <w:b/>
+          <w:sz w:val="28"/>
+          <w:szCs w:val="28"/>
+        </w:rPr>
+      </w:pPr>
+      <w:r>
+        <w:rPr>
+          <w:noProof/>
+        </w:rPr>
+        <w:lastRenderedPageBreak/>
+        <w:drawing>
+          <wp:inline distT="0" distB="0" distL="0" distR="0" wp14:anchorId="1B7D2A4C" wp14:editId="37F10F27">
+            <wp:extent cx="5940425" cy="5480685"/>
+            <wp:effectExtent l="0" t="0" r="3175" b="5715"/>
+            <wp:docPr id="26" name="Рисунок 26"/>
+            <wp:cNvGraphicFramePr>
+              <a:graphicFrameLocks xmlns:a="http://schemas.openxmlformats.org/drawingml/2006/main" noChangeAspect="1"/>
+            </wp:cNvGraphicFramePr>
+            <a:graphic xmlns:a="http://schemas.openxmlformats.org/drawingml/2006/main">
+              <a:graphicData uri="http://schemas.openxmlformats.org/drawingml/2006/picture">
+                <pic:pic xmlns:pic="http://schemas.openxmlformats.org/drawingml/2006/picture">
+                  <pic:nvPicPr>
+                    <pic:cNvPr id="1" name=""/>
+                    <pic:cNvPicPr/>
+                  </pic:nvPicPr>
+                  <pic:blipFill>
+                    <a:blip r:embed="rId20"/>
+                    <a:stretch>
+                      <a:fillRect/>
+                    </a:stretch>
+                  </pic:blipFill>
+                  <pic:spPr>
+                    <a:xfrm>
+                      <a:off x="0" y="0"/>
+                      <a:ext cx="5940425" cy="5480685"/>
+                    </a:xfrm>
+                    <a:prstGeom prst="rect">
+                      <a:avLst/>
+                    </a:prstGeom>
+                  </pic:spPr>
+                </pic:pic>
+              </a:graphicData>
+            </a:graphic>
+          </wp:inline>
+        </w:drawing>
+      </w:r>
+    </w:p>
+    <w:p>
+      <w:pPr>
+        <w:widowControl/>
+        <w:suppressAutoHyphens w:val="0"/>
+        <w:spacing w:line="360" w:lineRule="auto"/>
+        <w:jc w:val="center"/>
+        <w:rPr>
+          <w:rFonts w:ascii="Times New Roman" w:hAnsi="Times New Roman" w:cs="Times New Roman"/>
+          <w:b/>
+          <w:sz w:val="28"/>
+          <w:szCs w:val="28"/>
+        </w:rPr>
+      </w:pPr>
+      <w:r>
+        <w:rPr>
+          <w:rFonts w:ascii="Times New Roman" w:hAnsi="Times New Roman" w:cs="Times New Roman"/>
+          <w:b/>
+          <w:sz w:val="28"/>
+          <w:szCs w:val="28"/>
+        </w:rPr>
+        <w:t>Рисунок 1</w:t>
+      </w:r>
+      <w:r>
+        <w:rPr>
+          <w:rFonts w:ascii="Times New Roman" w:hAnsi="Times New Roman" w:cs="Times New Roman"/>
+          <w:b/>
+          <w:sz w:val="28"/>
+          <w:szCs w:val="28"/>
+        </w:rPr>
+        <w:t>3</w:t>
+      </w:r>
+      <w:r>
+        <w:rPr>
+          <w:rFonts w:ascii="Times New Roman" w:hAnsi="Times New Roman" w:cs="Times New Roman"/>
+          <w:b/>
+          <w:sz w:val="28"/>
+          <w:szCs w:val="28"/>
+        </w:rPr>
+        <w:t xml:space="preserve"> - Процессно-событийная диаграмма подпроцесса «</w:t>
+      </w:r>
+      <w:r>
+        <w:rPr>
+          <w:rFonts w:ascii="Times New Roman" w:hAnsi="Times New Roman" w:cs="Times New Roman"/>
+          <w:b/>
+          <w:sz w:val="28"/>
+          <w:szCs w:val="28"/>
+        </w:rPr>
+        <w:t>Уведомление клиента об отсутствии товара</w:t>
+      </w:r>
+      <w:r>
+        <w:rPr>
+          <w:rFonts w:ascii="Times New Roman" w:hAnsi="Times New Roman" w:cs="Times New Roman"/>
+          <w:b/>
+          <w:sz w:val="28"/>
+          <w:szCs w:val="28"/>
+        </w:rPr>
+        <w:t>»</w:t>
+      </w:r>
+    </w:p>
+    <w:p>
+      <w:pPr>
+        <w:widowControl/>
+        <w:suppressAutoHyphens w:val="0"/>
+        <w:spacing w:line="360" w:lineRule="auto"/>
+        <w:jc w:val="center"/>
+        <w:rPr>
+          <w:rFonts w:ascii="Times New Roman" w:hAnsi="Times New Roman" w:cs="Times New Roman"/>
+          <w:b/>
+          <w:sz w:val="28"/>
+          <w:szCs w:val="28"/>
+        </w:rPr>
+      </w:pPr>
+      <w:r>
+        <w:rPr>
+          <w:noProof/>
+        </w:rPr>
+        <w:lastRenderedPageBreak/>
+        <w:drawing>
+          <wp:inline distT="0" distB="0" distL="0" distR="0" wp14:anchorId="304FCA7E" wp14:editId="00181167">
+            <wp:extent cx="5076190" cy="6123809"/>
+            <wp:effectExtent l="0" t="0" r="0" b="0"/>
+            <wp:docPr id="27" name="Рисунок 27"/>
+            <wp:cNvGraphicFramePr>
+              <a:graphicFrameLocks xmlns:a="http://schemas.openxmlformats.org/drawingml/2006/main" noChangeAspect="1"/>
+            </wp:cNvGraphicFramePr>
+            <a:graphic xmlns:a="http://schemas.openxmlformats.org/drawingml/2006/main">
+              <a:graphicData uri="http://schemas.openxmlformats.org/drawingml/2006/picture">
+                <pic:pic xmlns:pic="http://schemas.openxmlformats.org/drawingml/2006/picture">
+                  <pic:nvPicPr>
+                    <pic:cNvPr id="1" name=""/>
+                    <pic:cNvPicPr/>
+                  </pic:nvPicPr>
+                  <pic:blipFill>
+                    <a:blip r:embed="rId21"/>
+                    <a:stretch>
+                      <a:fillRect/>
+                    </a:stretch>
+                  </pic:blipFill>
+                  <pic:spPr>
+                    <a:xfrm>
+                      <a:off x="0" y="0"/>
+                      <a:ext cx="5076190" cy="6123809"/>
+                    </a:xfrm>
+                    <a:prstGeom prst="rect">
+                      <a:avLst/>
+                    </a:prstGeom>
+                  </pic:spPr>
+                </pic:pic>
+              </a:graphicData>
+            </a:graphic>
+          </wp:inline>
+        </w:drawing>
+      </w:r>
+    </w:p>
+    <w:p>
+      <w:pPr>
+        <w:widowControl/>
+        <w:suppressAutoHyphens w:val="0"/>
+        <w:spacing w:line="360" w:lineRule="auto"/>
+        <w:jc w:val="center"/>
+        <w:rPr>
+          <w:rFonts w:ascii="Times New Roman" w:hAnsi="Times New Roman" w:cs="Times New Roman"/>
+          <w:b/>
+          <w:sz w:val="28"/>
+          <w:szCs w:val="28"/>
+        </w:rPr>
+      </w:pPr>
+      <w:r>
+        <w:rPr>
+          <w:rFonts w:ascii="Times New Roman" w:hAnsi="Times New Roman" w:cs="Times New Roman"/>
+          <w:b/>
+          <w:sz w:val="28"/>
+          <w:szCs w:val="28"/>
+        </w:rPr>
+        <w:t>Рисунок 1</w:t>
+      </w:r>
+      <w:r>
+        <w:rPr>
+          <w:rFonts w:ascii="Times New Roman" w:hAnsi="Times New Roman" w:cs="Times New Roman"/>
+          <w:b/>
+          <w:sz w:val="28"/>
+          <w:szCs w:val="28"/>
+        </w:rPr>
+        <w:t>4</w:t>
+      </w:r>
+      <w:r>
+        <w:rPr>
+          <w:rFonts w:ascii="Times New Roman" w:hAnsi="Times New Roman" w:cs="Times New Roman"/>
+          <w:b/>
+          <w:sz w:val="28"/>
+          <w:szCs w:val="28"/>
+        </w:rPr>
+        <w:t xml:space="preserve"> - Процессно-событийная диаграмма подпроцесса «</w:t>
+      </w:r>
+      <w:r>
+        <w:rPr>
+          <w:rFonts w:ascii="Times New Roman" w:hAnsi="Times New Roman" w:cs="Times New Roman"/>
+          <w:b/>
+          <w:sz w:val="28"/>
+          <w:szCs w:val="28"/>
+        </w:rPr>
+        <w:t>Передача заказа в доставку</w:t>
+      </w:r>
+      <w:r>
+        <w:rPr>
+          <w:rFonts w:ascii="Times New Roman" w:hAnsi="Times New Roman" w:cs="Times New Roman"/>
+          <w:b/>
+          <w:sz w:val="28"/>
+          <w:szCs w:val="28"/>
+        </w:rPr>
+        <w:t>»</w:t>
+      </w:r>
+    </w:p>
+    <w:p>
+      <w:pPr>
+        <w:widowControl/>
+        <w:suppressAutoHyphens w:val="0"/>
+        <w:spacing w:line="360" w:lineRule="auto"/>
+        <w:jc w:val="center"/>
+        <w:rPr>
+          <w:rFonts w:ascii="Times New Roman" w:hAnsi="Times New Roman" w:cs="Times New Roman"/>
+          <w:b/>
+          <w:sz w:val="28"/>
+          <w:szCs w:val="28"/>
+        </w:rPr>
+      </w:pPr>
+      <w:r>
+        <w:rPr>
+          <w:noProof/>
+        </w:rPr>
+        <w:lastRenderedPageBreak/>
+        <w:drawing>
+          <wp:inline distT="0" distB="0" distL="0" distR="0" wp14:anchorId="3EEA58ED" wp14:editId="3F624FA5">
+            <wp:extent cx="5304762" cy="6019048"/>
+            <wp:effectExtent l="0" t="0" r="0" b="1270"/>
+            <wp:docPr id="28" name="Рисунок 28"/>
+            <wp:cNvGraphicFramePr>
+              <a:graphicFrameLocks xmlns:a="http://schemas.openxmlformats.org/drawingml/2006/main" noChangeAspect="1"/>
+            </wp:cNvGraphicFramePr>
+            <a:graphic xmlns:a="http://schemas.openxmlformats.org/drawingml/2006/main">
+              <a:graphicData uri="http://schemas.openxmlformats.org/drawingml/2006/picture">
+                <pic:pic xmlns:pic="http://schemas.openxmlformats.org/drawingml/2006/picture">
+                  <pic:nvPicPr>
+                    <pic:cNvPr id="1" name=""/>
+                    <pic:cNvPicPr/>
+                  </pic:nvPicPr>
+                  <pic:blipFill>
+                    <a:blip r:embed="rId22"/>
+                    <a:stretch>
+                      <a:fillRect/>
+                    </a:stretch>
+                  </pic:blipFill>
+                  <pic:spPr>
+                    <a:xfrm>
+                      <a:off x="0" y="0"/>
+                      <a:ext cx="5304762" cy="6019048"/>
+                    </a:xfrm>
+                    <a:prstGeom prst="rect">
+                      <a:avLst/>
+                    </a:prstGeom>
+                  </pic:spPr>
+                </pic:pic>
+              </a:graphicData>
+            </a:graphic>
+          </wp:inline>
+        </w:drawing>
+      </w:r>
+    </w:p>
+    <w:p>
+      <w:pPr>
+        <w:widowControl/>
+        <w:suppressAutoHyphens w:val="0"/>
+        <w:spacing w:line="360" w:lineRule="auto"/>
+        <w:jc w:val="center"/>
+        <w:rPr>
+          <w:rFonts w:ascii="Times New Roman" w:hAnsi="Times New Roman" w:cs="Times New Roman"/>
+          <w:b/>
+          <w:sz w:val="28"/>
+          <w:szCs w:val="28"/>
+        </w:rPr>
+      </w:pPr>
+      <w:r>
+        <w:rPr>
+          <w:rFonts w:ascii="Times New Roman" w:hAnsi="Times New Roman" w:cs="Times New Roman"/>
+          <w:b/>
+          <w:sz w:val="28"/>
+          <w:szCs w:val="28"/>
+        </w:rPr>
+        <w:t>Рисунок 1</w:t>
+      </w:r>
+      <w:r>
+        <w:rPr>
+          <w:rFonts w:ascii="Times New Roman" w:hAnsi="Times New Roman" w:cs="Times New Roman"/>
+          <w:b/>
+          <w:sz w:val="28"/>
+          <w:szCs w:val="28"/>
+        </w:rPr>
+        <w:t>5</w:t>
+      </w:r>
+      <w:r>
+        <w:rPr>
+          <w:rFonts w:ascii="Times New Roman" w:hAnsi="Times New Roman" w:cs="Times New Roman"/>
+          <w:b/>
+          <w:sz w:val="28"/>
+          <w:szCs w:val="28"/>
+        </w:rPr>
+        <w:t xml:space="preserve"> - Процессно-событийная диаграмма подпроцесса «</w:t>
+      </w:r>
+      <w:r>
+        <w:rPr>
+          <w:rFonts w:ascii="Times New Roman" w:hAnsi="Times New Roman" w:cs="Times New Roman"/>
+          <w:b/>
+          <w:sz w:val="28"/>
+          <w:szCs w:val="28"/>
+        </w:rPr>
+        <w:t>Контроль выполнения доставки</w:t>
+      </w:r>
+      <w:r>
+        <w:rPr>
+          <w:rFonts w:ascii="Times New Roman" w:hAnsi="Times New Roman" w:cs="Times New Roman"/>
+          <w:b/>
+          <w:sz w:val="28"/>
+          <w:szCs w:val="28"/>
+        </w:rPr>
+        <w:t>»</w:t>
+      </w:r>
+    </w:p>
+    <w:p>
+      <w:pPr>
+        <w:widowControl/>
+        <w:suppressAutoHyphens w:val="0"/>
+        <w:spacing w:line="360" w:lineRule="auto"/>
+        <w:jc w:val="center"/>
+        <w:rPr>
+          <w:rFonts w:ascii="Times New Roman" w:hAnsi="Times New Roman" w:cs="Times New Roman"/>
+          <w:b/>
+          <w:sz w:val="28"/>
+          <w:szCs w:val="28"/>
+        </w:rPr>
+      </w:pPr>
+      <w:r>
+        <w:rPr>
+          <w:noProof/>
+        </w:rPr>
+        <w:lastRenderedPageBreak/>
+        <w:drawing>
+          <wp:inline distT="0" distB="0" distL="0" distR="0" wp14:anchorId="7A77C8B8" wp14:editId="0C7B9497">
+            <wp:extent cx="5940425" cy="5223510"/>
+            <wp:effectExtent l="0" t="0" r="3175" b="0"/>
+            <wp:docPr id="29" name="Рисунок 29"/>
+            <wp:cNvGraphicFramePr>
+              <a:graphicFrameLocks xmlns:a="http://schemas.openxmlformats.org/drawingml/2006/main" noChangeAspect="1"/>
+            </wp:cNvGraphicFramePr>
+            <a:graphic xmlns:a="http://schemas.openxmlformats.org/drawingml/2006/main">
+              <a:graphicData uri="http://schemas.openxmlformats.org/drawingml/2006/picture">
+                <pic:pic xmlns:pic="http://schemas.openxmlformats.org/drawingml/2006/picture">
+                  <pic:nvPicPr>
+                    <pic:cNvPr id="1" name=""/>
+                    <pic:cNvPicPr/>
+                  </pic:nvPicPr>
+                  <pic:blipFill>
+                    <a:blip r:embed="rId23"/>
+                    <a:stretch>
+                      <a:fillRect/>
+                    </a:stretch>
+                  </pic:blipFill>
+                  <pic:spPr>
+                    <a:xfrm>
+                      <a:off x="0" y="0"/>
+                      <a:ext cx="5940425" cy="5223510"/>
+                    </a:xfrm>
+                    <a:prstGeom prst="rect">
+                      <a:avLst/>
+                    </a:prstGeom>
+                  </pic:spPr>
+                </pic:pic>
+              </a:graphicData>
+            </a:graphic>
+          </wp:inline>
+        </w:drawing>
+      </w:r>
+    </w:p>
+    <w:p>
+      <w:pPr>
+        <w:widowControl/>
+        <w:suppressAutoHyphens w:val="0"/>
+        <w:spacing w:line="360" w:lineRule="auto"/>
+        <w:jc w:val="center"/>
+        <w:rPr>
+          <w:rFonts w:ascii="Times New Roman" w:hAnsi="Times New Roman" w:cs="Times New Roman"/>
+          <w:b/>
+          <w:sz w:val="28"/>
+          <w:szCs w:val="28"/>
+        </w:rPr>
+      </w:pPr>
+      <w:r>
+        <w:rPr>
+          <w:rFonts w:ascii="Times New Roman" w:hAnsi="Times New Roman" w:cs="Times New Roman"/>
+          <w:b/>
+          <w:sz w:val="28"/>
+          <w:szCs w:val="28"/>
+        </w:rPr>
+        <w:t>Рисунок 1</w:t>
+      </w:r>
+      <w:r>
+        <w:rPr>
+          <w:rFonts w:ascii="Times New Roman" w:hAnsi="Times New Roman" w:cs="Times New Roman"/>
+          <w:b/>
+          <w:sz w:val="28"/>
+          <w:szCs w:val="28"/>
+        </w:rPr>
+        <w:t>6</w:t>
+      </w:r>
+      <w:r>
+        <w:rPr>
+          <w:rFonts w:ascii="Times New Roman" w:hAnsi="Times New Roman" w:cs="Times New Roman"/>
+          <w:b/>
+          <w:sz w:val="28"/>
+          <w:szCs w:val="28"/>
+        </w:rPr>
+        <w:t xml:space="preserve"> - Процессно-событийная диаграмма подпроцесса «</w:t>
+      </w:r>
+      <w:r>
+        <w:rPr>
+          <w:rFonts w:ascii="Times New Roman" w:hAnsi="Times New Roman" w:cs="Times New Roman"/>
+          <w:b/>
+          <w:sz w:val="28"/>
+          <w:szCs w:val="28"/>
+        </w:rPr>
+        <w:t>Завершить обработку заказа</w:t>
+      </w:r>
+      <w:r>
+        <w:rPr>
+          <w:rFonts w:ascii="Times New Roman" w:hAnsi="Times New Roman" w:cs="Times New Roman"/>
+          <w:b/>
+          <w:sz w:val="28"/>
+          <w:szCs w:val="28"/>
+        </w:rPr>
+        <w:t>»</w:t>
+      </w:r>
+    </w:p>
+    <w:p>
+      <w:pPr>
+        <w:widowControl/>
+        <w:suppressAutoHyphens w:val="0"/>
+        <w:spacing w:line="360" w:lineRule="auto"/>
+        <w:jc w:val="center"/>
+        <w:rPr>
+          <w:rFonts w:ascii="Times New Roman" w:hAnsi="Times New Roman" w:cs="Times New Roman"/>
+          <w:b/>
+          <w:sz w:val="28"/>
+          <w:szCs w:val="28"/>
+        </w:rPr>
+      </w:pPr>
+    </w:p>
+    <w:p>
+      <w:pPr>
+        <w:widowControl/>
+        <w:suppressAutoHyphens w:val="0"/>
+        <w:spacing w:line="360" w:lineRule="auto"/>
+        <w:jc w:val="center"/>
+        <w:rPr>
+          <w:rFonts w:ascii="Times New Roman" w:hAnsi="Times New Roman" w:cs="Times New Roman"/>
+          <w:b/>
+          <w:sz w:val="28"/>
+          <w:szCs w:val="28"/>
+        </w:rPr>
+      </w:pPr>
+    </w:p>
+    <w:p>
+      <w:pPr>
+        <w:widowControl/>
+        <w:suppressAutoHyphens w:val="0"/>
+        <w:spacing w:after="160" w:line="259" w:lineRule="auto"/>
+        <w:rPr>
+          <w:rFonts w:ascii="Times New Roman" w:hAnsi="Times New Roman" w:cs="Times New Roman"/>
+          <w:b/>
+          <w:sz w:val="28"/>
+          <w:szCs w:val="28"/>
+        </w:rPr>
+      </w:pPr>
+      <w:r>
+        <w:rPr>
+          <w:rFonts w:ascii="Times New Roman" w:hAnsi="Times New Roman" w:cs="Times New Roman"/>
+          <w:b/>
+          <w:sz w:val="28"/>
+          <w:szCs w:val="28"/>
+        </w:rPr>
+        <w:br w:type="page"/>
+      </w:r>
+    </w:p>
+    <w:p>
+      <w:pPr>
+        <w:widowControl/>
+        <w:suppressAutoHyphens w:val="0"/>
+        <w:spacing w:line="360" w:lineRule="auto"/>
+        <w:ind w:firstLine="709"/>
+        <w:jc w:val="both"/>
+        <w:rPr>
+          <w:rFonts w:ascii="Times New Roman" w:hAnsi="Times New Roman" w:cs="Times New Roman"/>
+          <w:b/>
+          <w:sz w:val="28"/>
+          <w:szCs w:val="28"/>
+        </w:rPr>
+      </w:pPr>
+      <w:r>
+        <w:rPr>
+          <w:rFonts w:ascii="Times New Roman" w:hAnsi="Times New Roman" w:cs="Times New Roman"/>
+          <w:b/>
+          <w:sz w:val="28"/>
+          <w:szCs w:val="28"/>
+        </w:rPr>
+        <w:lastRenderedPageBreak/>
+        <w:t>В) П</w:t>
+      </w:r>
+      <w:r>
+        <w:rPr>
+          <w:rFonts w:ascii="Times New Roman" w:hAnsi="Times New Roman" w:cs="Times New Roman"/>
+          <w:b/>
+          <w:sz w:val="28"/>
+          <w:szCs w:val="28"/>
+        </w:rPr>
+        <w:t>роцесс «Прием на работу сотрудника»</w:t>
+      </w:r>
+    </w:p>
+    <w:p>
+      <w:pPr>
+        <w:widowControl/>
+        <w:suppressAutoHyphens w:val="0"/>
+        <w:spacing w:line="360" w:lineRule="auto"/>
+        <w:ind w:firstLine="709"/>
+        <w:rPr>
+          <w:rFonts w:ascii="Times New Roman" w:hAnsi="Times New Roman" w:cs="Times New Roman"/>
+          <w:b/>
+          <w:sz w:val="28"/>
+          <w:szCs w:val="28"/>
+        </w:rPr>
+      </w:pPr>
+      <w:r>
+        <w:rPr>
+          <w:rFonts w:ascii="Times New Roman" w:hAnsi="Times New Roman" w:cs="Times New Roman"/>
+          <w:b/>
+          <w:sz w:val="28"/>
+          <w:szCs w:val="28"/>
+        </w:rPr>
+        <w:t xml:space="preserve">1) В </w:t>
+      </w:r>
+      <w:r>
+        <w:rPr>
+          <w:rFonts w:ascii="Times New Roman" w:hAnsi="Times New Roman" w:cs="Times New Roman"/>
+          <w:b/>
+          <w:sz w:val="28"/>
+          <w:szCs w:val="28"/>
+        </w:rPr>
+        <w:t>виде</w:t>
+      </w:r>
+      <w:r>
+        <w:rPr>
+          <w:rFonts w:ascii="Times New Roman" w:hAnsi="Times New Roman" w:cs="Times New Roman"/>
+          <w:b/>
+          <w:sz w:val="28"/>
+          <w:szCs w:val="28"/>
+        </w:rPr>
+        <w:t xml:space="preserve"> ф</w:t>
+      </w:r>
+      <w:r>
+        <w:rPr>
+          <w:rFonts w:ascii="Times New Roman" w:hAnsi="Times New Roman" w:cs="Times New Roman"/>
+          <w:b/>
+          <w:sz w:val="28"/>
+          <w:szCs w:val="28"/>
+        </w:rPr>
+        <w:t>ункциональной</w:t>
+      </w:r>
+      <w:r>
+        <w:rPr>
+          <w:rFonts w:ascii="Times New Roman" w:hAnsi="Times New Roman" w:cs="Times New Roman"/>
+          <w:b/>
+          <w:sz w:val="28"/>
+          <w:szCs w:val="28"/>
+        </w:rPr>
+        <w:t xml:space="preserve"> </w:t>
+      </w:r>
+      <w:r>
+        <w:rPr>
+          <w:rFonts w:ascii="Times New Roman" w:hAnsi="Times New Roman" w:cs="Times New Roman"/>
+          <w:b/>
+          <w:sz w:val="28"/>
+          <w:szCs w:val="28"/>
+        </w:rPr>
+        <w:t>диаграммы</w:t>
+      </w:r>
+      <w:r>
+        <w:rPr>
+          <w:rFonts w:ascii="Times New Roman" w:hAnsi="Times New Roman" w:cs="Times New Roman"/>
+          <w:b/>
+          <w:sz w:val="28"/>
+          <w:szCs w:val="28"/>
+        </w:rPr>
+        <w:t xml:space="preserve"> в нотации </w:t>
+      </w:r>
+      <w:r>
+        <w:rPr>
+          <w:rFonts w:ascii="Times New Roman" w:hAnsi="Times New Roman" w:cs="Times New Roman"/>
+          <w:b/>
+          <w:sz w:val="28"/>
+          <w:szCs w:val="28"/>
+          <w:lang w:val="en-US"/>
+        </w:rPr>
+        <w:t>IDEF</w:t>
+      </w:r>
+      <w:r>
+        <w:rPr>
+          <w:rFonts w:ascii="Times New Roman" w:hAnsi="Times New Roman" w:cs="Times New Roman"/>
+          <w:b/>
+          <w:sz w:val="28"/>
+          <w:szCs w:val="28"/>
+        </w:rPr>
+        <w:t>0:</w:t>
+      </w:r>
+    </w:p>
+    <w:p>
+      <w:pPr>
+        <w:widowControl/>
+        <w:suppressAutoHyphens w:val="0"/>
+        <w:spacing w:line="360" w:lineRule="auto"/>
+        <w:jc w:val="center"/>
+        <w:rPr>
+          <w:rFonts w:ascii="Times New Roman" w:hAnsi="Times New Roman" w:cs="Times New Roman"/>
+          <w:b/>
+          <w:sz w:val="28"/>
+          <w:szCs w:val="28"/>
+        </w:rPr>
+      </w:pPr>
+      <w:r>
+        <w:rPr>
+          <w:rFonts w:ascii="Times New Roman" w:hAnsi="Times New Roman" w:cs="Times New Roman"/>
+          <w:b/>
+          <w:noProof/>
+          <w:sz w:val="28"/>
+          <w:szCs w:val="28"/>
+        </w:rPr>
+        <w:drawing>
+          <wp:inline distT="0" distB="0" distL="0" distR="0" wp14:anchorId="3ABFCBF9" wp14:editId="76EBA2F2">
+            <wp:extent cx="5929630" cy="4107815"/>
+            <wp:effectExtent l="0" t="0" r="0" b="6985"/>
+            <wp:docPr id="39" name="Рисунок 39"/>
+            <wp:cNvGraphicFramePr>
+              <a:graphicFrameLocks xmlns:a="http://schemas.openxmlformats.org/drawingml/2006/main" noChangeAspect="1"/>
+            </wp:cNvGraphicFramePr>
+            <a:graphic xmlns:a="http://schemas.openxmlformats.org/drawingml/2006/main">
+              <a:graphicData uri="http://schemas.openxmlformats.org/drawingml/2006/picture">
+                <pic:pic xmlns:pic="http://schemas.openxmlformats.org/drawingml/2006/picture">
+                  <pic:nvPicPr>
+                    <pic:cNvPr id="0" name="Picture 8"/>
                     <pic:cNvPicPr>
                       <a:picLocks noChangeAspect="1" noChangeArrowheads="1"/>
                     </pic:cNvPicPr>
                   </pic:nvPicPr>
                   <pic:blipFill>
-                    <a:blip r:embed="rId18" cstate="print">
+                    <a:blip r:embed="rId24" cstate="print">
                       <a:extLst>
                         <a:ext uri="{28A0092B-C50C-407E-A947-70E740481C1C}">
                           <a14:useLocalDpi xmlns:a14="http://schemas.microsoft.com/office/drawing/2010/main" val="0"/>
@@ -4053,7 +4707,7 @@
                   <pic:spPr bwMode="auto">
                     <a:xfrm>
                       <a:off x="0" y="0"/>
-                      <a:ext cx="5925820" cy="4103370"/>
+                      <a:ext cx="5929630" cy="4107815"/>
                     </a:xfrm>
                     <a:prstGeom prst="rect">
                       <a:avLst/>
@@ -4090,61 +4744,7 @@
           <w:sz w:val="28"/>
           <w:szCs w:val="28"/>
         </w:rPr>
-        <w:t>Рисунок 1</w:t>
-      </w:r>
-      <w:r>
-        <w:rPr>
-          <w:rFonts w:ascii="Times New Roman" w:hAnsi="Times New Roman" w:cs="Times New Roman"/>
-          <w:b/>
-          <w:sz w:val="28"/>
-          <w:szCs w:val="28"/>
-        </w:rPr>
-        <w:t>3</w:t>
-      </w:r>
-      <w:r>
-        <w:rPr>
-          <w:rFonts w:ascii="Times New Roman" w:hAnsi="Times New Roman" w:cs="Times New Roman"/>
-          <w:b/>
-          <w:sz w:val="28"/>
-          <w:szCs w:val="28"/>
-        </w:rPr>
-        <w:t xml:space="preserve"> –</w:t>
-      </w:r>
-      <w:r>
-        <w:rPr>
-          <w:rFonts w:ascii="Times New Roman" w:hAnsi="Times New Roman" w:cs="Times New Roman"/>
-          <w:b/>
-          <w:sz w:val="28"/>
-          <w:szCs w:val="28"/>
-        </w:rPr>
-        <w:t xml:space="preserve">Декомпозиция контекстной </w:t>
-      </w:r>
-      <w:r>
-        <w:rPr>
-          <w:rFonts w:ascii="Times New Roman" w:hAnsi="Times New Roman" w:cs="Times New Roman"/>
-          <w:b/>
-          <w:sz w:val="28"/>
-          <w:szCs w:val="28"/>
-        </w:rPr>
-        <w:t>диаграмм</w:t>
-      </w:r>
-      <w:r>
-        <w:rPr>
-          <w:rFonts w:ascii="Times New Roman" w:hAnsi="Times New Roman" w:cs="Times New Roman"/>
-          <w:b/>
-          <w:sz w:val="28"/>
-          <w:szCs w:val="28"/>
-        </w:rPr>
-        <w:t xml:space="preserve">ы </w:t>
-      </w:r>
-      <w:r>
-        <w:rPr>
-          <w:rFonts w:ascii="Times New Roman" w:hAnsi="Times New Roman" w:cs="Times New Roman"/>
-          <w:b/>
-          <w:sz w:val="28"/>
-          <w:szCs w:val="28"/>
-        </w:rPr>
-        <w:t xml:space="preserve">процесса «Прием на работу сотрудника» в нотации </w:t>
+        <w:t xml:space="preserve">Рисунок 12 – Контекстная диаграмма процесса «Прием на работу сотрудника» в нотации </w:t>
       </w:r>
       <w:r>
         <w:rPr>
@@ -4171,6 +4771,278 @@
         <w:widowControl/>
         <w:suppressAutoHyphens w:val="0"/>
         <w:spacing w:line="360" w:lineRule="auto"/>
+        <w:jc w:val="center"/>
+        <w:rPr>
+          <w:rFonts w:ascii="Times New Roman" w:hAnsi="Times New Roman" w:cs="Times New Roman"/>
+          <w:b/>
+          <w:sz w:val="28"/>
+          <w:szCs w:val="28"/>
+        </w:rPr>
+      </w:pPr>
+      <w:r>
+        <w:rPr>
+          <w:rFonts w:ascii="Times New Roman" w:hAnsi="Times New Roman" w:cs="Times New Roman"/>
+          <w:b/>
+          <w:noProof/>
+          <w:sz w:val="28"/>
+          <w:szCs w:val="28"/>
+        </w:rPr>
+        <w:lastRenderedPageBreak/>
+        <w:drawing>
+          <wp:inline distT="0" distB="0" distL="0" distR="0" wp14:anchorId="5C4BE9E9" wp14:editId="6D14DAF3">
+            <wp:extent cx="5687291" cy="3939932"/>
+            <wp:effectExtent l="0" t="0" r="8890" b="3810"/>
+            <wp:docPr id="37" name="Рисунок 37"/>
+            <wp:cNvGraphicFramePr>
+              <a:graphicFrameLocks xmlns:a="http://schemas.openxmlformats.org/drawingml/2006/main" noChangeAspect="1"/>
+            </wp:cNvGraphicFramePr>
+            <a:graphic xmlns:a="http://schemas.openxmlformats.org/drawingml/2006/main">
+              <a:graphicData uri="http://schemas.openxmlformats.org/drawingml/2006/picture">
+                <pic:pic xmlns:pic="http://schemas.openxmlformats.org/drawingml/2006/picture">
+                  <pic:nvPicPr>
+                    <pic:cNvPr id="0" name="Picture 6"/>
+                    <pic:cNvPicPr>
+                      <a:picLocks noChangeAspect="1" noChangeArrowheads="1"/>
+                    </pic:cNvPicPr>
+                  </pic:nvPicPr>
+                  <pic:blipFill>
+                    <a:blip r:embed="rId25" cstate="print">
+                      <a:extLst>
+                        <a:ext uri="{28A0092B-C50C-407E-A947-70E740481C1C}">
+                          <a14:useLocalDpi xmlns:a14="http://schemas.microsoft.com/office/drawing/2010/main" val="0"/>
+                        </a:ext>
+                      </a:extLst>
+                    </a:blip>
+                    <a:srcRect/>
+                    <a:stretch>
+                      <a:fillRect/>
+                    </a:stretch>
+                  </pic:blipFill>
+                  <pic:spPr bwMode="auto">
+                    <a:xfrm>
+                      <a:off x="0" y="0"/>
+                      <a:ext cx="5692465" cy="3943516"/>
+                    </a:xfrm>
+                    <a:prstGeom prst="rect">
+                      <a:avLst/>
+                    </a:prstGeom>
+                    <a:noFill/>
+                    <a:ln>
+                      <a:noFill/>
+                    </a:ln>
+                  </pic:spPr>
+                </pic:pic>
+              </a:graphicData>
+            </a:graphic>
+          </wp:inline>
+        </w:drawing>
+      </w:r>
+    </w:p>
+    <w:p>
+      <w:pPr>
+        <w:widowControl/>
+        <w:suppressAutoHyphens w:val="0"/>
+        <w:spacing w:line="360" w:lineRule="auto"/>
+        <w:jc w:val="center"/>
+        <w:rPr>
+          <w:rFonts w:ascii="Times New Roman" w:hAnsi="Times New Roman" w:cs="Times New Roman"/>
+          <w:b/>
+          <w:sz w:val="28"/>
+          <w:szCs w:val="28"/>
+        </w:rPr>
+      </w:pPr>
+      <w:r>
+        <w:rPr>
+          <w:rFonts w:ascii="Times New Roman" w:hAnsi="Times New Roman" w:cs="Times New Roman"/>
+          <w:b/>
+          <w:sz w:val="28"/>
+          <w:szCs w:val="28"/>
+        </w:rPr>
+        <w:t xml:space="preserve">Рисунок 13 –Декомпозиция контекстной диаграммы процесса «Прием на работу сотрудника» в нотации </w:t>
+      </w:r>
+      <w:r>
+        <w:rPr>
+          <w:rFonts w:ascii="Times New Roman" w:hAnsi="Times New Roman" w:cs="Times New Roman"/>
+          <w:b/>
+          <w:sz w:val="28"/>
+          <w:szCs w:val="28"/>
+          <w:lang w:val="en-US"/>
+        </w:rPr>
+        <w:t>IDEF</w:t>
+      </w:r>
+      <w:r>
+        <w:rPr>
+          <w:rFonts w:ascii="Times New Roman" w:hAnsi="Times New Roman" w:cs="Times New Roman"/>
+          <w:b/>
+          <w:sz w:val="28"/>
+          <w:szCs w:val="28"/>
+        </w:rPr>
+        <w:t>0</w:t>
+      </w:r>
+    </w:p>
+    <w:p>
+      <w:pPr>
+        <w:widowControl/>
+        <w:suppressAutoHyphens w:val="0"/>
+        <w:spacing w:line="360" w:lineRule="auto"/>
+        <w:jc w:val="center"/>
+        <w:rPr>
+          <w:rFonts w:ascii="Times New Roman" w:hAnsi="Times New Roman" w:cs="Times New Roman"/>
+          <w:b/>
+          <w:sz w:val="28"/>
+          <w:szCs w:val="28"/>
+        </w:rPr>
+      </w:pPr>
+      <w:r>
+        <w:rPr>
+          <w:rFonts w:ascii="Times New Roman" w:hAnsi="Times New Roman" w:cs="Times New Roman"/>
+          <w:b/>
+          <w:noProof/>
+          <w:sz w:val="28"/>
+          <w:szCs w:val="28"/>
+        </w:rPr>
+        <w:drawing>
+          <wp:inline distT="0" distB="0" distL="0" distR="0" wp14:anchorId="13DF7C01" wp14:editId="72C82173">
+            <wp:extent cx="5679726" cy="3934691"/>
+            <wp:effectExtent l="0" t="0" r="0" b="8890"/>
+            <wp:docPr id="38" name="Рисунок 38"/>
+            <wp:cNvGraphicFramePr>
+              <a:graphicFrameLocks xmlns:a="http://schemas.openxmlformats.org/drawingml/2006/main" noChangeAspect="1"/>
+            </wp:cNvGraphicFramePr>
+            <a:graphic xmlns:a="http://schemas.openxmlformats.org/drawingml/2006/main">
+              <a:graphicData uri="http://schemas.openxmlformats.org/drawingml/2006/picture">
+                <pic:pic xmlns:pic="http://schemas.openxmlformats.org/drawingml/2006/picture">
+                  <pic:nvPicPr>
+                    <pic:cNvPr id="0" name="Picture 7"/>
+                    <pic:cNvPicPr>
+                      <a:picLocks noChangeAspect="1" noChangeArrowheads="1"/>
+                    </pic:cNvPicPr>
+                  </pic:nvPicPr>
+                  <pic:blipFill>
+                    <a:blip r:embed="rId26" cstate="print">
+                      <a:extLst>
+                        <a:ext uri="{28A0092B-C50C-407E-A947-70E740481C1C}">
+                          <a14:useLocalDpi xmlns:a14="http://schemas.microsoft.com/office/drawing/2010/main" val="0"/>
+                        </a:ext>
+                      </a:extLst>
+                    </a:blip>
+                    <a:srcRect/>
+                    <a:stretch>
+                      <a:fillRect/>
+                    </a:stretch>
+                  </pic:blipFill>
+                  <pic:spPr bwMode="auto">
+                    <a:xfrm>
+                      <a:off x="0" y="0"/>
+                      <a:ext cx="5684737" cy="3938162"/>
+                    </a:xfrm>
+                    <a:prstGeom prst="rect">
+                      <a:avLst/>
+                    </a:prstGeom>
+                    <a:noFill/>
+                    <a:ln>
+                      <a:noFill/>
+                    </a:ln>
+                  </pic:spPr>
+                </pic:pic>
+              </a:graphicData>
+            </a:graphic>
+          </wp:inline>
+        </w:drawing>
+      </w:r>
+    </w:p>
+    <w:p>
+      <w:pPr>
+        <w:widowControl/>
+        <w:suppressAutoHyphens w:val="0"/>
+        <w:spacing w:line="360" w:lineRule="auto"/>
+        <w:jc w:val="center"/>
+        <w:rPr>
+          <w:rFonts w:ascii="Times New Roman" w:hAnsi="Times New Roman" w:cs="Times New Roman"/>
+          <w:b/>
+          <w:sz w:val="28"/>
+          <w:szCs w:val="28"/>
+        </w:rPr>
+      </w:pPr>
+      <w:r>
+        <w:rPr>
+          <w:rFonts w:ascii="Times New Roman" w:hAnsi="Times New Roman" w:cs="Times New Roman"/>
+          <w:b/>
+          <w:sz w:val="28"/>
+          <w:szCs w:val="28"/>
+        </w:rPr>
+        <w:t xml:space="preserve">Рисунок - </w:t>
+      </w:r>
+      <w:r>
+        <w:rPr>
+          <w:rFonts w:ascii="Times New Roman" w:hAnsi="Times New Roman" w:cs="Times New Roman"/>
+          <w:b/>
+          <w:sz w:val="28"/>
+          <w:szCs w:val="28"/>
+        </w:rPr>
+        <w:t xml:space="preserve">Декомпозиция </w:t>
+      </w:r>
+      <w:r>
+        <w:rPr>
+          <w:rFonts w:ascii="Times New Roman" w:hAnsi="Times New Roman" w:cs="Times New Roman"/>
+          <w:b/>
+          <w:sz w:val="28"/>
+          <w:szCs w:val="28"/>
+        </w:rPr>
+        <w:t>под</w:t>
+      </w:r>
+      <w:r>
+        <w:rPr>
+          <w:rFonts w:ascii="Times New Roman" w:hAnsi="Times New Roman" w:cs="Times New Roman"/>
+          <w:b/>
+          <w:sz w:val="28"/>
+          <w:szCs w:val="28"/>
+        </w:rPr>
+        <w:t>процесса «</w:t>
+      </w:r>
+      <w:r>
+        <w:rPr>
+          <w:rFonts w:ascii="Times New Roman" w:hAnsi="Times New Roman" w:cs="Times New Roman"/>
+          <w:b/>
+          <w:sz w:val="28"/>
+          <w:szCs w:val="28"/>
+        </w:rPr>
+        <w:t>Принятие решения по кандидату, на основе собеседования</w:t>
+      </w:r>
+      <w:r>
+        <w:rPr>
+          <w:rFonts w:ascii="Times New Roman" w:hAnsi="Times New Roman" w:cs="Times New Roman"/>
+          <w:b/>
+          <w:sz w:val="28"/>
+          <w:szCs w:val="28"/>
+        </w:rPr>
+        <w:t xml:space="preserve">» в нотации </w:t>
+      </w:r>
+      <w:r>
+        <w:rPr>
+          <w:rFonts w:ascii="Times New Roman" w:hAnsi="Times New Roman" w:cs="Times New Roman"/>
+          <w:b/>
+          <w:sz w:val="28"/>
+          <w:szCs w:val="28"/>
+          <w:lang w:val="en-US"/>
+        </w:rPr>
+        <w:t>IDEF</w:t>
+      </w:r>
+      <w:r>
+        <w:rPr>
+          <w:rFonts w:ascii="Times New Roman" w:hAnsi="Times New Roman" w:cs="Times New Roman"/>
+          <w:b/>
+          <w:sz w:val="28"/>
+          <w:szCs w:val="28"/>
+        </w:rPr>
+        <w:t>0</w:t>
+      </w:r>
+    </w:p>
+    <w:p>
+      <w:pPr>
+        <w:widowControl/>
+        <w:suppressAutoHyphens w:val="0"/>
+        <w:spacing w:line="360" w:lineRule="auto"/>
         <w:ind w:firstLine="709"/>
         <w:rPr>
           <w:rFonts w:ascii="Times New Roman" w:hAnsi="Times New Roman" w:cs="Times New Roman"/>
@@ -4186,6 +5058,7 @@
           <w:sz w:val="28"/>
           <w:szCs w:val="28"/>
         </w:rPr>
+        <w:lastRenderedPageBreak/>
         <w:t xml:space="preserve">2) В виде модели в нотации </w:t>
       </w:r>
       <w:r>
@@ -4247,7 +5120,7 @@
                     </pic:cNvPicPr>
                   </pic:nvPicPr>
                   <pic:blipFill rotWithShape="1">
-                    <a:blip r:embed="rId19" cstate="print">
+                    <a:blip r:embed="rId27" cstate="print">
                       <a:extLst>
                         <a:ext uri="{28A0092B-C50C-407E-A947-70E740481C1C}">
                           <a14:useLocalDpi xmlns:a14="http://schemas.microsoft.com/office/drawing/2010/main" val="0"/>
@@ -4345,7 +5218,6 @@
           <w:sz w:val="28"/>
           <w:szCs w:val="28"/>
         </w:rPr>
-        <w:lastRenderedPageBreak/>
         <w:drawing>
           <wp:inline distT="0" distB="0" distL="0" distR="0" wp14:anchorId="23E08555" wp14:editId="6468BA35">
             <wp:extent cx="5654675" cy="4636477"/>
@@ -4364,7 +5236,7 @@
                     </pic:cNvPicPr>
                   </pic:nvPicPr>
                   <pic:blipFill rotWithShape="1">
-                    <a:blip r:embed="rId20" cstate="print">
+                    <a:blip r:embed="rId28" cstate="print">
                       <a:extLst>
                         <a:ext uri="{28A0092B-C50C-407E-A947-70E740481C1C}">
                           <a14:useLocalDpi xmlns:a14="http://schemas.microsoft.com/office/drawing/2010/main" val="0"/>
@@ -4490,7 +5362,7 @@
                     </pic:cNvPicPr>
                   </pic:nvPicPr>
                   <pic:blipFill rotWithShape="1">
-                    <a:blip r:embed="rId20" cstate="print">
+                    <a:blip r:embed="rId28" cstate="print">
                       <a:extLst>
                         <a:ext uri="{28A0092B-C50C-407E-A947-70E740481C1C}">
                           <a14:useLocalDpi xmlns:a14="http://schemas.microsoft.com/office/drawing/2010/main" val="0"/>
@@ -4545,25 +5417,7 @@
           <w:sz w:val="28"/>
           <w:szCs w:val="28"/>
         </w:rPr>
-        <w:t>Рисунок 1</w:t>
-      </w:r>
-      <w:r>
-        <w:rPr>
-          <w:rFonts w:ascii="Times New Roman" w:hAnsi="Times New Roman" w:cs="Times New Roman"/>
-          <w:b/>
-          <w:sz w:val="28"/>
-          <w:szCs w:val="28"/>
-        </w:rPr>
-        <w:t>6</w:t>
-      </w:r>
-      <w:r>
-        <w:rPr>
-          <w:rFonts w:ascii="Times New Roman" w:hAnsi="Times New Roman" w:cs="Times New Roman"/>
-          <w:b/>
-          <w:sz w:val="28"/>
-          <w:szCs w:val="28"/>
-        </w:rPr>
-        <w:t xml:space="preserve"> – Модель процесса «Прием на работу сотрудника» в нотации </w:t>
+        <w:t xml:space="preserve">Рисунок 16 – Модель процесса «Прием на работу сотрудника» в нотации </w:t>
       </w:r>
       <w:r>
         <w:rPr>
@@ -4591,16 +5445,7 @@
           <w:sz w:val="28"/>
           <w:szCs w:val="28"/>
         </w:rPr>
-        <w:t xml:space="preserve">часть </w:t>
-      </w:r>
-      <w:r>
-        <w:rPr>
-          <w:rFonts w:ascii="Times New Roman" w:hAnsi="Times New Roman" w:cs="Times New Roman"/>
-          <w:b/>
-          <w:sz w:val="28"/>
-          <w:szCs w:val="28"/>
-        </w:rPr>
-        <w:t>2</w:t>
+        <w:t>часть 2</w:t>
       </w:r>
     </w:p>
     <w:p>
@@ -4729,7 +5574,7 @@
         </w:rPr>
         <w:t xml:space="preserve">Рочев, К. В. Информационные технологии. Анализ и проектирование информационных систем : учебное пособие для вузов / К. В. Рочев. — 3-е изд., стер. — Санкт-Петербург : Лань, 2022. — 128 с. — ISBN 978-5-507-44339-0. — Текст : электронный // Лань : электронно-библиотечная система. — URL: </w:t>
       </w:r>
-      <w:hyperlink r:id="rId21" w:tgtFrame="_new" w:history="1">
+      <w:hyperlink r:id="rId29" w:tgtFrame="_new" w:history="1">
         <w:r>
           <w:rPr>
             <w:rStyle w:val="aa"/>
@@ -4767,7 +5612,7 @@
         </w:rPr>
         <w:t xml:space="preserve">Одинцова, М. А. Предметно-ориентированные информационные системы. Практикум : учебное пособие / М. А. Одинцова. — Москва : РТУ МИРЭА, 2022. — 106 с. — Текст : электронный // Лань : электронно-библиотечная система. — URL: </w:t>
       </w:r>
-      <w:hyperlink r:id="rId22" w:tgtFrame="_new" w:history="1">
+      <w:hyperlink r:id="rId30" w:tgtFrame="_new" w:history="1">
         <w:r>
           <w:rPr>
             <w:rStyle w:val="aa"/>
@@ -4805,7 +5650,7 @@
         </w:rPr>
         <w:t xml:space="preserve">Одинцова, М. А. Информационные системы управления торговым предприятием : учебно-методическое пособие / М. А. Одинцова. — Москва : РТУ МИРЭА, 2020. — 61 с. — Текст : электронный // Лань : электронно-библиотечная система. — URL: </w:t>
       </w:r>
-      <w:hyperlink r:id="rId23" w:tgtFrame="_new" w:history="1">
+      <w:hyperlink r:id="rId31" w:tgtFrame="_new" w:history="1">
         <w:r>
           <w:rPr>
             <w:rStyle w:val="aa"/>
@@ -4843,7 +5688,7 @@
         </w:rPr>
         <w:t xml:space="preserve">Остроух, А. В. Проектирование информационных систем : монография / А. В. Остроух, Н. Е. Суркова. — 2-е изд., стер. — Санкт-Петербург : Лань, 2021. — 164 с. — ISBN 978-5-8114-8377-8. — Текст : электронный // Лань : электронно-библиотечная система. — URL: </w:t>
       </w:r>
-      <w:hyperlink r:id="rId24" w:tgtFrame="_new" w:history="1">
+      <w:hyperlink r:id="rId32" w:tgtFrame="_new" w:history="1">
         <w:r>
           <w:rPr>
             <w:rStyle w:val="aa"/>
@@ -4881,7 +5726,7 @@
         </w:rPr>
         <w:t xml:space="preserve">Остроух, А. В. Теория проектирования распределенных информационных систем : монография / А. В. Остроух, А. В. Помазанов. — Санкт-Петербург : Лань, 2022. — 96 с. — ISBN 978-5-8114-3417-6. — Текст : электронный // Лань : электронно-библиотечная система. — URL: </w:t>
       </w:r>
-      <w:hyperlink r:id="rId25" w:tgtFrame="_new" w:history="1">
+      <w:hyperlink r:id="rId33" w:tgtFrame="_new" w:history="1">
         <w:r>
           <w:rPr>
             <w:rStyle w:val="aa"/>
@@ -4919,7 +5764,7 @@
         </w:rPr>
         <w:t xml:space="preserve">Лентяева, Т. В. Информационный менеджмент : учебное пособие / Т. В. Лентяева, А. Д. Лагунова. — Москва : РТУ МИРЭА, 2021. — 128 с. — Текст : электронный // Лань : электронно-библиотечная система. — URL: </w:t>
       </w:r>
-      <w:hyperlink r:id="rId26" w:tgtFrame="_new" w:history="1">
+      <w:hyperlink r:id="rId34" w:tgtFrame="_new" w:history="1">
         <w:r>
           <w:rPr>
             <w:rStyle w:val="aa"/>
@@ -4957,7 +5802,7 @@
         </w:rPr>
         <w:t xml:space="preserve">Кириллина, Ю. В. Реинжиниринг бизнес-процессов : методические рекомендации / Ю. В. Кириллина. — Москва : РТУ МИРЭА, 2021. — 31 с. — Текст : электронный // Лань : электронно-библиотечная система. — URL: </w:t>
       </w:r>
-      <w:hyperlink r:id="rId27" w:tgtFrame="_new" w:history="1">
+      <w:hyperlink r:id="rId35" w:tgtFrame="_new" w:history="1">
         <w:r>
           <w:rPr>
             <w:rStyle w:val="aa"/>
@@ -4972,31 +5817,7 @@
         <w:rPr>
           <w:lang w:eastAsia="ru-RU" w:bidi="ru-RU"/>
         </w:rPr>
-        <w:t xml:space="preserve"> (дата обращения: </w:t>
-      </w:r>
-      <w:r>
-        <w:rPr>
-          <w:lang w:eastAsia="ru-RU" w:bidi="ru-RU"/>
-        </w:rPr>
-        <w:t>25</w:t>
-      </w:r>
-      <w:r>
-        <w:rPr>
-          <w:lang w:eastAsia="ru-RU" w:bidi="ru-RU"/>
-        </w:rPr>
-        <w:t>.0</w:t>
-      </w:r>
-      <w:r>
-        <w:rPr>
-          <w:lang w:eastAsia="ru-RU" w:bidi="ru-RU"/>
-        </w:rPr>
-        <w:t>2</w:t>
-      </w:r>
-      <w:r>
-        <w:rPr>
-          <w:lang w:eastAsia="ru-RU" w:bidi="ru-RU"/>
-        </w:rPr>
-        <w:t>.2025). — Режим доступа: для авториз. пользователей.</w:t>
+        <w:t xml:space="preserve"> (дата обращения: 25.02.2025). — Режим доступа: для авториз. пользователей.</w:t>
       </w:r>
     </w:p>
     <w:p>
@@ -7131,7 +7952,7 @@
   <w:style w:type="paragraph" w:default="1" w:styleId="a">
     <w:name w:val="Normal"/>
     <w:qFormat/>
-    <w:rsid w:val="005808D0"/>
+    <w:rsid w:val="002725EF"/>
     <w:pPr>
       <w:widowControl w:val="0"/>
       <w:suppressAutoHyphens/>
